--- a/docs/ChatGPT Upload Docs/Implementation Mapping.docx
+++ b/docs/ChatGPT Upload Docs/Implementation Mapping.docx
@@ -909,29 +909,88 @@
     </w:p>
     <w:p>
       <w:pPr>
-        <w:pStyle w:val="NormalWeb"/>
-        <w:spacing w:before="0" w:beforeAutospacing="0" w:after="0" w:afterAutospacing="0"/>
-        <w:rPr>
-          <w:rFonts w:ascii="Calibri" w:hAnsi="Calibri" w:cs="Calibri"/>
-          <w:sz w:val="22"/>
-          <w:szCs w:val="22"/>
-        </w:rPr>
-      </w:pPr>
-      <w:r>
-        <w:rPr>
-          <w:rFonts w:ascii="Calibri" w:hAnsi="Calibri" w:cs="Calibri"/>
-          <w:sz w:val="22"/>
-          <w:szCs w:val="22"/>
-        </w:rPr>
-        <w:t xml:space="preserve">The precise internal correlation structure shall be determined when the Orchestrator is implemented. </w:t>
-      </w:r>
-      <w:r>
-        <w:rPr>
-          <w:rFonts w:ascii="Calibri" w:hAnsi="Calibri" w:cs="Calibri"/>
-          <w:sz w:val="22"/>
-          <w:szCs w:val="22"/>
-        </w:rPr>
-        <w:t>Stage-specific records shall not duplicate upstream-owned fields merely to compensate for orchestration that has not yet been implemented.</w:t>
+        <w:numPr>
+          <w:ilvl w:val="0"/>
+          <w:numId w:val="2"/>
+        </w:numPr>
+        <w:textAlignment w:val="center"/>
+        <w:rPr>
+          <w:rFonts w:ascii="Calibri" w:eastAsia="Times New Roman" w:hAnsi="Calibri" w:cs="Calibri"/>
+          <w:sz w:val="22"/>
+          <w:szCs w:val="22"/>
+        </w:rPr>
+      </w:pPr>
+      <w:r>
+        <w:rPr>
+          <w:rFonts w:ascii="Calibri" w:eastAsia="Times New Roman" w:hAnsi="Calibri" w:cs="Calibri"/>
+          <w:sz w:val="22"/>
+          <w:szCs w:val="22"/>
+        </w:rPr>
+        <w:t xml:space="preserve">Generates orchestration correlation UUIDs. </w:t>
+      </w:r>
+    </w:p>
+    <w:p>
+      <w:pPr>
+        <w:numPr>
+          <w:ilvl w:val="0"/>
+          <w:numId w:val="2"/>
+        </w:numPr>
+        <w:textAlignment w:val="center"/>
+        <w:rPr>
+          <w:rFonts w:ascii="Calibri" w:eastAsia="Times New Roman" w:hAnsi="Calibri" w:cs="Calibri"/>
+          <w:sz w:val="22"/>
+          <w:szCs w:val="22"/>
+        </w:rPr>
+      </w:pPr>
+      <w:r>
+        <w:rPr>
+          <w:rFonts w:ascii="Calibri" w:eastAsia="Times New Roman" w:hAnsi="Calibri" w:cs="Calibri"/>
+          <w:sz w:val="22"/>
+          <w:szCs w:val="22"/>
+        </w:rPr>
+        <w:t xml:space="preserve">Creates and maintains SynchronizationAssociation instances. </w:t>
+      </w:r>
+    </w:p>
+    <w:p>
+      <w:pPr>
+        <w:numPr>
+          <w:ilvl w:val="0"/>
+          <w:numId w:val="2"/>
+        </w:numPr>
+        <w:textAlignment w:val="center"/>
+        <w:rPr>
+          <w:rFonts w:ascii="Calibri" w:eastAsia="Times New Roman" w:hAnsi="Calibri" w:cs="Calibri"/>
+          <w:sz w:val="22"/>
+          <w:szCs w:val="22"/>
+        </w:rPr>
+      </w:pPr>
+      <w:r>
+        <w:rPr>
+          <w:rFonts w:ascii="Calibri" w:eastAsia="Times New Roman" w:hAnsi="Calibri" w:cs="Calibri"/>
+          <w:sz w:val="22"/>
+          <w:szCs w:val="22"/>
+        </w:rPr>
+        <w:t>Supplies the current Processing Job identifier to stages requiring it.</w:t>
+      </w:r>
+    </w:p>
+    <w:p>
+      <w:pPr>
+        <w:pStyle w:val="NormalWeb"/>
+        <w:spacing w:before="0" w:beforeAutospacing="0" w:after="0" w:afterAutospacing="0"/>
+        <w:ind w:left="540"/>
+        <w:rPr>
+          <w:rFonts w:ascii="Calibri" w:hAnsi="Calibri" w:cs="Calibri"/>
+          <w:sz w:val="22"/>
+          <w:szCs w:val="22"/>
+        </w:rPr>
+      </w:pPr>
+      <w:r>
+        <w:rPr>
+          <w:rFonts w:ascii="Calibri" w:hAnsi="Calibri" w:cs="Calibri"/>
+          <w:sz w:val="22"/>
+          <w:szCs w:val="22"/>
+        </w:rPr>
+        <w:t> </w:t>
       </w:r>
     </w:p>
     <w:p>
@@ -971,7 +1030,194 @@
           <w:sz w:val="22"/>
           <w:szCs w:val="22"/>
         </w:rPr>
-        <w:t>Base Section</w:t>
+        <w:t>Synchronization Association and Correlation</w:t>
+      </w:r>
+    </w:p>
+    <w:p>
+      <w:pPr>
+        <w:pStyle w:val="NormalWeb"/>
+        <w:spacing w:before="0" w:beforeAutospacing="0" w:after="0" w:afterAutospacing="0"/>
+        <w:rPr>
+          <w:rFonts w:ascii="Calibri" w:hAnsi="Calibri" w:cs="Calibri"/>
+          <w:sz w:val="22"/>
+          <w:szCs w:val="22"/>
+        </w:rPr>
+      </w:pPr>
+      <w:r>
+        <w:rPr>
+          <w:rFonts w:ascii="Calibri" w:hAnsi="Calibri" w:cs="Calibri"/>
+          <w:sz w:val="22"/>
+          <w:szCs w:val="22"/>
+        </w:rPr>
+        <w:t>Cross-stage association is represented by SynchronizationAssociation in:</w:t>
+      </w:r>
+    </w:p>
+    <w:p>
+      <w:pPr>
+        <w:pStyle w:val="NormalWeb"/>
+        <w:spacing w:before="0" w:beforeAutospacing="0" w:after="0" w:afterAutospacing="0"/>
+        <w:rPr>
+          <w:rFonts w:ascii="Calibri" w:hAnsi="Calibri" w:cs="Calibri"/>
+          <w:sz w:val="22"/>
+          <w:szCs w:val="22"/>
+        </w:rPr>
+      </w:pPr>
+      <w:r>
+        <w:rPr>
+          <w:rFonts w:ascii="Calibri" w:hAnsi="Calibri" w:cs="Calibri"/>
+          <w:sz w:val="22"/>
+          <w:szCs w:val="22"/>
+        </w:rPr>
+        <w:t>scripts/sync/sync_association.py</w:t>
+      </w:r>
+    </w:p>
+    <w:p>
+      <w:pPr>
+        <w:pStyle w:val="NormalWeb"/>
+        <w:spacing w:before="0" w:beforeAutospacing="0" w:after="0" w:afterAutospacing="0"/>
+        <w:rPr>
+          <w:rFonts w:ascii="Calibri" w:hAnsi="Calibri" w:cs="Calibri"/>
+          <w:sz w:val="22"/>
+          <w:szCs w:val="22"/>
+        </w:rPr>
+      </w:pPr>
+      <w:r>
+        <w:rPr>
+          <w:rFonts w:ascii="Calibri" w:hAnsi="Calibri" w:cs="Calibri"/>
+          <w:sz w:val="22"/>
+          <w:szCs w:val="22"/>
+        </w:rPr>
+        <w:t>Each synchronization association represents the stage records belonging to one source object.</w:t>
+      </w:r>
+    </w:p>
+    <w:p>
+      <w:pPr>
+        <w:pStyle w:val="NormalWeb"/>
+        <w:spacing w:before="0" w:beforeAutospacing="0" w:after="0" w:afterAutospacing="0"/>
+        <w:rPr>
+          <w:rFonts w:ascii="Calibri" w:hAnsi="Calibri" w:cs="Calibri"/>
+          <w:sz w:val="22"/>
+          <w:szCs w:val="22"/>
+        </w:rPr>
+      </w:pPr>
+      <w:r>
+        <w:rPr>
+          <w:rFonts w:ascii="Calibri" w:hAnsi="Calibri" w:cs="Calibri"/>
+          <w:sz w:val="22"/>
+          <w:szCs w:val="22"/>
+        </w:rPr>
+        <w:t>Synchronization orchestration assigns one UUID correlation identity after Connector enumeration and before Translator processing.</w:t>
+      </w:r>
+    </w:p>
+    <w:p>
+      <w:pPr>
+        <w:pStyle w:val="NormalWeb"/>
+        <w:spacing w:before="0" w:beforeAutospacing="0" w:after="0" w:afterAutospacing="0"/>
+        <w:rPr>
+          <w:rFonts w:ascii="Calibri" w:hAnsi="Calibri" w:cs="Calibri"/>
+          <w:sz w:val="22"/>
+          <w:szCs w:val="22"/>
+        </w:rPr>
+      </w:pPr>
+      <w:r>
+        <w:rPr>
+          <w:rFonts w:ascii="Calibri" w:hAnsi="Calibri" w:cs="Calibri"/>
+          <w:sz w:val="22"/>
+          <w:szCs w:val="22"/>
+        </w:rPr>
+        <w:t xml:space="preserve">The correlation UUID </w:t>
+      </w:r>
+      <w:r>
+        <w:rPr>
+          <w:rFonts w:ascii="Calibri" w:hAnsi="Calibri" w:cs="Calibri"/>
+          <w:sz w:val="22"/>
+          <w:szCs w:val="22"/>
+        </w:rPr>
+        <w:t>is propagated through the applicable Translator, Discovery, Extraction, and Load processing path.</w:t>
+      </w:r>
+    </w:p>
+    <w:p>
+      <w:pPr>
+        <w:pStyle w:val="NormalWeb"/>
+        <w:spacing w:before="0" w:beforeAutospacing="0" w:after="0" w:afterAutospacing="0"/>
+        <w:rPr>
+          <w:rFonts w:ascii="Calibri" w:hAnsi="Calibri" w:cs="Calibri"/>
+          <w:sz w:val="22"/>
+          <w:szCs w:val="22"/>
+        </w:rPr>
+      </w:pPr>
+      <w:r>
+        <w:rPr>
+          <w:rFonts w:ascii="Calibri" w:hAnsi="Calibri" w:cs="Calibri"/>
+          <w:sz w:val="22"/>
+          <w:szCs w:val="22"/>
+        </w:rPr>
+        <w:t>Individual stages do not generate or replace correlation identity.</w:t>
+      </w:r>
+    </w:p>
+    <w:p>
+      <w:pPr>
+        <w:pStyle w:val="NormalWeb"/>
+        <w:spacing w:before="0" w:beforeAutospacing="0" w:after="0" w:afterAutospacing="0"/>
+        <w:rPr>
+          <w:rFonts w:ascii="Calibri" w:hAnsi="Calibri" w:cs="Calibri"/>
+          <w:sz w:val="22"/>
+          <w:szCs w:val="22"/>
+        </w:rPr>
+      </w:pPr>
+      <w:r>
+        <w:rPr>
+          <w:rFonts w:ascii="Calibri" w:hAnsi="Calibri" w:cs="Calibri"/>
+          <w:sz w:val="22"/>
+          <w:szCs w:val="22"/>
+        </w:rPr>
+        <w:t>SynchronizationAssociation maintains the relationship among stage records sharing that correlation UUID and provides the Orchestrator with a stable mechanism for cross-stage association without requiring positional or batch-index matching.</w:t>
+      </w:r>
+    </w:p>
+    <w:p>
+      <w:pPr>
+        <w:pStyle w:val="NormalWeb"/>
+        <w:spacing w:before="0" w:beforeAutospacing="0" w:after="0" w:afterAutospacing="0"/>
+        <w:rPr>
+          <w:rFonts w:ascii="Calibri" w:hAnsi="Calibri" w:cs="Calibri"/>
+          <w:sz w:val="22"/>
+          <w:szCs w:val="22"/>
+        </w:rPr>
+      </w:pPr>
+      <w:r>
+        <w:rPr>
+          <w:rFonts w:ascii="Calibri" w:hAnsi="Calibri" w:cs="Calibri"/>
+          <w:sz w:val="22"/>
+          <w:szCs w:val="22"/>
+        </w:rPr>
+        <w:t xml:space="preserve">Correlation identity is orchestration identity, not canonical Source identity. Canonical Source </w:t>
+      </w:r>
+      <w:r>
+        <w:rPr>
+          <w:rFonts w:ascii="Calibri" w:hAnsi="Calibri" w:cs="Calibri"/>
+          <w:sz w:val="22"/>
+          <w:szCs w:val="22"/>
+        </w:rPr>
+        <w:t>identity continues to be established by Source identity plus source_object_id</w:t>
+      </w:r>
+    </w:p>
+    <w:p>
+      <w:pPr>
+        <w:pStyle w:val="NormalWeb"/>
+        <w:spacing w:before="0" w:beforeAutospacing="0" w:after="0" w:afterAutospacing="0"/>
+        <w:rPr>
+          <w:rFonts w:ascii="Calibri" w:hAnsi="Calibri" w:cs="Calibri"/>
+          <w:sz w:val="22"/>
+          <w:szCs w:val="22"/>
+        </w:rPr>
+      </w:pPr>
+      <w:r>
+        <w:rPr>
+          <w:rFonts w:ascii="Calibri" w:hAnsi="Calibri" w:cs="Calibri"/>
+          <w:sz w:val="22"/>
+          <w:szCs w:val="22"/>
+        </w:rPr>
+        <w:t> </w:t>
       </w:r>
     </w:p>
     <w:p>
@@ -992,26 +1238,7 @@
           <w:sz w:val="22"/>
           <w:szCs w:val="22"/>
         </w:rPr>
-        <w:t>Class Name</w:t>
-      </w:r>
-    </w:p>
-    <w:p>
-      <w:pPr>
-        <w:pStyle w:val="NormalWeb"/>
-        <w:spacing w:before="0" w:beforeAutospacing="0" w:after="0" w:afterAutospacing="0"/>
-        <w:rPr>
-          <w:rFonts w:ascii="Calibri" w:hAnsi="Calibri" w:cs="Calibri"/>
-          <w:sz w:val="22"/>
-          <w:szCs w:val="22"/>
-        </w:rPr>
-      </w:pPr>
-      <w:r>
-        <w:rPr>
-          <w:rFonts w:ascii="Calibri" w:hAnsi="Calibri" w:cs="Calibri"/>
-          <w:sz w:val="22"/>
-          <w:szCs w:val="22"/>
-        </w:rPr>
-        <w:t>BaseSection</w:t>
+        <w:t>Base Section</w:t>
       </w:r>
     </w:p>
     <w:p>
@@ -1032,45 +1259,26 @@
           <w:sz w:val="22"/>
           <w:szCs w:val="22"/>
         </w:rPr>
-        <w:t>Purpose</w:t>
-      </w:r>
-    </w:p>
-    <w:p>
-      <w:pPr>
-        <w:pStyle w:val="NormalWeb"/>
-        <w:spacing w:before="0" w:beforeAutospacing="0" w:after="0" w:afterAutospacing="0"/>
-        <w:rPr>
-          <w:rFonts w:ascii="Calibri" w:hAnsi="Calibri" w:cs="Calibri"/>
-          <w:sz w:val="22"/>
-          <w:szCs w:val="22"/>
-        </w:rPr>
-      </w:pPr>
-      <w:r>
-        <w:rPr>
-          <w:rFonts w:ascii="Calibri" w:hAnsi="Calibri" w:cs="Calibri"/>
-          <w:sz w:val="22"/>
-          <w:szCs w:val="22"/>
-        </w:rPr>
-        <w:t>BaseSection provides the common immutability behavior used by synchronization stage sections.</w:t>
-      </w:r>
-    </w:p>
-    <w:p>
-      <w:pPr>
-        <w:pStyle w:val="NormalWeb"/>
-        <w:spacing w:before="0" w:beforeAutospacing="0" w:after="0" w:afterAutospacing="0"/>
-        <w:rPr>
-          <w:rFonts w:ascii="Calibri" w:hAnsi="Calibri" w:cs="Calibri"/>
-          <w:sz w:val="22"/>
-          <w:szCs w:val="22"/>
-        </w:rPr>
-      </w:pPr>
-      <w:r>
-        <w:rPr>
-          <w:rFonts w:ascii="Calibri" w:hAnsi="Calibri" w:cs="Calibri"/>
-          <w:sz w:val="22"/>
-          <w:szCs w:val="22"/>
-        </w:rPr>
-        <w:t>Each stage-specific section inherits the locking behavior provided by BaseSection.</w:t>
+        <w:t>Class Name</w:t>
+      </w:r>
+    </w:p>
+    <w:p>
+      <w:pPr>
+        <w:pStyle w:val="NormalWeb"/>
+        <w:spacing w:before="0" w:beforeAutospacing="0" w:after="0" w:afterAutospacing="0"/>
+        <w:rPr>
+          <w:rFonts w:ascii="Calibri" w:hAnsi="Calibri" w:cs="Calibri"/>
+          <w:sz w:val="22"/>
+          <w:szCs w:val="22"/>
+        </w:rPr>
+      </w:pPr>
+      <w:r>
+        <w:rPr>
+          <w:rFonts w:ascii="Calibri" w:hAnsi="Calibri" w:cs="Calibri"/>
+          <w:sz w:val="22"/>
+          <w:szCs w:val="22"/>
+        </w:rPr>
+        <w:t>BaseSection</w:t>
       </w:r>
     </w:p>
     <w:p>
@@ -1091,6 +1299,65 @@
           <w:sz w:val="22"/>
           <w:szCs w:val="22"/>
         </w:rPr>
+        <w:t>Purpose</w:t>
+      </w:r>
+    </w:p>
+    <w:p>
+      <w:pPr>
+        <w:pStyle w:val="NormalWeb"/>
+        <w:spacing w:before="0" w:beforeAutospacing="0" w:after="0" w:afterAutospacing="0"/>
+        <w:rPr>
+          <w:rFonts w:ascii="Calibri" w:hAnsi="Calibri" w:cs="Calibri"/>
+          <w:sz w:val="22"/>
+          <w:szCs w:val="22"/>
+        </w:rPr>
+      </w:pPr>
+      <w:r>
+        <w:rPr>
+          <w:rFonts w:ascii="Calibri" w:hAnsi="Calibri" w:cs="Calibri"/>
+          <w:sz w:val="22"/>
+          <w:szCs w:val="22"/>
+        </w:rPr>
+        <w:t>BaseSection provides the common immutability behavior used by synchronization stage sections.</w:t>
+      </w:r>
+    </w:p>
+    <w:p>
+      <w:pPr>
+        <w:pStyle w:val="NormalWeb"/>
+        <w:spacing w:before="0" w:beforeAutospacing="0" w:after="0" w:afterAutospacing="0"/>
+        <w:rPr>
+          <w:rFonts w:ascii="Calibri" w:hAnsi="Calibri" w:cs="Calibri"/>
+          <w:sz w:val="22"/>
+          <w:szCs w:val="22"/>
+        </w:rPr>
+      </w:pPr>
+      <w:r>
+        <w:rPr>
+          <w:rFonts w:ascii="Calibri" w:hAnsi="Calibri" w:cs="Calibri"/>
+          <w:sz w:val="22"/>
+          <w:szCs w:val="22"/>
+        </w:rPr>
+        <w:t>Each stage-specific section inherits the locking behavior provided by BaseSection.</w:t>
+      </w:r>
+    </w:p>
+    <w:p>
+      <w:pPr>
+        <w:pStyle w:val="NormalWeb"/>
+        <w:spacing w:before="0" w:beforeAutospacing="0" w:after="0" w:afterAutospacing="0"/>
+        <w:rPr>
+          <w:rFonts w:ascii="Calibri" w:hAnsi="Calibri" w:cs="Calibri"/>
+          <w:sz w:val="22"/>
+          <w:szCs w:val="22"/>
+        </w:rPr>
+      </w:pPr>
+      <w:r>
+        <w:rPr>
+          <w:rFonts w:ascii="Calibri" w:hAnsi="Calibri" w:cs="Calibri"/>
+          <w:b/>
+          <w:bCs/>
+          <w:sz w:val="22"/>
+          <w:szCs w:val="22"/>
+        </w:rPr>
         <w:t>Locking Behavior</w:t>
       </w:r>
     </w:p>
@@ -1129,15 +1396,7 @@
           <w:sz w:val="22"/>
           <w:szCs w:val="22"/>
         </w:rPr>
-        <w:t xml:space="preserve">After successful </w:t>
-      </w:r>
-      <w:r>
-        <w:rPr>
-          <w:rFonts w:ascii="Calibri" w:hAnsi="Calibri" w:cs="Calibri"/>
-          <w:sz w:val="22"/>
-          <w:szCs w:val="22"/>
-        </w:rPr>
-        <w:t>validation, the owning stage calls:</w:t>
+        <w:t>After successful validation, the owning stage calls:</w:t>
       </w:r>
     </w:p>
     <w:p>
@@ -1197,7 +1456,15 @@
           <w:sz w:val="22"/>
           <w:szCs w:val="22"/>
         </w:rPr>
-        <w:t xml:space="preserve">Existing field values cannot be modified. </w:t>
+        <w:t xml:space="preserve">Existing field values cannot </w:t>
+      </w:r>
+      <w:r>
+        <w:rPr>
+          <w:rFonts w:ascii="Calibri" w:eastAsia="Times New Roman" w:hAnsi="Calibri" w:cs="Calibri"/>
+          <w:sz w:val="22"/>
+          <w:szCs w:val="22"/>
+        </w:rPr>
+        <w:t xml:space="preserve">be modified. </w:t>
       </w:r>
     </w:p>
     <w:p>
@@ -1464,6 +1731,7 @@
           <w:sz w:val="22"/>
           <w:szCs w:val="22"/>
         </w:rPr>
+        <w:lastRenderedPageBreak/>
         <w:t>Stores the validated output produced by the Connector stage.</w:t>
       </w:r>
     </w:p>
@@ -1483,7 +1751,15 @@
           <w:sz w:val="22"/>
           <w:szCs w:val="22"/>
         </w:rPr>
-        <w:t>The Connector Section preserves source information retrieved from the Source of Truth without translating that information into AlphaOmega's canonical synchronization model.</w:t>
+        <w:t xml:space="preserve">The Connector </w:t>
+      </w:r>
+      <w:r>
+        <w:rPr>
+          <w:rFonts w:ascii="Calibri" w:hAnsi="Calibri" w:cs="Calibri"/>
+          <w:sz w:val="22"/>
+          <w:szCs w:val="22"/>
+        </w:rPr>
+        <w:t>Section preserves source information retrieved from the Source of Truth without translating that information into AlphaOmega's canonical synchronization model.</w:t>
       </w:r>
     </w:p>
     <w:p>
@@ -1571,7 +1847,7 @@
       </w:tblGrid>
       <w:tr>
         <w:trPr>
-          <w:divId w:val="1579098398"/>
+          <w:divId w:val="453596323"/>
         </w:trPr>
         <w:tc>
           <w:tcPr>
@@ -1771,7 +2047,7 @@
       </w:tr>
       <w:tr>
         <w:trPr>
-          <w:divId w:val="1579098398"/>
+          <w:divId w:val="453596323"/>
         </w:trPr>
         <w:tc>
           <w:tcPr>
@@ -1961,7 +2237,7 @@
       </w:tr>
       <w:tr>
         <w:trPr>
-          <w:divId w:val="1579098398"/>
+          <w:divId w:val="453596323"/>
         </w:trPr>
         <w:tc>
           <w:tcPr>
@@ -2151,7 +2427,7 @@
       </w:tr>
       <w:tr>
         <w:trPr>
-          <w:divId w:val="1579098398"/>
+          <w:divId w:val="453596323"/>
         </w:trPr>
         <w:tc>
           <w:tcPr>
@@ -2341,7 +2617,7 @@
       </w:tr>
       <w:tr>
         <w:trPr>
-          <w:divId w:val="1579098398"/>
+          <w:divId w:val="453596323"/>
         </w:trPr>
         <w:tc>
           <w:tcPr>
@@ -2590,7 +2866,6 @@
           <w:sz w:val="22"/>
           <w:szCs w:val="22"/>
         </w:rPr>
-        <w:lastRenderedPageBreak/>
         <w:t xml:space="preserve">Raw source object. </w:t>
       </w:r>
     </w:p>
@@ -2833,7 +3108,15 @@
           <w:sz w:val="22"/>
           <w:szCs w:val="22"/>
         </w:rPr>
-        <w:t>Stores the validated canonical synchronization representation produced from Connector output.</w:t>
+        <w:t xml:space="preserve">Stores the validated </w:t>
+      </w:r>
+      <w:r>
+        <w:rPr>
+          <w:rFonts w:ascii="Calibri" w:hAnsi="Calibri" w:cs="Calibri"/>
+          <w:sz w:val="22"/>
+          <w:szCs w:val="22"/>
+        </w:rPr>
+        <w:t>canonical synchronization representation produced from Connector output.</w:t>
       </w:r>
     </w:p>
     <w:p>
@@ -2902,7 +3185,7 @@
       </w:tblGrid>
       <w:tr>
         <w:trPr>
-          <w:divId w:val="2018457427"/>
+          <w:divId w:val="1321160189"/>
         </w:trPr>
         <w:tc>
           <w:tcPr>
@@ -3102,7 +3385,7 @@
       </w:tr>
       <w:tr>
         <w:trPr>
-          <w:divId w:val="2018457427"/>
+          <w:divId w:val="1321160189"/>
         </w:trPr>
         <w:tc>
           <w:tcPr>
@@ -3292,7 +3575,7 @@
       </w:tr>
       <w:tr>
         <w:trPr>
-          <w:divId w:val="2018457427"/>
+          <w:divId w:val="1321160189"/>
         </w:trPr>
         <w:tc>
           <w:tcPr>
@@ -3482,7 +3765,7 @@
       </w:tr>
       <w:tr>
         <w:trPr>
-          <w:divId w:val="2018457427"/>
+          <w:divId w:val="1321160189"/>
         </w:trPr>
         <w:tc>
           <w:tcPr>
@@ -3708,7 +3991,15 @@
           <w:sz w:val="22"/>
           <w:szCs w:val="22"/>
         </w:rPr>
-        <w:t>Each successfully translated source object is represented by a TranslatorRecord.</w:t>
+        <w:t xml:space="preserve">Each successfully </w:t>
+      </w:r>
+      <w:r>
+        <w:rPr>
+          <w:rFonts w:ascii="Calibri" w:hAnsi="Calibri" w:cs="Calibri"/>
+          <w:sz w:val="22"/>
+          <w:szCs w:val="22"/>
+        </w:rPr>
+        <w:t>translated source object is represented by a TranslatorRecord.</w:t>
       </w:r>
     </w:p>
     <w:p>
@@ -3750,15 +4041,15 @@
         <w:tblDescription w:val=""/>
       </w:tblPr>
       <w:tblGrid>
-        <w:gridCol w:w="2566"/>
-        <w:gridCol w:w="1816"/>
-        <w:gridCol w:w="1151"/>
-        <w:gridCol w:w="1231"/>
-        <w:gridCol w:w="2484"/>
+        <w:gridCol w:w="2553"/>
+        <w:gridCol w:w="1762"/>
+        <w:gridCol w:w="1137"/>
+        <w:gridCol w:w="1543"/>
+        <w:gridCol w:w="2365"/>
       </w:tblGrid>
       <w:tr>
         <w:trPr>
-          <w:divId w:val="825244886"/>
+          <w:divId w:val="1205949845"/>
         </w:trPr>
         <w:tc>
           <w:tcPr>
@@ -3879,7 +4170,7 @@
         </w:tc>
         <w:tc>
           <w:tcPr>
-            <w:tcW w:w="1204" w:type="dxa"/>
+            <w:tcW w:w="1528" w:type="dxa"/>
             <w:tcBorders>
               <w:top w:val="nil"/>
               <w:left w:val="nil"/>
@@ -3958,7 +4249,7 @@
       </w:tr>
       <w:tr>
         <w:trPr>
-          <w:divId w:val="825244886"/>
+          <w:divId w:val="1205949845"/>
         </w:trPr>
         <w:tc>
           <w:tcPr>
@@ -3977,24 +4268,72 @@
             </w:tcMar>
             <w:hideMark/>
           </w:tcPr>
-          <w:p>
-            <w:pPr>
-              <w:pStyle w:val="NormalWeb"/>
-              <w:spacing w:before="0" w:beforeAutospacing="0" w:after="0" w:afterAutospacing="0"/>
-              <w:rPr>
-                <w:rFonts w:ascii="Calibri" w:hAnsi="Calibri" w:cs="Calibri"/>
-                <w:sz w:val="22"/>
-                <w:szCs w:val="22"/>
-              </w:rPr>
-            </w:pPr>
-            <w:r>
-              <w:rPr>
-                <w:rFonts w:ascii="Calibri" w:hAnsi="Calibri" w:cs="Calibri"/>
-                <w:sz w:val="22"/>
-                <w:szCs w:val="22"/>
-              </w:rPr>
-              <w:t>source_name</w:t>
-            </w:r>
+          <w:tbl>
+            <w:tblPr>
+              <w:tblW w:w="0" w:type="auto"/>
+              <w:tblBorders>
+                <w:top w:val="single" w:sz="2" w:space="0" w:color="A3A3A3"/>
+                <w:left w:val="single" w:sz="2" w:space="0" w:color="A3A3A3"/>
+                <w:bottom w:val="single" w:sz="2" w:space="0" w:color="A3A3A3"/>
+                <w:right w:val="single" w:sz="2" w:space="0" w:color="A3A3A3"/>
+              </w:tblBorders>
+              <w:tblCellMar>
+                <w:left w:w="0" w:type="dxa"/>
+                <w:right w:w="0" w:type="dxa"/>
+              </w:tblCellMar>
+              <w:tblLook w:val="04A0" w:firstRow="1" w:lastRow="0" w:firstColumn="1" w:lastColumn="0" w:noHBand="0" w:noVBand="1"/>
+              <w:tblCaption w:val=""/>
+              <w:tblDescription w:val=""/>
+            </w:tblPr>
+            <w:tblGrid>
+              <w:gridCol w:w="1607"/>
+            </w:tblGrid>
+            <w:tr>
+              <w:tc>
+                <w:tcPr>
+                  <w:tcW w:w="1607" w:type="dxa"/>
+                  <w:tcBorders>
+                    <w:top w:val="nil"/>
+                    <w:left w:val="nil"/>
+                    <w:bottom w:val="nil"/>
+                    <w:right w:val="nil"/>
+                  </w:tcBorders>
+                  <w:tcMar>
+                    <w:top w:w="80" w:type="dxa"/>
+                    <w:left w:w="80" w:type="dxa"/>
+                    <w:bottom w:w="80" w:type="dxa"/>
+                    <w:right w:w="80" w:type="dxa"/>
+                  </w:tcMar>
+                  <w:hideMark/>
+                </w:tcPr>
+                <w:p>
+                  <w:pPr>
+                    <w:pStyle w:val="NormalWeb"/>
+                    <w:spacing w:before="0" w:beforeAutospacing="0" w:after="0" w:afterAutospacing="0"/>
+                    <w:rPr>
+                      <w:rFonts w:ascii="Calibri" w:hAnsi="Calibri" w:cs="Calibri"/>
+                      <w:sz w:val="22"/>
+                      <w:szCs w:val="22"/>
+                    </w:rPr>
+                  </w:pPr>
+                  <w:r>
+                    <w:rPr>
+                      <w:rFonts w:ascii="Calibri" w:hAnsi="Calibri" w:cs="Calibri"/>
+                      <w:sz w:val="22"/>
+                      <w:szCs w:val="22"/>
+                    </w:rPr>
+                    <w:t>correlation_id</w:t>
+                  </w:r>
+                </w:p>
+              </w:tc>
+            </w:tr>
+          </w:tbl>
+          <w:p>
+            <w:pPr>
+              <w:rPr>
+                <w:rFonts w:eastAsia="Times New Roman"/>
+              </w:rPr>
+            </w:pPr>
           </w:p>
         </w:tc>
         <w:tc>
@@ -4030,7 +4369,7 @@
                 <w:sz w:val="22"/>
                 <w:szCs w:val="22"/>
               </w:rPr>
-              <w:t>str</w:t>
+              <w:t>UUID</w:t>
             </w:r>
           </w:p>
         </w:tc>
@@ -4073,44 +4412,44 @@
         </w:tc>
         <w:tc>
           <w:tcPr>
-            <w:tcW w:w="1231" w:type="dxa"/>
-            <w:tcBorders>
-              <w:top w:val="nil"/>
-              <w:left w:val="nil"/>
-              <w:bottom w:val="nil"/>
-              <w:right w:val="nil"/>
-            </w:tcBorders>
-            <w:tcMar>
-              <w:top w:w="80" w:type="dxa"/>
-              <w:left w:w="80" w:type="dxa"/>
-              <w:bottom w:w="80" w:type="dxa"/>
-              <w:right w:w="80" w:type="dxa"/>
-            </w:tcMar>
-            <w:hideMark/>
-          </w:tcPr>
-          <w:p>
-            <w:pPr>
-              <w:pStyle w:val="NormalWeb"/>
-              <w:spacing w:before="0" w:beforeAutospacing="0" w:after="0" w:afterAutospacing="0"/>
-              <w:rPr>
-                <w:rFonts w:ascii="Calibri" w:hAnsi="Calibri" w:cs="Calibri"/>
-                <w:sz w:val="22"/>
-                <w:szCs w:val="22"/>
-              </w:rPr>
-            </w:pPr>
-            <w:r>
-              <w:rPr>
-                <w:rFonts w:ascii="Calibri" w:hAnsi="Calibri" w:cs="Calibri"/>
-                <w:sz w:val="22"/>
-                <w:szCs w:val="22"/>
-              </w:rPr>
-              <w:t>Translator</w:t>
-            </w:r>
-          </w:p>
-        </w:tc>
-        <w:tc>
-          <w:tcPr>
-            <w:tcW w:w="2026" w:type="dxa"/>
+            <w:tcW w:w="1557" w:type="dxa"/>
+            <w:tcBorders>
+              <w:top w:val="nil"/>
+              <w:left w:val="nil"/>
+              <w:bottom w:val="nil"/>
+              <w:right w:val="nil"/>
+            </w:tcBorders>
+            <w:tcMar>
+              <w:top w:w="80" w:type="dxa"/>
+              <w:left w:w="80" w:type="dxa"/>
+              <w:bottom w:w="80" w:type="dxa"/>
+              <w:right w:w="80" w:type="dxa"/>
+            </w:tcMar>
+            <w:hideMark/>
+          </w:tcPr>
+          <w:p>
+            <w:pPr>
+              <w:pStyle w:val="NormalWeb"/>
+              <w:spacing w:before="0" w:beforeAutospacing="0" w:after="0" w:afterAutospacing="0"/>
+              <w:rPr>
+                <w:rFonts w:ascii="Calibri" w:hAnsi="Calibri" w:cs="Calibri"/>
+                <w:sz w:val="22"/>
+                <w:szCs w:val="22"/>
+              </w:rPr>
+            </w:pPr>
+            <w:r>
+              <w:rPr>
+                <w:rFonts w:ascii="Calibri" w:hAnsi="Calibri" w:cs="Calibri"/>
+                <w:sz w:val="22"/>
+                <w:szCs w:val="22"/>
+              </w:rPr>
+              <w:t>Orchestration</w:t>
+            </w:r>
+          </w:p>
+        </w:tc>
+        <w:tc>
+          <w:tcPr>
+            <w:tcW w:w="1948" w:type="dxa"/>
             <w:tcBorders>
               <w:top w:val="nil"/>
               <w:left w:val="nil"/>
@@ -4148,7 +4487,7 @@
       </w:tr>
       <w:tr>
         <w:trPr>
-          <w:divId w:val="825244886"/>
+          <w:divId w:val="1205949845"/>
         </w:trPr>
         <w:tc>
           <w:tcPr>
@@ -4183,7 +4522,7 @@
                 <w:sz w:val="22"/>
                 <w:szCs w:val="22"/>
               </w:rPr>
-              <w:t>source_object_id</w:t>
+              <w:t>source_name</w:t>
             </w:r>
           </w:p>
         </w:tc>
@@ -4263,7 +4602,7 @@
         </w:tc>
         <w:tc>
           <w:tcPr>
-            <w:tcW w:w="1231" w:type="dxa"/>
+            <w:tcW w:w="1528" w:type="dxa"/>
             <w:tcBorders>
               <w:top w:val="nil"/>
               <w:left w:val="nil"/>
@@ -4300,7 +4639,7 @@
         </w:tc>
         <w:tc>
           <w:tcPr>
-            <w:tcW w:w="2026" w:type="dxa"/>
+            <w:tcW w:w="2053" w:type="dxa"/>
             <w:tcBorders>
               <w:top w:val="nil"/>
               <w:left w:val="nil"/>
@@ -4338,7 +4677,7 @@
       </w:tr>
       <w:tr>
         <w:trPr>
-          <w:divId w:val="825244886"/>
+          <w:divId w:val="1205949845"/>
         </w:trPr>
         <w:tc>
           <w:tcPr>
@@ -4373,7 +4712,8 @@
                 <w:sz w:val="22"/>
                 <w:szCs w:val="22"/>
               </w:rPr>
-              <w:t>name</w:t>
+              <w:lastRenderedPageBreak/>
+              <w:t>source_object_id</w:t>
             </w:r>
           </w:p>
         </w:tc>
@@ -4453,7 +4793,7 @@
         </w:tc>
         <w:tc>
           <w:tcPr>
-            <w:tcW w:w="1231" w:type="dxa"/>
+            <w:tcW w:w="1528" w:type="dxa"/>
             <w:tcBorders>
               <w:top w:val="nil"/>
               <w:left w:val="nil"/>
@@ -4490,7 +4830,7 @@
         </w:tc>
         <w:tc>
           <w:tcPr>
-            <w:tcW w:w="2026" w:type="dxa"/>
+            <w:tcW w:w="2053" w:type="dxa"/>
             <w:tcBorders>
               <w:top w:val="nil"/>
               <w:left w:val="nil"/>
@@ -4528,7 +4868,7 @@
       </w:tr>
       <w:tr>
         <w:trPr>
-          <w:divId w:val="825244886"/>
+          <w:divId w:val="1205949845"/>
         </w:trPr>
         <w:tc>
           <w:tcPr>
@@ -4563,7 +4903,7 @@
                 <w:sz w:val="22"/>
                 <w:szCs w:val="22"/>
               </w:rPr>
-              <w:t>object_type</w:t>
+              <w:t>name</w:t>
             </w:r>
           </w:p>
         </w:tc>
@@ -4600,7 +4940,7 @@
                 <w:sz w:val="22"/>
                 <w:szCs w:val="22"/>
               </w:rPr>
-              <w:t>ObjectType</w:t>
+              <w:t>str</w:t>
             </w:r>
           </w:p>
         </w:tc>
@@ -4643,7 +4983,7 @@
         </w:tc>
         <w:tc>
           <w:tcPr>
-            <w:tcW w:w="1231" w:type="dxa"/>
+            <w:tcW w:w="1528" w:type="dxa"/>
             <w:tcBorders>
               <w:top w:val="nil"/>
               <w:left w:val="nil"/>
@@ -4680,7 +5020,7 @@
         </w:tc>
         <w:tc>
           <w:tcPr>
-            <w:tcW w:w="2026" w:type="dxa"/>
+            <w:tcW w:w="2053" w:type="dxa"/>
             <w:tcBorders>
               <w:top w:val="nil"/>
               <w:left w:val="nil"/>
@@ -4718,7 +5058,7 @@
       </w:tr>
       <w:tr>
         <w:trPr>
-          <w:divId w:val="825244886"/>
+          <w:divId w:val="1205949845"/>
         </w:trPr>
         <w:tc>
           <w:tcPr>
@@ -4753,7 +5093,7 @@
                 <w:sz w:val="22"/>
                 <w:szCs w:val="22"/>
               </w:rPr>
-              <w:t>mime_type</w:t>
+              <w:t>object_type</w:t>
             </w:r>
           </w:p>
         </w:tc>
@@ -4790,7 +5130,7 @@
                 <w:sz w:val="22"/>
                 <w:szCs w:val="22"/>
               </w:rPr>
-              <w:t>str | None</w:t>
+              <w:t>ObjectType</w:t>
             </w:r>
           </w:p>
         </w:tc>
@@ -4827,13 +5167,13 @@
                 <w:sz w:val="22"/>
                 <w:szCs w:val="22"/>
               </w:rPr>
-              <w:t>No</w:t>
-            </w:r>
-          </w:p>
-        </w:tc>
-        <w:tc>
-          <w:tcPr>
-            <w:tcW w:w="1231" w:type="dxa"/>
+              <w:t>Yes</w:t>
+            </w:r>
+          </w:p>
+        </w:tc>
+        <w:tc>
+          <w:tcPr>
+            <w:tcW w:w="1528" w:type="dxa"/>
             <w:tcBorders>
               <w:top w:val="nil"/>
               <w:left w:val="nil"/>
@@ -4870,7 +5210,7 @@
         </w:tc>
         <w:tc>
           <w:tcPr>
-            <w:tcW w:w="2026" w:type="dxa"/>
+            <w:tcW w:w="2053" w:type="dxa"/>
             <w:tcBorders>
               <w:top w:val="nil"/>
               <w:left w:val="nil"/>
@@ -4908,42 +5248,42 @@
       </w:tr>
       <w:tr>
         <w:trPr>
-          <w:divId w:val="825244886"/>
+          <w:divId w:val="1205949845"/>
         </w:trPr>
         <w:tc>
           <w:tcPr>
-            <w:tcW w:w="2566" w:type="dxa"/>
-            <w:tcBorders>
-              <w:top w:val="nil"/>
-              <w:left w:val="nil"/>
-              <w:bottom w:val="nil"/>
-              <w:right w:val="nil"/>
-            </w:tcBorders>
-            <w:tcMar>
-              <w:top w:w="80" w:type="dxa"/>
-              <w:left w:w="80" w:type="dxa"/>
-              <w:bottom w:w="80" w:type="dxa"/>
-              <w:right w:w="80" w:type="dxa"/>
-            </w:tcMar>
-            <w:hideMark/>
-          </w:tcPr>
-          <w:p>
-            <w:pPr>
-              <w:pStyle w:val="NormalWeb"/>
-              <w:spacing w:before="0" w:beforeAutospacing="0" w:after="0" w:afterAutospacing="0"/>
-              <w:rPr>
-                <w:rFonts w:ascii="Calibri" w:hAnsi="Calibri" w:cs="Calibri"/>
-                <w:sz w:val="22"/>
-                <w:szCs w:val="22"/>
-              </w:rPr>
-            </w:pPr>
-            <w:r>
-              <w:rPr>
-                <w:rFonts w:ascii="Calibri" w:hAnsi="Calibri" w:cs="Calibri"/>
-                <w:sz w:val="22"/>
-                <w:szCs w:val="22"/>
-              </w:rPr>
-              <w:t>source_parent_object_id</w:t>
+            <w:tcW w:w="2539" w:type="dxa"/>
+            <w:tcBorders>
+              <w:top w:val="nil"/>
+              <w:left w:val="nil"/>
+              <w:bottom w:val="nil"/>
+              <w:right w:val="nil"/>
+            </w:tcBorders>
+            <w:tcMar>
+              <w:top w:w="80" w:type="dxa"/>
+              <w:left w:w="80" w:type="dxa"/>
+              <w:bottom w:w="80" w:type="dxa"/>
+              <w:right w:w="80" w:type="dxa"/>
+            </w:tcMar>
+            <w:hideMark/>
+          </w:tcPr>
+          <w:p>
+            <w:pPr>
+              <w:pStyle w:val="NormalWeb"/>
+              <w:spacing w:before="0" w:beforeAutospacing="0" w:after="0" w:afterAutospacing="0"/>
+              <w:rPr>
+                <w:rFonts w:ascii="Calibri" w:hAnsi="Calibri" w:cs="Calibri"/>
+                <w:sz w:val="22"/>
+                <w:szCs w:val="22"/>
+              </w:rPr>
+            </w:pPr>
+            <w:r>
+              <w:rPr>
+                <w:rFonts w:ascii="Calibri" w:hAnsi="Calibri" w:cs="Calibri"/>
+                <w:sz w:val="22"/>
+                <w:szCs w:val="22"/>
+              </w:rPr>
+              <w:t>mime_type</w:t>
             </w:r>
           </w:p>
         </w:tc>
@@ -5023,7 +5363,7 @@
         </w:tc>
         <w:tc>
           <w:tcPr>
-            <w:tcW w:w="1231" w:type="dxa"/>
+            <w:tcW w:w="1528" w:type="dxa"/>
             <w:tcBorders>
               <w:top w:val="nil"/>
               <w:left w:val="nil"/>
@@ -5060,7 +5400,7 @@
         </w:tc>
         <w:tc>
           <w:tcPr>
-            <w:tcW w:w="1999" w:type="dxa"/>
+            <w:tcW w:w="2053" w:type="dxa"/>
             <w:tcBorders>
               <w:top w:val="nil"/>
               <w:left w:val="nil"/>
@@ -5098,79 +5438,79 @@
       </w:tr>
       <w:tr>
         <w:trPr>
-          <w:divId w:val="825244886"/>
+          <w:divId w:val="1205949845"/>
         </w:trPr>
         <w:tc>
           <w:tcPr>
-            <w:tcW w:w="2539" w:type="dxa"/>
-            <w:tcBorders>
-              <w:top w:val="nil"/>
-              <w:left w:val="nil"/>
-              <w:bottom w:val="nil"/>
-              <w:right w:val="nil"/>
-            </w:tcBorders>
-            <w:tcMar>
-              <w:top w:w="80" w:type="dxa"/>
-              <w:left w:w="80" w:type="dxa"/>
-              <w:bottom w:w="80" w:type="dxa"/>
-              <w:right w:w="80" w:type="dxa"/>
-            </w:tcMar>
-            <w:hideMark/>
-          </w:tcPr>
-          <w:p>
-            <w:pPr>
-              <w:pStyle w:val="NormalWeb"/>
-              <w:spacing w:before="0" w:beforeAutospacing="0" w:after="0" w:afterAutospacing="0"/>
-              <w:rPr>
-                <w:rFonts w:ascii="Calibri" w:hAnsi="Calibri" w:cs="Calibri"/>
-                <w:sz w:val="22"/>
-                <w:szCs w:val="22"/>
-              </w:rPr>
-            </w:pPr>
-            <w:r>
-              <w:rPr>
-                <w:rFonts w:ascii="Calibri" w:hAnsi="Calibri" w:cs="Calibri"/>
-                <w:sz w:val="22"/>
-                <w:szCs w:val="22"/>
-              </w:rPr>
-              <w:t>source_created_at</w:t>
-            </w:r>
-          </w:p>
-        </w:tc>
-        <w:tc>
-          <w:tcPr>
-            <w:tcW w:w="1816" w:type="dxa"/>
-            <w:tcBorders>
-              <w:top w:val="nil"/>
-              <w:left w:val="nil"/>
-              <w:bottom w:val="nil"/>
-              <w:right w:val="nil"/>
-            </w:tcBorders>
-            <w:tcMar>
-              <w:top w:w="80" w:type="dxa"/>
-              <w:left w:w="80" w:type="dxa"/>
-              <w:bottom w:w="80" w:type="dxa"/>
-              <w:right w:w="80" w:type="dxa"/>
-            </w:tcMar>
-            <w:hideMark/>
-          </w:tcPr>
-          <w:p>
-            <w:pPr>
-              <w:pStyle w:val="NormalWeb"/>
-              <w:spacing w:before="0" w:beforeAutospacing="0" w:after="0" w:afterAutospacing="0"/>
-              <w:rPr>
-                <w:rFonts w:ascii="Calibri" w:hAnsi="Calibri" w:cs="Calibri"/>
-                <w:sz w:val="22"/>
-                <w:szCs w:val="22"/>
-              </w:rPr>
-            </w:pPr>
-            <w:r>
-              <w:rPr>
-                <w:rFonts w:ascii="Calibri" w:hAnsi="Calibri" w:cs="Calibri"/>
-                <w:sz w:val="22"/>
-                <w:szCs w:val="22"/>
-              </w:rPr>
-              <w:t>datetime | None</w:t>
+            <w:tcW w:w="2566" w:type="dxa"/>
+            <w:tcBorders>
+              <w:top w:val="nil"/>
+              <w:left w:val="nil"/>
+              <w:bottom w:val="nil"/>
+              <w:right w:val="nil"/>
+            </w:tcBorders>
+            <w:tcMar>
+              <w:top w:w="80" w:type="dxa"/>
+              <w:left w:w="80" w:type="dxa"/>
+              <w:bottom w:w="80" w:type="dxa"/>
+              <w:right w:w="80" w:type="dxa"/>
+            </w:tcMar>
+            <w:hideMark/>
+          </w:tcPr>
+          <w:p>
+            <w:pPr>
+              <w:pStyle w:val="NormalWeb"/>
+              <w:spacing w:before="0" w:beforeAutospacing="0" w:after="0" w:afterAutospacing="0"/>
+              <w:rPr>
+                <w:rFonts w:ascii="Calibri" w:hAnsi="Calibri" w:cs="Calibri"/>
+                <w:sz w:val="22"/>
+                <w:szCs w:val="22"/>
+              </w:rPr>
+            </w:pPr>
+            <w:r>
+              <w:rPr>
+                <w:rFonts w:ascii="Calibri" w:hAnsi="Calibri" w:cs="Calibri"/>
+                <w:sz w:val="22"/>
+                <w:szCs w:val="22"/>
+              </w:rPr>
+              <w:t>source_parent_object_id</w:t>
+            </w:r>
+          </w:p>
+        </w:tc>
+        <w:tc>
+          <w:tcPr>
+            <w:tcW w:w="1787" w:type="dxa"/>
+            <w:tcBorders>
+              <w:top w:val="nil"/>
+              <w:left w:val="nil"/>
+              <w:bottom w:val="nil"/>
+              <w:right w:val="nil"/>
+            </w:tcBorders>
+            <w:tcMar>
+              <w:top w:w="80" w:type="dxa"/>
+              <w:left w:w="80" w:type="dxa"/>
+              <w:bottom w:w="80" w:type="dxa"/>
+              <w:right w:w="80" w:type="dxa"/>
+            </w:tcMar>
+            <w:hideMark/>
+          </w:tcPr>
+          <w:p>
+            <w:pPr>
+              <w:pStyle w:val="NormalWeb"/>
+              <w:spacing w:before="0" w:beforeAutospacing="0" w:after="0" w:afterAutospacing="0"/>
+              <w:rPr>
+                <w:rFonts w:ascii="Calibri" w:hAnsi="Calibri" w:cs="Calibri"/>
+                <w:sz w:val="22"/>
+                <w:szCs w:val="22"/>
+              </w:rPr>
+            </w:pPr>
+            <w:r>
+              <w:rPr>
+                <w:rFonts w:ascii="Calibri" w:hAnsi="Calibri" w:cs="Calibri"/>
+                <w:sz w:val="22"/>
+                <w:szCs w:val="22"/>
+              </w:rPr>
+              <w:t>str | None</w:t>
             </w:r>
           </w:p>
         </w:tc>
@@ -5213,7 +5553,7 @@
         </w:tc>
         <w:tc>
           <w:tcPr>
-            <w:tcW w:w="1231" w:type="dxa"/>
+            <w:tcW w:w="1528" w:type="dxa"/>
             <w:tcBorders>
               <w:top w:val="nil"/>
               <w:left w:val="nil"/>
@@ -5250,7 +5590,7 @@
         </w:tc>
         <w:tc>
           <w:tcPr>
-            <w:tcW w:w="1999" w:type="dxa"/>
+            <w:tcW w:w="2026" w:type="dxa"/>
             <w:tcBorders>
               <w:top w:val="nil"/>
               <w:left w:val="nil"/>
@@ -5288,7 +5628,7 @@
       </w:tr>
       <w:tr>
         <w:trPr>
-          <w:divId w:val="825244886"/>
+          <w:divId w:val="1205949845"/>
         </w:trPr>
         <w:tc>
           <w:tcPr>
@@ -5323,7 +5663,7 @@
                 <w:sz w:val="22"/>
                 <w:szCs w:val="22"/>
               </w:rPr>
-              <w:t>source_modified_at</w:t>
+              <w:t>source_created_at</w:t>
             </w:r>
           </w:p>
         </w:tc>
@@ -5403,7 +5743,7 @@
         </w:tc>
         <w:tc>
           <w:tcPr>
-            <w:tcW w:w="1231" w:type="dxa"/>
+            <w:tcW w:w="1528" w:type="dxa"/>
             <w:tcBorders>
               <w:top w:val="nil"/>
               <w:left w:val="nil"/>
@@ -5440,7 +5780,7 @@
         </w:tc>
         <w:tc>
           <w:tcPr>
-            <w:tcW w:w="1999" w:type="dxa"/>
+            <w:tcW w:w="2026" w:type="dxa"/>
             <w:tcBorders>
               <w:top w:val="nil"/>
               <w:left w:val="nil"/>
@@ -5478,7 +5818,7 @@
       </w:tr>
       <w:tr>
         <w:trPr>
-          <w:divId w:val="825244886"/>
+          <w:divId w:val="1205949845"/>
         </w:trPr>
         <w:tc>
           <w:tcPr>
@@ -5513,44 +5853,44 @@
                 <w:sz w:val="22"/>
                 <w:szCs w:val="22"/>
               </w:rPr>
-              <w:t>source_path</w:t>
-            </w:r>
-          </w:p>
-        </w:tc>
-        <w:tc>
-          <w:tcPr>
-            <w:tcW w:w="1787" w:type="dxa"/>
-            <w:tcBorders>
-              <w:top w:val="nil"/>
-              <w:left w:val="nil"/>
-              <w:bottom w:val="nil"/>
-              <w:right w:val="nil"/>
-            </w:tcBorders>
-            <w:tcMar>
-              <w:top w:w="80" w:type="dxa"/>
-              <w:left w:w="80" w:type="dxa"/>
-              <w:bottom w:w="80" w:type="dxa"/>
-              <w:right w:w="80" w:type="dxa"/>
-            </w:tcMar>
-            <w:hideMark/>
-          </w:tcPr>
-          <w:p>
-            <w:pPr>
-              <w:pStyle w:val="NormalWeb"/>
-              <w:spacing w:before="0" w:beforeAutospacing="0" w:after="0" w:afterAutospacing="0"/>
-              <w:rPr>
-                <w:rFonts w:ascii="Calibri" w:hAnsi="Calibri" w:cs="Calibri"/>
-                <w:sz w:val="22"/>
-                <w:szCs w:val="22"/>
-              </w:rPr>
-            </w:pPr>
-            <w:r>
-              <w:rPr>
-                <w:rFonts w:ascii="Calibri" w:hAnsi="Calibri" w:cs="Calibri"/>
-                <w:sz w:val="22"/>
-                <w:szCs w:val="22"/>
-              </w:rPr>
-              <w:t>str | None</w:t>
+              <w:t>source_modified_at</w:t>
+            </w:r>
+          </w:p>
+        </w:tc>
+        <w:tc>
+          <w:tcPr>
+            <w:tcW w:w="1816" w:type="dxa"/>
+            <w:tcBorders>
+              <w:top w:val="nil"/>
+              <w:left w:val="nil"/>
+              <w:bottom w:val="nil"/>
+              <w:right w:val="nil"/>
+            </w:tcBorders>
+            <w:tcMar>
+              <w:top w:w="80" w:type="dxa"/>
+              <w:left w:w="80" w:type="dxa"/>
+              <w:bottom w:w="80" w:type="dxa"/>
+              <w:right w:w="80" w:type="dxa"/>
+            </w:tcMar>
+            <w:hideMark/>
+          </w:tcPr>
+          <w:p>
+            <w:pPr>
+              <w:pStyle w:val="NormalWeb"/>
+              <w:spacing w:before="0" w:beforeAutospacing="0" w:after="0" w:afterAutospacing="0"/>
+              <w:rPr>
+                <w:rFonts w:ascii="Calibri" w:hAnsi="Calibri" w:cs="Calibri"/>
+                <w:sz w:val="22"/>
+                <w:szCs w:val="22"/>
+              </w:rPr>
+            </w:pPr>
+            <w:r>
+              <w:rPr>
+                <w:rFonts w:ascii="Calibri" w:hAnsi="Calibri" w:cs="Calibri"/>
+                <w:sz w:val="22"/>
+                <w:szCs w:val="22"/>
+              </w:rPr>
+              <w:t>datetime | None</w:t>
             </w:r>
           </w:p>
         </w:tc>
@@ -5593,7 +5933,7 @@
         </w:tc>
         <w:tc>
           <w:tcPr>
-            <w:tcW w:w="1231" w:type="dxa"/>
+            <w:tcW w:w="1528" w:type="dxa"/>
             <w:tcBorders>
               <w:top w:val="nil"/>
               <w:left w:val="nil"/>
@@ -5668,7 +6008,7 @@
       </w:tr>
       <w:tr>
         <w:trPr>
-          <w:divId w:val="825244886"/>
+          <w:divId w:val="1205949845"/>
         </w:trPr>
         <w:tc>
           <w:tcPr>
@@ -5703,6 +6043,196 @@
                 <w:sz w:val="22"/>
                 <w:szCs w:val="22"/>
               </w:rPr>
+              <w:t>source_path</w:t>
+            </w:r>
+          </w:p>
+        </w:tc>
+        <w:tc>
+          <w:tcPr>
+            <w:tcW w:w="1787" w:type="dxa"/>
+            <w:tcBorders>
+              <w:top w:val="nil"/>
+              <w:left w:val="nil"/>
+              <w:bottom w:val="nil"/>
+              <w:right w:val="nil"/>
+            </w:tcBorders>
+            <w:tcMar>
+              <w:top w:w="80" w:type="dxa"/>
+              <w:left w:w="80" w:type="dxa"/>
+              <w:bottom w:w="80" w:type="dxa"/>
+              <w:right w:w="80" w:type="dxa"/>
+            </w:tcMar>
+            <w:hideMark/>
+          </w:tcPr>
+          <w:p>
+            <w:pPr>
+              <w:pStyle w:val="NormalWeb"/>
+              <w:spacing w:before="0" w:beforeAutospacing="0" w:after="0" w:afterAutospacing="0"/>
+              <w:rPr>
+                <w:rFonts w:ascii="Calibri" w:hAnsi="Calibri" w:cs="Calibri"/>
+                <w:sz w:val="22"/>
+                <w:szCs w:val="22"/>
+              </w:rPr>
+            </w:pPr>
+            <w:r>
+              <w:rPr>
+                <w:rFonts w:ascii="Calibri" w:hAnsi="Calibri" w:cs="Calibri"/>
+                <w:sz w:val="22"/>
+                <w:szCs w:val="22"/>
+              </w:rPr>
+              <w:t>str | None</w:t>
+            </w:r>
+          </w:p>
+        </w:tc>
+        <w:tc>
+          <w:tcPr>
+            <w:tcW w:w="1122" w:type="dxa"/>
+            <w:tcBorders>
+              <w:top w:val="nil"/>
+              <w:left w:val="nil"/>
+              <w:bottom w:val="nil"/>
+              <w:right w:val="nil"/>
+            </w:tcBorders>
+            <w:tcMar>
+              <w:top w:w="80" w:type="dxa"/>
+              <w:left w:w="80" w:type="dxa"/>
+              <w:bottom w:w="80" w:type="dxa"/>
+              <w:right w:w="80" w:type="dxa"/>
+            </w:tcMar>
+            <w:hideMark/>
+          </w:tcPr>
+          <w:p>
+            <w:pPr>
+              <w:pStyle w:val="NormalWeb"/>
+              <w:spacing w:before="0" w:beforeAutospacing="0" w:after="0" w:afterAutospacing="0"/>
+              <w:rPr>
+                <w:rFonts w:ascii="Calibri" w:hAnsi="Calibri" w:cs="Calibri"/>
+                <w:sz w:val="22"/>
+                <w:szCs w:val="22"/>
+              </w:rPr>
+            </w:pPr>
+            <w:r>
+              <w:rPr>
+                <w:rFonts w:ascii="Calibri" w:hAnsi="Calibri" w:cs="Calibri"/>
+                <w:sz w:val="22"/>
+                <w:szCs w:val="22"/>
+              </w:rPr>
+              <w:t>No</w:t>
+            </w:r>
+          </w:p>
+        </w:tc>
+        <w:tc>
+          <w:tcPr>
+            <w:tcW w:w="1528" w:type="dxa"/>
+            <w:tcBorders>
+              <w:top w:val="nil"/>
+              <w:left w:val="nil"/>
+              <w:bottom w:val="nil"/>
+              <w:right w:val="nil"/>
+            </w:tcBorders>
+            <w:tcMar>
+              <w:top w:w="80" w:type="dxa"/>
+              <w:left w:w="80" w:type="dxa"/>
+              <w:bottom w:w="80" w:type="dxa"/>
+              <w:right w:w="80" w:type="dxa"/>
+            </w:tcMar>
+            <w:hideMark/>
+          </w:tcPr>
+          <w:p>
+            <w:pPr>
+              <w:pStyle w:val="NormalWeb"/>
+              <w:spacing w:before="0" w:beforeAutospacing="0" w:after="0" w:afterAutospacing="0"/>
+              <w:rPr>
+                <w:rFonts w:ascii="Calibri" w:hAnsi="Calibri" w:cs="Calibri"/>
+                <w:sz w:val="22"/>
+                <w:szCs w:val="22"/>
+              </w:rPr>
+            </w:pPr>
+            <w:r>
+              <w:rPr>
+                <w:rFonts w:ascii="Calibri" w:hAnsi="Calibri" w:cs="Calibri"/>
+                <w:sz w:val="22"/>
+                <w:szCs w:val="22"/>
+              </w:rPr>
+              <w:t>Translator</w:t>
+            </w:r>
+          </w:p>
+        </w:tc>
+        <w:tc>
+          <w:tcPr>
+            <w:tcW w:w="2053" w:type="dxa"/>
+            <w:tcBorders>
+              <w:top w:val="nil"/>
+              <w:left w:val="nil"/>
+              <w:bottom w:val="nil"/>
+              <w:right w:val="nil"/>
+            </w:tcBorders>
+            <w:tcMar>
+              <w:top w:w="80" w:type="dxa"/>
+              <w:left w:w="80" w:type="dxa"/>
+              <w:bottom w:w="80" w:type="dxa"/>
+              <w:right w:w="80" w:type="dxa"/>
+            </w:tcMar>
+            <w:hideMark/>
+          </w:tcPr>
+          <w:p>
+            <w:pPr>
+              <w:pStyle w:val="NormalWeb"/>
+              <w:spacing w:before="0" w:beforeAutospacing="0" w:after="0" w:afterAutospacing="0"/>
+              <w:rPr>
+                <w:rFonts w:ascii="Calibri" w:hAnsi="Calibri" w:cs="Calibri"/>
+                <w:sz w:val="22"/>
+                <w:szCs w:val="22"/>
+              </w:rPr>
+            </w:pPr>
+            <w:r>
+              <w:rPr>
+                <w:rFonts w:ascii="Calibri" w:hAnsi="Calibri" w:cs="Calibri"/>
+                <w:sz w:val="22"/>
+                <w:szCs w:val="22"/>
+              </w:rPr>
+              <w:t>No</w:t>
+            </w:r>
+          </w:p>
+        </w:tc>
+      </w:tr>
+      <w:tr>
+        <w:trPr>
+          <w:divId w:val="1205949845"/>
+        </w:trPr>
+        <w:tc>
+          <w:tcPr>
+            <w:tcW w:w="2539" w:type="dxa"/>
+            <w:tcBorders>
+              <w:top w:val="nil"/>
+              <w:left w:val="nil"/>
+              <w:bottom w:val="nil"/>
+              <w:right w:val="nil"/>
+            </w:tcBorders>
+            <w:tcMar>
+              <w:top w:w="80" w:type="dxa"/>
+              <w:left w:w="80" w:type="dxa"/>
+              <w:bottom w:w="80" w:type="dxa"/>
+              <w:right w:w="80" w:type="dxa"/>
+            </w:tcMar>
+            <w:hideMark/>
+          </w:tcPr>
+          <w:p>
+            <w:pPr>
+              <w:pStyle w:val="NormalWeb"/>
+              <w:spacing w:before="0" w:beforeAutospacing="0" w:after="0" w:afterAutospacing="0"/>
+              <w:rPr>
+                <w:rFonts w:ascii="Calibri" w:hAnsi="Calibri" w:cs="Calibri"/>
+                <w:sz w:val="22"/>
+                <w:szCs w:val="22"/>
+              </w:rPr>
+            </w:pPr>
+            <w:r>
+              <w:rPr>
+                <w:rFonts w:ascii="Calibri" w:hAnsi="Calibri" w:cs="Calibri"/>
+                <w:sz w:val="22"/>
+                <w:szCs w:val="22"/>
+              </w:rPr>
               <w:t>metadata</w:t>
             </w:r>
           </w:p>
@@ -5783,7 +6313,7 @@
         </w:tc>
         <w:tc>
           <w:tcPr>
-            <w:tcW w:w="1231" w:type="dxa"/>
+            <w:tcW w:w="1528" w:type="dxa"/>
             <w:tcBorders>
               <w:top w:val="nil"/>
               <w:left w:val="nil"/>
@@ -5820,7 +6350,7 @@
         </w:tc>
         <w:tc>
           <w:tcPr>
-            <w:tcW w:w="2026" w:type="dxa"/>
+            <w:tcW w:w="2053" w:type="dxa"/>
             <w:tcBorders>
               <w:top w:val="nil"/>
               <w:left w:val="nil"/>
@@ -5873,6 +6403,44 @@
           <w:sz w:val="22"/>
           <w:szCs w:val="22"/>
         </w:rPr>
+        <w:t> </w:t>
+      </w:r>
+    </w:p>
+    <w:p>
+      <w:pPr>
+        <w:pStyle w:val="NormalWeb"/>
+        <w:spacing w:before="0" w:beforeAutospacing="0" w:after="0" w:afterAutospacing="0"/>
+        <w:rPr>
+          <w:rFonts w:ascii="Calibri" w:hAnsi="Calibri" w:cs="Calibri"/>
+          <w:sz w:val="22"/>
+          <w:szCs w:val="22"/>
+        </w:rPr>
+      </w:pPr>
+      <w:r>
+        <w:rPr>
+          <w:rFonts w:ascii="Calibri" w:hAnsi="Calibri" w:cs="Calibri"/>
+          <w:sz w:val="22"/>
+          <w:szCs w:val="22"/>
+        </w:rPr>
+        <w:t>correlation_id is assigned by Synchronization orchestration before Translator processing. Translator preserves and propagates the value but does not own, generate, or modify it.</w:t>
+      </w:r>
+    </w:p>
+    <w:p>
+      <w:pPr>
+        <w:pStyle w:val="NormalWeb"/>
+        <w:spacing w:before="0" w:beforeAutospacing="0" w:after="0" w:afterAutospacing="0"/>
+        <w:rPr>
+          <w:rFonts w:ascii="Calibri" w:hAnsi="Calibri" w:cs="Calibri"/>
+          <w:sz w:val="22"/>
+          <w:szCs w:val="22"/>
+        </w:rPr>
+      </w:pPr>
+      <w:r>
+        <w:rPr>
+          <w:rFonts w:ascii="Calibri" w:hAnsi="Calibri" w:cs="Calibri"/>
+          <w:sz w:val="22"/>
+          <w:szCs w:val="22"/>
+        </w:rPr>
         <w:t>source_object_id preserves the identifier assigned to the object by its Source of Truth.</w:t>
       </w:r>
     </w:p>
@@ -5892,7 +6460,15 @@
           <w:sz w:val="22"/>
           <w:szCs w:val="22"/>
         </w:rPr>
-        <w:t>source_parent_object_id represents the immediate parent relationship established from source information.</w:t>
+        <w:t xml:space="preserve">source_parent_object_id </w:t>
+      </w:r>
+      <w:r>
+        <w:rPr>
+          <w:rFonts w:ascii="Calibri" w:hAnsi="Calibri" w:cs="Calibri"/>
+          <w:sz w:val="22"/>
+          <w:szCs w:val="22"/>
+        </w:rPr>
+        <w:t>represents the immediate parent relationship established from source information.</w:t>
       </w:r>
     </w:p>
     <w:p>
@@ -5949,16 +6525,7 @@
           <w:sz w:val="22"/>
           <w:szCs w:val="22"/>
         </w:rPr>
-        <w:lastRenderedPageBreak/>
-        <w:t xml:space="preserve">Downstream stages </w:t>
-      </w:r>
-      <w:r>
-        <w:rPr>
-          <w:rFonts w:ascii="Calibri" w:hAnsi="Calibri" w:cs="Calibri"/>
-          <w:sz w:val="22"/>
-          <w:szCs w:val="22"/>
-        </w:rPr>
-        <w:t>consume them without reconstructing repository-specific structure.</w:t>
+        <w:t>Downstream stages consume them without reconstructing repository-specific structure.</w:t>
       </w:r>
     </w:p>
     <w:p>
@@ -6119,6 +6686,63 @@
           <w:szCs w:val="22"/>
         </w:rPr>
         <w:t>Stores the synchronization decision produced by Discovery after comparing a translated source object against the Canonical Knowledge Repository.</w:t>
+      </w:r>
+    </w:p>
+    <w:p>
+      <w:pPr>
+        <w:pStyle w:val="NormalWeb"/>
+        <w:spacing w:before="0" w:beforeAutospacing="0" w:after="0" w:afterAutospacing="0"/>
+        <w:rPr>
+          <w:rFonts w:ascii="Calibri" w:hAnsi="Calibri" w:cs="Calibri"/>
+          <w:sz w:val="22"/>
+          <w:szCs w:val="22"/>
+        </w:rPr>
+      </w:pPr>
+      <w:r>
+        <w:rPr>
+          <w:rFonts w:ascii="Calibri" w:hAnsi="Calibri" w:cs="Calibri"/>
+          <w:sz w:val="22"/>
+          <w:szCs w:val="22"/>
+        </w:rPr>
+        <w:t> </w:t>
+      </w:r>
+    </w:p>
+    <w:p>
+      <w:pPr>
+        <w:pStyle w:val="NormalWeb"/>
+        <w:spacing w:before="0" w:beforeAutospacing="0" w:after="0" w:afterAutospacing="0"/>
+        <w:rPr>
+          <w:rFonts w:ascii="Calibri" w:hAnsi="Calibri" w:cs="Calibri"/>
+          <w:sz w:val="22"/>
+          <w:szCs w:val="22"/>
+        </w:rPr>
+      </w:pPr>
+      <w:r>
+        <w:rPr>
+          <w:rFonts w:ascii="Calibri" w:hAnsi="Calibri" w:cs="Calibri"/>
+          <w:sz w:val="22"/>
+          <w:szCs w:val="22"/>
+        </w:rPr>
+        <w:t>The stage record preserves the orchestration correlation_id supplied through its input record. The stage validates association consistency where required but does not generate or modify correlation identity.</w:t>
+      </w:r>
+    </w:p>
+    <w:p>
+      <w:pPr>
+        <w:pStyle w:val="NormalWeb"/>
+        <w:spacing w:before="0" w:beforeAutospacing="0" w:after="0" w:afterAutospacing="0"/>
+        <w:rPr>
+          <w:rFonts w:ascii="Calibri" w:hAnsi="Calibri" w:cs="Calibri"/>
+          <w:sz w:val="22"/>
+          <w:szCs w:val="22"/>
+        </w:rPr>
+      </w:pPr>
+      <w:r>
+        <w:rPr>
+          <w:rFonts w:ascii="Calibri" w:hAnsi="Calibri" w:cs="Calibri"/>
+          <w:sz w:val="22"/>
+          <w:szCs w:val="22"/>
+        </w:rPr>
+        <w:t> </w:t>
       </w:r>
     </w:p>
     <w:p>
@@ -6253,7 +6877,7 @@
       </w:tblGrid>
       <w:tr>
         <w:trPr>
-          <w:divId w:val="1893925250"/>
+          <w:divId w:val="1107845963"/>
         </w:trPr>
         <w:tc>
           <w:tcPr>
@@ -6453,7 +7077,7 @@
       </w:tr>
       <w:tr>
         <w:trPr>
-          <w:divId w:val="1893925250"/>
+          <w:divId w:val="1107845963"/>
         </w:trPr>
         <w:tc>
           <w:tcPr>
@@ -6643,7 +7267,7 @@
       </w:tr>
       <w:tr>
         <w:trPr>
-          <w:divId w:val="1893925250"/>
+          <w:divId w:val="1107845963"/>
         </w:trPr>
         <w:tc>
           <w:tcPr>
@@ -6833,7 +7457,7 @@
       </w:tr>
       <w:tr>
         <w:trPr>
-          <w:divId w:val="1893925250"/>
+          <w:divId w:val="1107845963"/>
         </w:trPr>
         <w:tc>
           <w:tcPr>
@@ -7023,7 +7647,7 @@
       </w:tr>
       <w:tr>
         <w:trPr>
-          <w:divId w:val="1893925250"/>
+          <w:divId w:val="1107845963"/>
         </w:trPr>
         <w:tc>
           <w:tcPr>
@@ -7058,6 +7682,7 @@
                 <w:sz w:val="22"/>
                 <w:szCs w:val="22"/>
               </w:rPr>
+              <w:lastRenderedPageBreak/>
               <w:t>requires_extraction</w:t>
             </w:r>
           </w:p>
@@ -7618,15 +8243,7 @@
           <w:sz w:val="22"/>
           <w:szCs w:val="22"/>
         </w:rPr>
-        <w:t xml:space="preserve">Those </w:t>
-      </w:r>
-      <w:r>
-        <w:rPr>
-          <w:rFonts w:ascii="Calibri" w:hAnsi="Calibri" w:cs="Calibri"/>
-          <w:sz w:val="22"/>
-          <w:szCs w:val="22"/>
-        </w:rPr>
-        <w:t>responsibilities remain exclusively owned by Discovery.</w:t>
+        <w:t>Those responsibilities remain exclusively owned by Discovery.</w:t>
       </w:r>
     </w:p>
     <w:p>
@@ -7723,7 +8340,6 @@
           <w:sz w:val="22"/>
           <w:szCs w:val="22"/>
         </w:rPr>
-        <w:lastRenderedPageBreak/>
         <w:t>The two fields have separate purposes:</w:t>
       </w:r>
     </w:p>
@@ -8030,15 +8646,7 @@
           <w:sz w:val="22"/>
           <w:szCs w:val="22"/>
         </w:rPr>
-        <w:t xml:space="preserve">/ </w:t>
-      </w:r>
-      <w:r>
-        <w:rPr>
-          <w:rFonts w:ascii="Calibri" w:hAnsi="Calibri" w:cs="Calibri"/>
-          <w:sz w:val="22"/>
-          <w:szCs w:val="22"/>
-        </w:rPr>
-        <w:t xml:space="preserve">  \</w:t>
+        <w:t>/   \</w:t>
       </w:r>
     </w:p>
     <w:p>
@@ -8133,6 +8741,7 @@
           <w:sz w:val="22"/>
           <w:szCs w:val="22"/>
         </w:rPr>
+        <w:lastRenderedPageBreak/>
         <w:t xml:space="preserve">Identity fields determine </w:t>
       </w:r>
       <w:r>
@@ -8256,7 +8865,7 @@
       </w:tblGrid>
       <w:tr>
         <w:trPr>
-          <w:divId w:val="850294650"/>
+          <w:divId w:val="281545658"/>
         </w:trPr>
         <w:tc>
           <w:tcPr>
@@ -8378,7 +8987,7 @@
       </w:tr>
       <w:tr>
         <w:trPr>
-          <w:divId w:val="850294650"/>
+          <w:divId w:val="281545658"/>
         </w:trPr>
         <w:tc>
           <w:tcPr>
@@ -8494,7 +9103,7 @@
       </w:tr>
       <w:tr>
         <w:trPr>
-          <w:divId w:val="850294650"/>
+          <w:divId w:val="281545658"/>
         </w:trPr>
         <w:tc>
           <w:tcPr>
@@ -8610,7 +9219,7 @@
       </w:tr>
       <w:tr>
         <w:trPr>
-          <w:divId w:val="850294650"/>
+          <w:divId w:val="281545658"/>
         </w:trPr>
         <w:tc>
           <w:tcPr>
@@ -8741,15 +9350,7 @@
           <w:sz w:val="22"/>
           <w:szCs w:val="22"/>
         </w:rPr>
-        <w:t>If one or more</w:t>
-      </w:r>
-      <w:r>
-        <w:rPr>
-          <w:rFonts w:ascii="Calibri" w:hAnsi="Calibri" w:cs="Calibri"/>
-          <w:sz w:val="22"/>
-          <w:szCs w:val="22"/>
-        </w:rPr>
-        <w:t xml:space="preserve"> comparison fields differ:</w:t>
+        <w:t>If one or more comparison fields differ:</w:t>
       </w:r>
     </w:p>
     <w:p>
@@ -8998,34 +9599,25 @@
           <w:sz w:val="22"/>
           <w:szCs w:val="22"/>
         </w:rPr>
-        <w:t xml:space="preserve">Generated by Extraction. Discovery does not generate or use content hashes to determine </w:t>
-      </w:r>
-      <w:r>
-        <w:rPr>
-          <w:rFonts w:ascii="Calibri" w:hAnsi="Calibri" w:cs="Calibri"/>
-          <w:sz w:val="22"/>
-          <w:szCs w:val="22"/>
-        </w:rPr>
-        <w:t>synchronization state.</w:t>
-      </w:r>
-    </w:p>
-    <w:p>
-      <w:pPr>
-        <w:pStyle w:val="NormalWeb"/>
-        <w:spacing w:before="0" w:beforeAutospacing="0" w:after="0" w:afterAutospacing="0"/>
-        <w:rPr>
-          <w:rFonts w:ascii="Calibri" w:hAnsi="Calibri" w:cs="Calibri"/>
-          <w:sz w:val="22"/>
-          <w:szCs w:val="22"/>
-        </w:rPr>
-      </w:pPr>
-      <w:r>
-        <w:rPr>
-          <w:rFonts w:ascii="Calibri" w:hAnsi="Calibri" w:cs="Calibri"/>
-          <w:sz w:val="22"/>
-          <w:szCs w:val="22"/>
-        </w:rPr>
-        <w:lastRenderedPageBreak/>
+        <w:t>Generated by Extraction. Discovery does not generate or use content hashes to determine synchronization state.</w:t>
+      </w:r>
+    </w:p>
+    <w:p>
+      <w:pPr>
+        <w:pStyle w:val="NormalWeb"/>
+        <w:spacing w:before="0" w:beforeAutospacing="0" w:after="0" w:afterAutospacing="0"/>
+        <w:rPr>
+          <w:rFonts w:ascii="Calibri" w:hAnsi="Calibri" w:cs="Calibri"/>
+          <w:sz w:val="22"/>
+          <w:szCs w:val="22"/>
+        </w:rPr>
+      </w:pPr>
+      <w:r>
+        <w:rPr>
+          <w:rFonts w:ascii="Calibri" w:hAnsi="Calibri" w:cs="Calibri"/>
+          <w:sz w:val="22"/>
+          <w:szCs w:val="22"/>
+        </w:rPr>
         <w:t>mime_type</w:t>
       </w:r>
     </w:p>
@@ -9045,7 +9637,15 @@
           <w:sz w:val="22"/>
           <w:szCs w:val="22"/>
         </w:rPr>
-        <w:t>Not used as a Discovery comparison field.</w:t>
+        <w:t xml:space="preserve">Not used as a </w:t>
+      </w:r>
+      <w:r>
+        <w:rPr>
+          <w:rFonts w:ascii="Calibri" w:hAnsi="Calibri" w:cs="Calibri"/>
+          <w:sz w:val="22"/>
+          <w:szCs w:val="22"/>
+        </w:rPr>
+        <w:t>Discovery comparison field.</w:t>
       </w:r>
     </w:p>
     <w:p>
@@ -9307,6 +9907,71 @@
           <w:szCs w:val="22"/>
         </w:rPr>
         <w:t xml:space="preserve">MODIFIED </w:t>
+      </w:r>
+    </w:p>
+    <w:p>
+      <w:pPr>
+        <w:pStyle w:val="NormalWeb"/>
+        <w:spacing w:before="0" w:beforeAutospacing="0" w:after="0" w:afterAutospacing="0"/>
+        <w:rPr>
+          <w:rFonts w:ascii="Calibri" w:hAnsi="Calibri" w:cs="Calibri"/>
+          <w:sz w:val="22"/>
+          <w:szCs w:val="22"/>
+        </w:rPr>
+      </w:pPr>
+      <w:r>
+        <w:rPr>
+          <w:rFonts w:ascii="Calibri" w:hAnsi="Calibri" w:cs="Calibri"/>
+          <w:sz w:val="22"/>
+          <w:szCs w:val="22"/>
+        </w:rPr>
+        <w:t> </w:t>
+      </w:r>
+    </w:p>
+    <w:p>
+      <w:pPr>
+        <w:pStyle w:val="NormalWeb"/>
+        <w:spacing w:before="0" w:beforeAutospacing="0" w:after="0" w:afterAutospacing="0"/>
+        <w:rPr>
+          <w:rFonts w:ascii="Calibri" w:hAnsi="Calibri" w:cs="Calibri"/>
+          <w:sz w:val="22"/>
+          <w:szCs w:val="22"/>
+        </w:rPr>
+      </w:pPr>
+      <w:r>
+        <w:rPr>
+          <w:rFonts w:ascii="Calibri" w:hAnsi="Calibri" w:cs="Calibri"/>
+          <w:sz w:val="22"/>
+          <w:szCs w:val="22"/>
+        </w:rPr>
+        <w:t xml:space="preserve">The stage record preserves the orchestration correlation_id supplied through its input record. The stage validates association consistency where required but does not </w:t>
+      </w:r>
+      <w:r>
+        <w:rPr>
+          <w:rFonts w:ascii="Calibri" w:hAnsi="Calibri" w:cs="Calibri"/>
+          <w:sz w:val="22"/>
+          <w:szCs w:val="22"/>
+        </w:rPr>
+        <w:t>generate or modify correlation identity.</w:t>
+      </w:r>
+    </w:p>
+    <w:p>
+      <w:pPr>
+        <w:pStyle w:val="NormalWeb"/>
+        <w:spacing w:before="0" w:beforeAutospacing="0" w:after="0" w:afterAutospacing="0"/>
+        <w:rPr>
+          <w:rFonts w:ascii="Calibri" w:hAnsi="Calibri" w:cs="Calibri"/>
+          <w:sz w:val="22"/>
+          <w:szCs w:val="22"/>
+        </w:rPr>
+      </w:pPr>
+      <w:r>
+        <w:rPr>
+          <w:rFonts w:ascii="Calibri" w:hAnsi="Calibri" w:cs="Calibri"/>
+          <w:sz w:val="22"/>
+          <w:szCs w:val="22"/>
+        </w:rPr>
+        <w:t> </w:t>
       </w:r>
     </w:p>
     <w:p>
@@ -9356,7 +10021,7 @@
       </w:tblGrid>
       <w:tr>
         <w:trPr>
-          <w:divId w:val="252277643"/>
+          <w:divId w:val="1576822546"/>
         </w:trPr>
         <w:tc>
           <w:tcPr>
@@ -9556,7 +10221,7 @@
       </w:tr>
       <w:tr>
         <w:trPr>
-          <w:divId w:val="252277643"/>
+          <w:divId w:val="1576822546"/>
         </w:trPr>
         <w:tc>
           <w:tcPr>
@@ -9746,7 +10411,7 @@
       </w:tr>
       <w:tr>
         <w:trPr>
-          <w:divId w:val="252277643"/>
+          <w:divId w:val="1576822546"/>
         </w:trPr>
         <w:tc>
           <w:tcPr>
@@ -9936,7 +10601,7 @@
       </w:tr>
       <w:tr>
         <w:trPr>
-          <w:divId w:val="252277643"/>
+          <w:divId w:val="1576822546"/>
         </w:trPr>
         <w:tc>
           <w:tcPr>
@@ -10126,7 +10791,7 @@
       </w:tr>
       <w:tr>
         <w:trPr>
-          <w:divId w:val="252277643"/>
+          <w:divId w:val="1576822546"/>
         </w:trPr>
         <w:tc>
           <w:tcPr>
@@ -10316,7 +10981,7 @@
       </w:tr>
       <w:tr>
         <w:trPr>
-          <w:divId w:val="252277643"/>
+          <w:divId w:val="1576822546"/>
         </w:trPr>
         <w:tc>
           <w:tcPr>
@@ -10540,7 +11205,15 @@
           <w:sz w:val="22"/>
           <w:szCs w:val="22"/>
         </w:rPr>
-        <w:t>Discovery does not perform these responsibilities.</w:t>
+        <w:t xml:space="preserve">Discovery does not </w:t>
+      </w:r>
+      <w:r>
+        <w:rPr>
+          <w:rFonts w:ascii="Calibri" w:hAnsi="Calibri" w:cs="Calibri"/>
+          <w:sz w:val="22"/>
+          <w:szCs w:val="22"/>
+        </w:rPr>
+        <w:t>perform these responsibilities.</w:t>
       </w:r>
     </w:p>
     <w:p>
@@ -10700,7 +11373,83 @@
           <w:sz w:val="22"/>
           <w:szCs w:val="22"/>
         </w:rPr>
-        <w:t>Stores the result of persistence into the Canonical Knowledge Repository.</w:t>
+        <w:t>Stores validated Load-stage results and Record-Level Exceptions produced while persisting eligible synchronization associations.</w:t>
+      </w:r>
+    </w:p>
+    <w:p>
+      <w:pPr>
+        <w:pStyle w:val="NormalWeb"/>
+        <w:spacing w:before="0" w:beforeAutospacing="0" w:after="0" w:afterAutospacing="0"/>
+        <w:rPr>
+          <w:rFonts w:ascii="Calibri" w:hAnsi="Calibri" w:cs="Calibri"/>
+          <w:sz w:val="22"/>
+          <w:szCs w:val="22"/>
+        </w:rPr>
+      </w:pPr>
+      <w:r>
+        <w:rPr>
+          <w:rFonts w:ascii="Calibri" w:hAnsi="Calibri" w:cs="Calibri"/>
+          <w:sz w:val="22"/>
+          <w:szCs w:val="22"/>
+        </w:rPr>
+        <w:t> </w:t>
+      </w:r>
+    </w:p>
+    <w:p>
+      <w:pPr>
+        <w:pStyle w:val="NormalWeb"/>
+        <w:spacing w:before="0" w:beforeAutospacing="0" w:after="0" w:afterAutospacing="0"/>
+        <w:rPr>
+          <w:rFonts w:ascii="Calibri" w:hAnsi="Calibri" w:cs="Calibri"/>
+          <w:sz w:val="22"/>
+          <w:szCs w:val="22"/>
+        </w:rPr>
+      </w:pPr>
+      <w:r>
+        <w:rPr>
+          <w:rFonts w:ascii="Calibri" w:hAnsi="Calibri" w:cs="Calibri"/>
+          <w:sz w:val="22"/>
+          <w:szCs w:val="22"/>
+        </w:rPr>
+        <w:t>Load operates on orchestration-supplied SynchronizationAssociation objects and an existing processing_job_id.</w:t>
+      </w:r>
+    </w:p>
+    <w:p>
+      <w:pPr>
+        <w:pStyle w:val="NormalWeb"/>
+        <w:spacing w:before="0" w:beforeAutospacing="0" w:after="0" w:afterAutospacing="0"/>
+        <w:rPr>
+          <w:rFonts w:ascii="Calibri" w:hAnsi="Calibri" w:cs="Calibri"/>
+          <w:sz w:val="22"/>
+          <w:szCs w:val="22"/>
+        </w:rPr>
+      </w:pPr>
+      <w:r>
+        <w:rPr>
+          <w:rFonts w:ascii="Calibri" w:hAnsi="Calibri" w:cs="Calibri"/>
+          <w:sz w:val="22"/>
+          <w:szCs w:val="22"/>
+        </w:rPr>
+        <w:t>Only NEW and MODIFIED associations are eligible for Load. UNCHANGED associations are rejected and should normally be filtered by Synchronization orchestration before Load is invoked.</w:t>
+      </w:r>
+    </w:p>
+    <w:p>
+      <w:pPr>
+        <w:pStyle w:val="NormalWeb"/>
+        <w:spacing w:before="0" w:beforeAutospacing="0" w:after="0" w:afterAutospacing="0"/>
+        <w:rPr>
+          <w:rFonts w:ascii="Calibri" w:hAnsi="Calibri" w:cs="Calibri"/>
+          <w:sz w:val="22"/>
+          <w:szCs w:val="22"/>
+        </w:rPr>
+      </w:pPr>
+      <w:r>
+        <w:rPr>
+          <w:rFonts w:ascii="Calibri" w:hAnsi="Calibri" w:cs="Calibri"/>
+          <w:sz w:val="22"/>
+          <w:szCs w:val="22"/>
+        </w:rPr>
+        <w:t> </w:t>
       </w:r>
     </w:p>
     <w:p>
@@ -10721,840 +11470,121 @@
           <w:sz w:val="22"/>
           <w:szCs w:val="22"/>
         </w:rPr>
-        <w:t>Fields</w:t>
-      </w:r>
-    </w:p>
-    <w:tbl>
-      <w:tblPr>
-        <w:tblW w:w="0" w:type="auto"/>
-        <w:tblBorders>
-          <w:top w:val="single" w:sz="2" w:space="0" w:color="A3A3A3"/>
-          <w:left w:val="single" w:sz="2" w:space="0" w:color="A3A3A3"/>
-          <w:bottom w:val="single" w:sz="2" w:space="0" w:color="A3A3A3"/>
-          <w:right w:val="single" w:sz="2" w:space="0" w:color="A3A3A3"/>
-        </w:tblBorders>
-        <w:tblCellMar>
-          <w:left w:w="0" w:type="dxa"/>
-          <w:right w:w="0" w:type="dxa"/>
-        </w:tblCellMar>
-        <w:tblLook w:val="04A0" w:firstRow="1" w:lastRow="0" w:firstColumn="1" w:lastColumn="0" w:noHBand="0" w:noVBand="1"/>
-        <w:tblCaption w:val=""/>
-        <w:tblDescription w:val=""/>
-      </w:tblPr>
-      <w:tblGrid>
-        <w:gridCol w:w="2216"/>
-        <w:gridCol w:w="1816"/>
-        <w:gridCol w:w="1151"/>
-        <w:gridCol w:w="963"/>
-        <w:gridCol w:w="1953"/>
-      </w:tblGrid>
-      <w:tr>
-        <w:trPr>
-          <w:divId w:val="1465272382"/>
-        </w:trPr>
-        <w:tc>
-          <w:tcPr>
-            <w:tcW w:w="2189" w:type="dxa"/>
-            <w:tcBorders>
-              <w:top w:val="nil"/>
-              <w:left w:val="nil"/>
-              <w:bottom w:val="nil"/>
-              <w:right w:val="nil"/>
-            </w:tcBorders>
-            <w:tcMar>
-              <w:top w:w="80" w:type="dxa"/>
-              <w:left w:w="80" w:type="dxa"/>
-              <w:bottom w:w="80" w:type="dxa"/>
-              <w:right w:w="80" w:type="dxa"/>
-            </w:tcMar>
-            <w:hideMark/>
-          </w:tcPr>
-          <w:p>
-            <w:pPr>
-              <w:pStyle w:val="NormalWeb"/>
-              <w:spacing w:before="0" w:beforeAutospacing="0" w:after="0" w:afterAutospacing="0"/>
-              <w:rPr>
-                <w:rFonts w:ascii="Calibri" w:hAnsi="Calibri" w:cs="Calibri"/>
-                <w:sz w:val="22"/>
-                <w:szCs w:val="22"/>
-              </w:rPr>
-            </w:pPr>
-            <w:r>
-              <w:rPr>
-                <w:rFonts w:ascii="Calibri" w:hAnsi="Calibri" w:cs="Calibri"/>
-                <w:b/>
-                <w:bCs/>
-                <w:sz w:val="22"/>
-                <w:szCs w:val="22"/>
-              </w:rPr>
-              <w:t>Field</w:t>
-            </w:r>
-          </w:p>
-        </w:tc>
-        <w:tc>
-          <w:tcPr>
-            <w:tcW w:w="1787" w:type="dxa"/>
-            <w:tcBorders>
-              <w:top w:val="nil"/>
-              <w:left w:val="nil"/>
-              <w:bottom w:val="nil"/>
-              <w:right w:val="nil"/>
-            </w:tcBorders>
-            <w:tcMar>
-              <w:top w:w="80" w:type="dxa"/>
-              <w:left w:w="80" w:type="dxa"/>
-              <w:bottom w:w="80" w:type="dxa"/>
-              <w:right w:w="80" w:type="dxa"/>
-            </w:tcMar>
-            <w:hideMark/>
-          </w:tcPr>
-          <w:p>
-            <w:pPr>
-              <w:pStyle w:val="NormalWeb"/>
-              <w:spacing w:before="0" w:beforeAutospacing="0" w:after="0" w:afterAutospacing="0"/>
-              <w:rPr>
-                <w:rFonts w:ascii="Calibri" w:hAnsi="Calibri" w:cs="Calibri"/>
-                <w:sz w:val="22"/>
-                <w:szCs w:val="22"/>
-              </w:rPr>
-            </w:pPr>
-            <w:r>
-              <w:rPr>
-                <w:rFonts w:ascii="Calibri" w:hAnsi="Calibri" w:cs="Calibri"/>
-                <w:b/>
-                <w:bCs/>
-                <w:sz w:val="22"/>
-                <w:szCs w:val="22"/>
-              </w:rPr>
-              <w:t>Python Type</w:t>
-            </w:r>
-          </w:p>
-        </w:tc>
-        <w:tc>
-          <w:tcPr>
-            <w:tcW w:w="1151" w:type="dxa"/>
-            <w:tcBorders>
-              <w:top w:val="nil"/>
-              <w:left w:val="nil"/>
-              <w:bottom w:val="nil"/>
-              <w:right w:val="nil"/>
-            </w:tcBorders>
-            <w:tcMar>
-              <w:top w:w="80" w:type="dxa"/>
-              <w:left w:w="80" w:type="dxa"/>
-              <w:bottom w:w="80" w:type="dxa"/>
-              <w:right w:w="80" w:type="dxa"/>
-            </w:tcMar>
-            <w:hideMark/>
-          </w:tcPr>
-          <w:p>
-            <w:pPr>
-              <w:pStyle w:val="NormalWeb"/>
-              <w:spacing w:before="0" w:beforeAutospacing="0" w:after="0" w:afterAutospacing="0"/>
-              <w:rPr>
-                <w:rFonts w:ascii="Calibri" w:hAnsi="Calibri" w:cs="Calibri"/>
-                <w:sz w:val="22"/>
-                <w:szCs w:val="22"/>
-              </w:rPr>
-            </w:pPr>
-            <w:r>
-              <w:rPr>
-                <w:rFonts w:ascii="Calibri" w:hAnsi="Calibri" w:cs="Calibri"/>
-                <w:b/>
-                <w:bCs/>
-                <w:sz w:val="22"/>
-                <w:szCs w:val="22"/>
-              </w:rPr>
-              <w:t>Required</w:t>
-            </w:r>
-          </w:p>
-        </w:tc>
-        <w:tc>
-          <w:tcPr>
-            <w:tcW w:w="963" w:type="dxa"/>
-            <w:tcBorders>
-              <w:top w:val="nil"/>
-              <w:left w:val="nil"/>
-              <w:bottom w:val="nil"/>
-              <w:right w:val="nil"/>
-            </w:tcBorders>
-            <w:tcMar>
-              <w:top w:w="80" w:type="dxa"/>
-              <w:left w:w="80" w:type="dxa"/>
-              <w:bottom w:w="80" w:type="dxa"/>
-              <w:right w:w="80" w:type="dxa"/>
-            </w:tcMar>
-            <w:hideMark/>
-          </w:tcPr>
-          <w:p>
-            <w:pPr>
-              <w:pStyle w:val="NormalWeb"/>
-              <w:spacing w:before="0" w:beforeAutospacing="0" w:after="0" w:afterAutospacing="0"/>
-              <w:rPr>
-                <w:rFonts w:ascii="Calibri" w:hAnsi="Calibri" w:cs="Calibri"/>
-                <w:sz w:val="22"/>
-                <w:szCs w:val="22"/>
-              </w:rPr>
-            </w:pPr>
-            <w:r>
-              <w:rPr>
-                <w:rFonts w:ascii="Calibri" w:hAnsi="Calibri" w:cs="Calibri"/>
-                <w:b/>
-                <w:bCs/>
-                <w:sz w:val="22"/>
-                <w:szCs w:val="22"/>
-              </w:rPr>
-              <w:t>Owner</w:t>
-            </w:r>
-          </w:p>
-        </w:tc>
-        <w:tc>
-          <w:tcPr>
-            <w:tcW w:w="1953" w:type="dxa"/>
-            <w:tcBorders>
-              <w:top w:val="nil"/>
-              <w:left w:val="nil"/>
-              <w:bottom w:val="nil"/>
-              <w:right w:val="nil"/>
-            </w:tcBorders>
-            <w:tcMar>
-              <w:top w:w="80" w:type="dxa"/>
-              <w:left w:w="80" w:type="dxa"/>
-              <w:bottom w:w="80" w:type="dxa"/>
-              <w:right w:w="80" w:type="dxa"/>
-            </w:tcMar>
-            <w:hideMark/>
-          </w:tcPr>
-          <w:p>
-            <w:pPr>
-              <w:pStyle w:val="NormalWeb"/>
-              <w:spacing w:before="0" w:beforeAutospacing="0" w:after="0" w:afterAutospacing="0"/>
-              <w:rPr>
-                <w:rFonts w:ascii="Calibri" w:hAnsi="Calibri" w:cs="Calibri"/>
-                <w:sz w:val="22"/>
-                <w:szCs w:val="22"/>
-              </w:rPr>
-            </w:pPr>
-            <w:r>
-              <w:rPr>
-                <w:rFonts w:ascii="Calibri" w:hAnsi="Calibri" w:cs="Calibri"/>
-                <w:b/>
-                <w:bCs/>
-                <w:sz w:val="22"/>
-                <w:szCs w:val="22"/>
-              </w:rPr>
-              <w:t>Mutable After Lock</w:t>
-            </w:r>
-          </w:p>
-        </w:tc>
-      </w:tr>
-      <w:tr>
-        <w:trPr>
-          <w:divId w:val="1465272382"/>
-        </w:trPr>
-        <w:tc>
-          <w:tcPr>
-            <w:tcW w:w="2189" w:type="dxa"/>
-            <w:tcBorders>
-              <w:top w:val="nil"/>
-              <w:left w:val="nil"/>
-              <w:bottom w:val="nil"/>
-              <w:right w:val="nil"/>
-            </w:tcBorders>
-            <w:tcMar>
-              <w:top w:w="80" w:type="dxa"/>
-              <w:left w:w="80" w:type="dxa"/>
-              <w:bottom w:w="80" w:type="dxa"/>
-              <w:right w:w="80" w:type="dxa"/>
-            </w:tcMar>
-            <w:hideMark/>
-          </w:tcPr>
-          <w:p>
-            <w:pPr>
-              <w:pStyle w:val="NormalWeb"/>
-              <w:spacing w:before="0" w:beforeAutospacing="0" w:after="0" w:afterAutospacing="0"/>
-              <w:rPr>
-                <w:rFonts w:ascii="Calibri" w:hAnsi="Calibri" w:cs="Calibri"/>
-                <w:sz w:val="22"/>
-                <w:szCs w:val="22"/>
-              </w:rPr>
-            </w:pPr>
-            <w:r>
-              <w:rPr>
-                <w:rFonts w:ascii="Calibri" w:hAnsi="Calibri" w:cs="Calibri"/>
-                <w:sz w:val="22"/>
-                <w:szCs w:val="22"/>
-              </w:rPr>
-              <w:t>persisted</w:t>
-            </w:r>
-          </w:p>
-        </w:tc>
-        <w:tc>
-          <w:tcPr>
-            <w:tcW w:w="1787" w:type="dxa"/>
-            <w:tcBorders>
-              <w:top w:val="nil"/>
-              <w:left w:val="nil"/>
-              <w:bottom w:val="nil"/>
-              <w:right w:val="nil"/>
-            </w:tcBorders>
-            <w:tcMar>
-              <w:top w:w="80" w:type="dxa"/>
-              <w:left w:w="80" w:type="dxa"/>
-              <w:bottom w:w="80" w:type="dxa"/>
-              <w:right w:w="80" w:type="dxa"/>
-            </w:tcMar>
-            <w:hideMark/>
-          </w:tcPr>
-          <w:p>
-            <w:pPr>
-              <w:pStyle w:val="NormalWeb"/>
-              <w:spacing w:before="0" w:beforeAutospacing="0" w:after="0" w:afterAutospacing="0"/>
-              <w:rPr>
-                <w:rFonts w:ascii="Calibri" w:hAnsi="Calibri" w:cs="Calibri"/>
-                <w:sz w:val="22"/>
-                <w:szCs w:val="22"/>
-              </w:rPr>
-            </w:pPr>
-            <w:r>
-              <w:rPr>
-                <w:rFonts w:ascii="Calibri" w:hAnsi="Calibri" w:cs="Calibri"/>
-                <w:sz w:val="22"/>
-                <w:szCs w:val="22"/>
-              </w:rPr>
-              <w:t>bool</w:t>
-            </w:r>
-          </w:p>
-        </w:tc>
-        <w:tc>
-          <w:tcPr>
-            <w:tcW w:w="1122" w:type="dxa"/>
-            <w:tcBorders>
-              <w:top w:val="nil"/>
-              <w:left w:val="nil"/>
-              <w:bottom w:val="nil"/>
-              <w:right w:val="nil"/>
-            </w:tcBorders>
-            <w:tcMar>
-              <w:top w:w="80" w:type="dxa"/>
-              <w:left w:w="80" w:type="dxa"/>
-              <w:bottom w:w="80" w:type="dxa"/>
-              <w:right w:w="80" w:type="dxa"/>
-            </w:tcMar>
-            <w:hideMark/>
-          </w:tcPr>
-          <w:p>
-            <w:pPr>
-              <w:pStyle w:val="NormalWeb"/>
-              <w:spacing w:before="0" w:beforeAutospacing="0" w:after="0" w:afterAutospacing="0"/>
-              <w:rPr>
-                <w:rFonts w:ascii="Calibri" w:hAnsi="Calibri" w:cs="Calibri"/>
-                <w:sz w:val="22"/>
-                <w:szCs w:val="22"/>
-              </w:rPr>
-            </w:pPr>
-            <w:r>
-              <w:rPr>
-                <w:rFonts w:ascii="Calibri" w:hAnsi="Calibri" w:cs="Calibri"/>
-                <w:sz w:val="22"/>
-                <w:szCs w:val="22"/>
-              </w:rPr>
-              <w:t>Yes</w:t>
-            </w:r>
-          </w:p>
-        </w:tc>
-        <w:tc>
-          <w:tcPr>
-            <w:tcW w:w="960" w:type="dxa"/>
-            <w:tcBorders>
-              <w:top w:val="nil"/>
-              <w:left w:val="nil"/>
-              <w:bottom w:val="nil"/>
-              <w:right w:val="nil"/>
-            </w:tcBorders>
-            <w:tcMar>
-              <w:top w:w="80" w:type="dxa"/>
-              <w:left w:w="80" w:type="dxa"/>
-              <w:bottom w:w="80" w:type="dxa"/>
-              <w:right w:w="80" w:type="dxa"/>
-            </w:tcMar>
-            <w:hideMark/>
-          </w:tcPr>
-          <w:p>
-            <w:pPr>
-              <w:pStyle w:val="NormalWeb"/>
-              <w:spacing w:before="0" w:beforeAutospacing="0" w:after="0" w:afterAutospacing="0"/>
-              <w:rPr>
-                <w:rFonts w:ascii="Calibri" w:hAnsi="Calibri" w:cs="Calibri"/>
-                <w:sz w:val="22"/>
-                <w:szCs w:val="22"/>
-              </w:rPr>
-            </w:pPr>
-            <w:r>
-              <w:rPr>
-                <w:rFonts w:ascii="Calibri" w:hAnsi="Calibri" w:cs="Calibri"/>
-                <w:sz w:val="22"/>
-                <w:szCs w:val="22"/>
-              </w:rPr>
-              <w:t>Load</w:t>
-            </w:r>
-          </w:p>
-        </w:tc>
-        <w:tc>
-          <w:tcPr>
-            <w:tcW w:w="1522" w:type="dxa"/>
-            <w:tcBorders>
-              <w:top w:val="nil"/>
-              <w:left w:val="nil"/>
-              <w:bottom w:val="nil"/>
-              <w:right w:val="nil"/>
-            </w:tcBorders>
-            <w:tcMar>
-              <w:top w:w="80" w:type="dxa"/>
-              <w:left w:w="80" w:type="dxa"/>
-              <w:bottom w:w="80" w:type="dxa"/>
-              <w:right w:w="80" w:type="dxa"/>
-            </w:tcMar>
-            <w:hideMark/>
-          </w:tcPr>
-          <w:p>
-            <w:pPr>
-              <w:pStyle w:val="NormalWeb"/>
-              <w:spacing w:before="0" w:beforeAutospacing="0" w:after="0" w:afterAutospacing="0"/>
-              <w:rPr>
-                <w:rFonts w:ascii="Calibri" w:hAnsi="Calibri" w:cs="Calibri"/>
-                <w:sz w:val="22"/>
-                <w:szCs w:val="22"/>
-              </w:rPr>
-            </w:pPr>
-            <w:r>
-              <w:rPr>
-                <w:rFonts w:ascii="Calibri" w:hAnsi="Calibri" w:cs="Calibri"/>
-                <w:sz w:val="22"/>
-                <w:szCs w:val="22"/>
-              </w:rPr>
-              <w:t>No</w:t>
-            </w:r>
-          </w:p>
-        </w:tc>
-      </w:tr>
-      <w:tr>
-        <w:trPr>
-          <w:divId w:val="1465272382"/>
-        </w:trPr>
-        <w:tc>
-          <w:tcPr>
-            <w:tcW w:w="2216" w:type="dxa"/>
-            <w:tcBorders>
-              <w:top w:val="nil"/>
-              <w:left w:val="nil"/>
-              <w:bottom w:val="nil"/>
-              <w:right w:val="nil"/>
-            </w:tcBorders>
-            <w:tcMar>
-              <w:top w:w="80" w:type="dxa"/>
-              <w:left w:w="80" w:type="dxa"/>
-              <w:bottom w:w="80" w:type="dxa"/>
-              <w:right w:w="80" w:type="dxa"/>
-            </w:tcMar>
-            <w:hideMark/>
-          </w:tcPr>
-          <w:p>
-            <w:pPr>
-              <w:pStyle w:val="NormalWeb"/>
-              <w:spacing w:before="0" w:beforeAutospacing="0" w:after="0" w:afterAutospacing="0"/>
-              <w:rPr>
-                <w:rFonts w:ascii="Calibri" w:hAnsi="Calibri" w:cs="Calibri"/>
-                <w:sz w:val="22"/>
-                <w:szCs w:val="22"/>
-              </w:rPr>
-            </w:pPr>
-            <w:r>
-              <w:rPr>
-                <w:rFonts w:ascii="Calibri" w:hAnsi="Calibri" w:cs="Calibri"/>
-                <w:sz w:val="22"/>
-                <w:szCs w:val="22"/>
-              </w:rPr>
-              <w:t>persisted_timestamp</w:t>
-            </w:r>
-          </w:p>
-        </w:tc>
-        <w:tc>
-          <w:tcPr>
-            <w:tcW w:w="1816" w:type="dxa"/>
-            <w:tcBorders>
-              <w:top w:val="nil"/>
-              <w:left w:val="nil"/>
-              <w:bottom w:val="nil"/>
-              <w:right w:val="nil"/>
-            </w:tcBorders>
-            <w:tcMar>
-              <w:top w:w="80" w:type="dxa"/>
-              <w:left w:w="80" w:type="dxa"/>
-              <w:bottom w:w="80" w:type="dxa"/>
-              <w:right w:w="80" w:type="dxa"/>
-            </w:tcMar>
-            <w:hideMark/>
-          </w:tcPr>
-          <w:p>
-            <w:pPr>
-              <w:pStyle w:val="NormalWeb"/>
-              <w:spacing w:before="0" w:beforeAutospacing="0" w:after="0" w:afterAutospacing="0"/>
-              <w:rPr>
-                <w:rFonts w:ascii="Calibri" w:hAnsi="Calibri" w:cs="Calibri"/>
-                <w:sz w:val="22"/>
-                <w:szCs w:val="22"/>
-              </w:rPr>
-            </w:pPr>
-            <w:r>
-              <w:rPr>
-                <w:rFonts w:ascii="Calibri" w:hAnsi="Calibri" w:cs="Calibri"/>
-                <w:sz w:val="22"/>
-                <w:szCs w:val="22"/>
-              </w:rPr>
-              <w:t>datetime | None</w:t>
-            </w:r>
-          </w:p>
-        </w:tc>
-        <w:tc>
-          <w:tcPr>
-            <w:tcW w:w="1122" w:type="dxa"/>
-            <w:tcBorders>
-              <w:top w:val="nil"/>
-              <w:left w:val="nil"/>
-              <w:bottom w:val="nil"/>
-              <w:right w:val="nil"/>
-            </w:tcBorders>
-            <w:tcMar>
-              <w:top w:w="80" w:type="dxa"/>
-              <w:left w:w="80" w:type="dxa"/>
-              <w:bottom w:w="80" w:type="dxa"/>
-              <w:right w:w="80" w:type="dxa"/>
-            </w:tcMar>
-            <w:hideMark/>
-          </w:tcPr>
-          <w:p>
-            <w:pPr>
-              <w:pStyle w:val="NormalWeb"/>
-              <w:spacing w:before="0" w:beforeAutospacing="0" w:after="0" w:afterAutospacing="0"/>
-              <w:rPr>
-                <w:rFonts w:ascii="Calibri" w:hAnsi="Calibri" w:cs="Calibri"/>
-                <w:sz w:val="22"/>
-                <w:szCs w:val="22"/>
-              </w:rPr>
-            </w:pPr>
-            <w:r>
-              <w:rPr>
-                <w:rFonts w:ascii="Calibri" w:hAnsi="Calibri" w:cs="Calibri"/>
-                <w:sz w:val="22"/>
-                <w:szCs w:val="22"/>
-              </w:rPr>
-              <w:t>No</w:t>
-            </w:r>
-          </w:p>
-        </w:tc>
-        <w:tc>
-          <w:tcPr>
-            <w:tcW w:w="960" w:type="dxa"/>
-            <w:tcBorders>
-              <w:top w:val="nil"/>
-              <w:left w:val="nil"/>
-              <w:bottom w:val="nil"/>
-              <w:right w:val="nil"/>
-            </w:tcBorders>
-            <w:tcMar>
-              <w:top w:w="80" w:type="dxa"/>
-              <w:left w:w="80" w:type="dxa"/>
-              <w:bottom w:w="80" w:type="dxa"/>
-              <w:right w:w="80" w:type="dxa"/>
-            </w:tcMar>
-            <w:hideMark/>
-          </w:tcPr>
-          <w:p>
-            <w:pPr>
-              <w:pStyle w:val="NormalWeb"/>
-              <w:spacing w:before="0" w:beforeAutospacing="0" w:after="0" w:afterAutospacing="0"/>
-              <w:rPr>
-                <w:rFonts w:ascii="Calibri" w:hAnsi="Calibri" w:cs="Calibri"/>
-                <w:sz w:val="22"/>
-                <w:szCs w:val="22"/>
-              </w:rPr>
-            </w:pPr>
-            <w:r>
-              <w:rPr>
-                <w:rFonts w:ascii="Calibri" w:hAnsi="Calibri" w:cs="Calibri"/>
-                <w:sz w:val="22"/>
-                <w:szCs w:val="22"/>
-              </w:rPr>
-              <w:t>Load</w:t>
-            </w:r>
-          </w:p>
-        </w:tc>
-        <w:tc>
-          <w:tcPr>
-            <w:tcW w:w="1467" w:type="dxa"/>
-            <w:tcBorders>
-              <w:top w:val="nil"/>
-              <w:left w:val="nil"/>
-              <w:bottom w:val="nil"/>
-              <w:right w:val="nil"/>
-            </w:tcBorders>
-            <w:tcMar>
-              <w:top w:w="80" w:type="dxa"/>
-              <w:left w:w="80" w:type="dxa"/>
-              <w:bottom w:w="80" w:type="dxa"/>
-              <w:right w:w="80" w:type="dxa"/>
-            </w:tcMar>
-            <w:hideMark/>
-          </w:tcPr>
-          <w:p>
-            <w:pPr>
-              <w:pStyle w:val="NormalWeb"/>
-              <w:spacing w:before="0" w:beforeAutospacing="0" w:after="0" w:afterAutospacing="0"/>
-              <w:rPr>
-                <w:rFonts w:ascii="Calibri" w:hAnsi="Calibri" w:cs="Calibri"/>
-                <w:sz w:val="22"/>
-                <w:szCs w:val="22"/>
-              </w:rPr>
-            </w:pPr>
-            <w:r>
-              <w:rPr>
-                <w:rFonts w:ascii="Calibri" w:hAnsi="Calibri" w:cs="Calibri"/>
-                <w:sz w:val="22"/>
-                <w:szCs w:val="22"/>
-              </w:rPr>
-              <w:t>No</w:t>
-            </w:r>
-          </w:p>
-        </w:tc>
-      </w:tr>
-      <w:tr>
-        <w:trPr>
-          <w:divId w:val="1465272382"/>
-        </w:trPr>
-        <w:tc>
-          <w:tcPr>
-            <w:tcW w:w="2189" w:type="dxa"/>
-            <w:tcBorders>
-              <w:top w:val="nil"/>
-              <w:left w:val="nil"/>
-              <w:bottom w:val="nil"/>
-              <w:right w:val="nil"/>
-            </w:tcBorders>
-            <w:tcMar>
-              <w:top w:w="80" w:type="dxa"/>
-              <w:left w:w="80" w:type="dxa"/>
-              <w:bottom w:w="80" w:type="dxa"/>
-              <w:right w:w="80" w:type="dxa"/>
-            </w:tcMar>
-            <w:hideMark/>
-          </w:tcPr>
-          <w:p>
-            <w:pPr>
-              <w:pStyle w:val="NormalWeb"/>
-              <w:spacing w:before="0" w:beforeAutospacing="0" w:after="0" w:afterAutospacing="0"/>
-              <w:rPr>
-                <w:rFonts w:ascii="Calibri" w:hAnsi="Calibri" w:cs="Calibri"/>
-                <w:sz w:val="22"/>
-                <w:szCs w:val="22"/>
-              </w:rPr>
-            </w:pPr>
-            <w:r>
-              <w:rPr>
-                <w:rFonts w:ascii="Calibri" w:hAnsi="Calibri" w:cs="Calibri"/>
-                <w:sz w:val="22"/>
-                <w:szCs w:val="22"/>
-              </w:rPr>
-              <w:t>processing_job_id</w:t>
-            </w:r>
-          </w:p>
-        </w:tc>
-        <w:tc>
-          <w:tcPr>
-            <w:tcW w:w="1787" w:type="dxa"/>
-            <w:tcBorders>
-              <w:top w:val="nil"/>
-              <w:left w:val="nil"/>
-              <w:bottom w:val="nil"/>
-              <w:right w:val="nil"/>
-            </w:tcBorders>
-            <w:tcMar>
-              <w:top w:w="80" w:type="dxa"/>
-              <w:left w:w="80" w:type="dxa"/>
-              <w:bottom w:w="80" w:type="dxa"/>
-              <w:right w:w="80" w:type="dxa"/>
-            </w:tcMar>
-            <w:hideMark/>
-          </w:tcPr>
-          <w:p>
-            <w:pPr>
-              <w:pStyle w:val="NormalWeb"/>
-              <w:spacing w:before="0" w:beforeAutospacing="0" w:after="0" w:afterAutospacing="0"/>
-              <w:rPr>
-                <w:rFonts w:ascii="Calibri" w:hAnsi="Calibri" w:cs="Calibri"/>
-                <w:sz w:val="22"/>
-                <w:szCs w:val="22"/>
-              </w:rPr>
-            </w:pPr>
-            <w:r>
-              <w:rPr>
-                <w:rFonts w:ascii="Calibri" w:hAnsi="Calibri" w:cs="Calibri"/>
-                <w:sz w:val="22"/>
-                <w:szCs w:val="22"/>
-              </w:rPr>
-              <w:t>UUID | None</w:t>
-            </w:r>
-          </w:p>
-        </w:tc>
-        <w:tc>
-          <w:tcPr>
-            <w:tcW w:w="1122" w:type="dxa"/>
-            <w:tcBorders>
-              <w:top w:val="nil"/>
-              <w:left w:val="nil"/>
-              <w:bottom w:val="nil"/>
-              <w:right w:val="nil"/>
-            </w:tcBorders>
-            <w:tcMar>
-              <w:top w:w="80" w:type="dxa"/>
-              <w:left w:w="80" w:type="dxa"/>
-              <w:bottom w:w="80" w:type="dxa"/>
-              <w:right w:w="80" w:type="dxa"/>
-            </w:tcMar>
-            <w:hideMark/>
-          </w:tcPr>
-          <w:p>
-            <w:pPr>
-              <w:pStyle w:val="NormalWeb"/>
-              <w:spacing w:before="0" w:beforeAutospacing="0" w:after="0" w:afterAutospacing="0"/>
-              <w:rPr>
-                <w:rFonts w:ascii="Calibri" w:hAnsi="Calibri" w:cs="Calibri"/>
-                <w:sz w:val="22"/>
-                <w:szCs w:val="22"/>
-              </w:rPr>
-            </w:pPr>
-            <w:r>
-              <w:rPr>
-                <w:rFonts w:ascii="Calibri" w:hAnsi="Calibri" w:cs="Calibri"/>
-                <w:sz w:val="22"/>
-                <w:szCs w:val="22"/>
-              </w:rPr>
-              <w:t>No</w:t>
-            </w:r>
-          </w:p>
-        </w:tc>
-        <w:tc>
-          <w:tcPr>
-            <w:tcW w:w="960" w:type="dxa"/>
-            <w:tcBorders>
-              <w:top w:val="nil"/>
-              <w:left w:val="nil"/>
-              <w:bottom w:val="nil"/>
-              <w:right w:val="nil"/>
-            </w:tcBorders>
-            <w:tcMar>
-              <w:top w:w="80" w:type="dxa"/>
-              <w:left w:w="80" w:type="dxa"/>
-              <w:bottom w:w="80" w:type="dxa"/>
-              <w:right w:w="80" w:type="dxa"/>
-            </w:tcMar>
-            <w:hideMark/>
-          </w:tcPr>
-          <w:p>
-            <w:pPr>
-              <w:pStyle w:val="NormalWeb"/>
-              <w:spacing w:before="0" w:beforeAutospacing="0" w:after="0" w:afterAutospacing="0"/>
-              <w:rPr>
-                <w:rFonts w:ascii="Calibri" w:hAnsi="Calibri" w:cs="Calibri"/>
-                <w:sz w:val="22"/>
-                <w:szCs w:val="22"/>
-              </w:rPr>
-            </w:pPr>
-            <w:r>
-              <w:rPr>
-                <w:rFonts w:ascii="Calibri" w:hAnsi="Calibri" w:cs="Calibri"/>
-                <w:sz w:val="22"/>
-                <w:szCs w:val="22"/>
-              </w:rPr>
-              <w:t>Load</w:t>
-            </w:r>
-          </w:p>
-        </w:tc>
-        <w:tc>
-          <w:tcPr>
-            <w:tcW w:w="1522" w:type="dxa"/>
-            <w:tcBorders>
-              <w:top w:val="nil"/>
-              <w:left w:val="nil"/>
-              <w:bottom w:val="nil"/>
-              <w:right w:val="nil"/>
-            </w:tcBorders>
-            <w:tcMar>
-              <w:top w:w="80" w:type="dxa"/>
-              <w:left w:w="80" w:type="dxa"/>
-              <w:bottom w:w="80" w:type="dxa"/>
-              <w:right w:w="80" w:type="dxa"/>
-            </w:tcMar>
-            <w:hideMark/>
-          </w:tcPr>
-          <w:p>
-            <w:pPr>
-              <w:pStyle w:val="NormalWeb"/>
-              <w:spacing w:before="0" w:beforeAutospacing="0" w:after="0" w:afterAutospacing="0"/>
-              <w:rPr>
-                <w:rFonts w:ascii="Calibri" w:hAnsi="Calibri" w:cs="Calibri"/>
-                <w:sz w:val="22"/>
-                <w:szCs w:val="22"/>
-              </w:rPr>
-            </w:pPr>
-            <w:r>
-              <w:rPr>
-                <w:rFonts w:ascii="Calibri" w:hAnsi="Calibri" w:cs="Calibri"/>
-                <w:sz w:val="22"/>
-                <w:szCs w:val="22"/>
-              </w:rPr>
-              <w:t>No</w:t>
-            </w:r>
-          </w:p>
-        </w:tc>
-      </w:tr>
-    </w:tbl>
-    <w:p>
-      <w:pPr>
-        <w:pStyle w:val="NormalWeb"/>
-        <w:spacing w:before="0" w:beforeAutospacing="0" w:after="0" w:afterAutospacing="0"/>
-        <w:rPr>
-          <w:rFonts w:ascii="Calibri" w:hAnsi="Calibri" w:cs="Calibri"/>
-          <w:sz w:val="22"/>
-          <w:szCs w:val="22"/>
-        </w:rPr>
-      </w:pPr>
-      <w:r>
-        <w:rPr>
-          <w:rFonts w:ascii="Calibri" w:hAnsi="Calibri" w:cs="Calibri"/>
-          <w:sz w:val="22"/>
-          <w:szCs w:val="22"/>
-        </w:rPr>
-        <w:t>Load owns persistence.</w:t>
-      </w:r>
-    </w:p>
-    <w:p>
-      <w:pPr>
-        <w:pStyle w:val="NormalWeb"/>
-        <w:spacing w:before="0" w:beforeAutospacing="0" w:after="0" w:afterAutospacing="0"/>
-        <w:rPr>
-          <w:rFonts w:ascii="Calibri" w:hAnsi="Calibri" w:cs="Calibri"/>
-          <w:sz w:val="22"/>
-          <w:szCs w:val="22"/>
-        </w:rPr>
-      </w:pPr>
-      <w:r>
-        <w:rPr>
-          <w:rFonts w:ascii="Calibri" w:hAnsi="Calibri" w:cs="Calibri"/>
-          <w:sz w:val="22"/>
-          <w:szCs w:val="22"/>
-        </w:rPr>
-        <w:t>It does not alter canonical information owned by previous synchronization stages.</w:t>
+        <w:t>Implementation Components</w:t>
+      </w:r>
+    </w:p>
+    <w:p>
+      <w:pPr>
+        <w:pStyle w:val="NormalWeb"/>
+        <w:spacing w:before="0" w:beforeAutospacing="0" w:after="0" w:afterAutospacing="0"/>
+        <w:rPr>
+          <w:rFonts w:ascii="Calibri" w:hAnsi="Calibri" w:cs="Calibri"/>
+          <w:sz w:val="22"/>
+          <w:szCs w:val="22"/>
+        </w:rPr>
+      </w:pPr>
+      <w:r>
+        <w:rPr>
+          <w:rFonts w:ascii="Calibri" w:hAnsi="Calibri" w:cs="Calibri"/>
+          <w:sz w:val="22"/>
+          <w:szCs w:val="22"/>
+        </w:rPr>
+        <w:t>scripts/load/load_section.py</w:t>
+      </w:r>
+    </w:p>
+    <w:p>
+      <w:pPr>
+        <w:pStyle w:val="NormalWeb"/>
+        <w:spacing w:before="0" w:beforeAutospacing="0" w:after="0" w:afterAutospacing="0"/>
+        <w:rPr>
+          <w:rFonts w:ascii="Calibri" w:hAnsi="Calibri" w:cs="Calibri"/>
+          <w:sz w:val="22"/>
+          <w:szCs w:val="22"/>
+        </w:rPr>
+      </w:pPr>
+      <w:r>
+        <w:rPr>
+          <w:rFonts w:ascii="Calibri" w:hAnsi="Calibri" w:cs="Calibri"/>
+          <w:sz w:val="22"/>
+          <w:szCs w:val="22"/>
+        </w:rPr>
+        <w:t>Provides Load-stage section state, Record-Level Exception collection, successful completion state, and section locking.</w:t>
+      </w:r>
+    </w:p>
+    <w:p>
+      <w:pPr>
+        <w:pStyle w:val="NormalWeb"/>
+        <w:spacing w:before="0" w:beforeAutospacing="0" w:after="0" w:afterAutospacing="0"/>
+        <w:rPr>
+          <w:rFonts w:ascii="Calibri" w:hAnsi="Calibri" w:cs="Calibri"/>
+          <w:sz w:val="22"/>
+          <w:szCs w:val="22"/>
+        </w:rPr>
+      </w:pPr>
+      <w:r>
+        <w:rPr>
+          <w:rFonts w:ascii="Calibri" w:hAnsi="Calibri" w:cs="Calibri"/>
+          <w:sz w:val="22"/>
+          <w:szCs w:val="22"/>
+        </w:rPr>
+        <w:t>scripts/load/load_service.py</w:t>
+      </w:r>
+    </w:p>
+    <w:p>
+      <w:pPr>
+        <w:pStyle w:val="NormalWeb"/>
+        <w:spacing w:before="0" w:beforeAutospacing="0" w:after="0" w:afterAutospacing="0"/>
+        <w:rPr>
+          <w:rFonts w:ascii="Calibri" w:hAnsi="Calibri" w:cs="Calibri"/>
+          <w:sz w:val="22"/>
+          <w:szCs w:val="22"/>
+        </w:rPr>
+      </w:pPr>
+      <w:r>
+        <w:rPr>
+          <w:rFonts w:ascii="Calibri" w:hAnsi="Calibri" w:cs="Calibri"/>
+          <w:sz w:val="22"/>
+          <w:szCs w:val="22"/>
+        </w:rPr>
+        <w:t>Coordinates Load-stage processing. It validates association eligibility, resolves and caches Source IDs, assembles trusted upstream values, invokes repository persistence, isolates Record-Level Exceptions, preserves diagnostic root causes, and locks the completed LoadSection.</w:t>
+      </w:r>
+    </w:p>
+    <w:p>
+      <w:pPr>
+        <w:pStyle w:val="NormalWeb"/>
+        <w:spacing w:before="0" w:beforeAutospacing="0" w:after="0" w:afterAutospacing="0"/>
+        <w:rPr>
+          <w:rFonts w:ascii="Calibri" w:hAnsi="Calibri" w:cs="Calibri"/>
+          <w:sz w:val="22"/>
+          <w:szCs w:val="22"/>
+        </w:rPr>
+      </w:pPr>
+      <w:r>
+        <w:rPr>
+          <w:rFonts w:ascii="Calibri" w:hAnsi="Calibri" w:cs="Calibri"/>
+          <w:sz w:val="22"/>
+          <w:szCs w:val="22"/>
+        </w:rPr>
+        <w:t>scripts/load/load_repository.py</w:t>
+      </w:r>
+    </w:p>
+    <w:p>
+      <w:pPr>
+        <w:pStyle w:val="NormalWeb"/>
+        <w:spacing w:before="0" w:beforeAutospacing="0" w:after="0" w:afterAutospacing="0"/>
+        <w:rPr>
+          <w:rFonts w:ascii="Calibri" w:hAnsi="Calibri" w:cs="Calibri"/>
+          <w:sz w:val="22"/>
+          <w:szCs w:val="22"/>
+        </w:rPr>
+      </w:pPr>
+      <w:r>
+        <w:rPr>
+          <w:rFonts w:ascii="Calibri" w:hAnsi="Calibri" w:cs="Calibri"/>
+          <w:sz w:val="22"/>
+          <w:szCs w:val="22"/>
+        </w:rPr>
+        <w:t>Implements the storage-specific Load repository boundary and invokes the database-owned atomic load_knowledge_object operation.</w:t>
       </w:r>
     </w:p>
     <w:p>
@@ -11594,26 +11624,64 @@
           <w:sz w:val="22"/>
           <w:szCs w:val="22"/>
         </w:rPr>
-        <w:t>Enumerations</w:t>
-      </w:r>
-    </w:p>
-    <w:p>
-      <w:pPr>
-        <w:pStyle w:val="NormalWeb"/>
-        <w:spacing w:before="0" w:beforeAutospacing="0" w:after="0" w:afterAutospacing="0"/>
-        <w:rPr>
-          <w:rFonts w:ascii="Calibri" w:hAnsi="Calibri" w:cs="Calibri"/>
-          <w:sz w:val="22"/>
-          <w:szCs w:val="22"/>
-        </w:rPr>
-      </w:pPr>
-      <w:r>
-        <w:rPr>
-          <w:rFonts w:ascii="Calibri" w:hAnsi="Calibri" w:cs="Calibri"/>
-          <w:sz w:val="22"/>
-          <w:szCs w:val="22"/>
-        </w:rPr>
-        <w:t>Controlled values used across synchronization shall be defined once and reused throughout the implementation.</w:t>
+        <w:t>Processing Job Requirement</w:t>
+      </w:r>
+    </w:p>
+    <w:p>
+      <w:pPr>
+        <w:pStyle w:val="NormalWeb"/>
+        <w:spacing w:before="0" w:beforeAutospacing="0" w:after="0" w:afterAutospacing="0"/>
+        <w:rPr>
+          <w:rFonts w:ascii="Calibri" w:hAnsi="Calibri" w:cs="Calibri"/>
+          <w:sz w:val="22"/>
+          <w:szCs w:val="22"/>
+        </w:rPr>
+      </w:pPr>
+      <w:r>
+        <w:rPr>
+          <w:rFonts w:ascii="Calibri" w:hAnsi="Calibri" w:cs="Calibri"/>
+          <w:sz w:val="22"/>
+          <w:szCs w:val="22"/>
+        </w:rPr>
+        <w:t>Load requires an existing processing_job_id.</w:t>
+      </w:r>
+    </w:p>
+    <w:p>
+      <w:pPr>
+        <w:pStyle w:val="NormalWeb"/>
+        <w:spacing w:before="0" w:beforeAutospacing="0" w:after="0" w:afterAutospacing="0"/>
+        <w:rPr>
+          <w:rFonts w:ascii="Calibri" w:hAnsi="Calibri" w:cs="Calibri"/>
+          <w:sz w:val="22"/>
+          <w:szCs w:val="22"/>
+        </w:rPr>
+      </w:pPr>
+      <w:r>
+        <w:rPr>
+          <w:rFonts w:ascii="Calibri" w:hAnsi="Calibri" w:cs="Calibri"/>
+          <w:sz w:val="22"/>
+          <w:szCs w:val="22"/>
+        </w:rPr>
+        <w:t>Load does not create Processing Jobs. The Processing Job identifier is supplied by Synchronization orchestration.</w:t>
+      </w:r>
+    </w:p>
+    <w:p>
+      <w:pPr>
+        <w:pStyle w:val="NormalWeb"/>
+        <w:spacing w:before="0" w:beforeAutospacing="0" w:after="0" w:afterAutospacing="0"/>
+        <w:rPr>
+          <w:rFonts w:ascii="Calibri" w:hAnsi="Calibri" w:cs="Calibri"/>
+          <w:sz w:val="22"/>
+          <w:szCs w:val="22"/>
+        </w:rPr>
+      </w:pPr>
+      <w:r>
+        <w:rPr>
+          <w:rFonts w:ascii="Calibri" w:hAnsi="Calibri" w:cs="Calibri"/>
+          <w:sz w:val="22"/>
+          <w:szCs w:val="22"/>
+        </w:rPr>
+        <w:t> </w:t>
       </w:r>
     </w:p>
     <w:p>
@@ -11634,7 +11702,53 @@
           <w:sz w:val="22"/>
           <w:szCs w:val="22"/>
         </w:rPr>
-        <w:t>SyncState</w:t>
+        <w:t>Correlation Requirement</w:t>
+      </w:r>
+    </w:p>
+    <w:p>
+      <w:pPr>
+        <w:pStyle w:val="NormalWeb"/>
+        <w:spacing w:before="0" w:beforeAutospacing="0" w:after="0" w:afterAutospacing="0"/>
+        <w:rPr>
+          <w:rFonts w:ascii="Calibri" w:hAnsi="Calibri" w:cs="Calibri"/>
+          <w:sz w:val="22"/>
+          <w:szCs w:val="22"/>
+        </w:rPr>
+      </w:pPr>
+      <w:r>
+        <w:rPr>
+          <w:rFonts w:ascii="Calibri" w:hAnsi="Calibri" w:cs="Calibri"/>
+          <w:sz w:val="22"/>
+          <w:szCs w:val="22"/>
+        </w:rPr>
+        <w:t>Load consumes synchronization associations whose required stage records share the same orchestration correlation UUID.</w:t>
+      </w:r>
+    </w:p>
+    <w:p>
+      <w:pPr>
+        <w:pStyle w:val="NormalWeb"/>
+        <w:spacing w:before="0" w:beforeAutospacing="0" w:after="0" w:afterAutospacing="0"/>
+        <w:rPr>
+          <w:rFonts w:ascii="Calibri" w:hAnsi="Calibri" w:cs="Calibri"/>
+          <w:sz w:val="22"/>
+          <w:szCs w:val="22"/>
+        </w:rPr>
+      </w:pPr>
+      <w:r>
+        <w:rPr>
+          <w:rFonts w:ascii="Calibri" w:hAnsi="Calibri" w:cs="Calibri"/>
+          <w:sz w:val="22"/>
+          <w:szCs w:val="22"/>
+        </w:rPr>
+        <w:t xml:space="preserve">Load validates </w:t>
+      </w:r>
+      <w:r>
+        <w:rPr>
+          <w:rFonts w:ascii="Calibri" w:hAnsi="Calibri" w:cs="Calibri"/>
+          <w:sz w:val="22"/>
+          <w:szCs w:val="22"/>
+        </w:rPr>
+        <w:t>correlation consistency but does not create, modify, or persist correlation identity.</w:t>
       </w:r>
     </w:p>
     <w:p>
@@ -11654,63 +11768,6 @@
           <w:szCs w:val="22"/>
         </w:rPr>
         <w:t> </w:t>
-      </w:r>
-    </w:p>
-    <w:p>
-      <w:pPr>
-        <w:pStyle w:val="NormalWeb"/>
-        <w:spacing w:before="0" w:beforeAutospacing="0" w:after="0" w:afterAutospacing="0"/>
-        <w:rPr>
-          <w:rFonts w:ascii="Calibri" w:hAnsi="Calibri" w:cs="Calibri"/>
-          <w:sz w:val="22"/>
-          <w:szCs w:val="22"/>
-        </w:rPr>
-      </w:pPr>
-      <w:r>
-        <w:rPr>
-          <w:rFonts w:ascii="Calibri" w:hAnsi="Calibri" w:cs="Calibri"/>
-          <w:sz w:val="22"/>
-          <w:szCs w:val="22"/>
-        </w:rPr>
-        <w:t>NEW</w:t>
-      </w:r>
-    </w:p>
-    <w:p>
-      <w:pPr>
-        <w:pStyle w:val="NormalWeb"/>
-        <w:spacing w:before="0" w:beforeAutospacing="0" w:after="0" w:afterAutospacing="0"/>
-        <w:rPr>
-          <w:rFonts w:ascii="Calibri" w:hAnsi="Calibri" w:cs="Calibri"/>
-          <w:sz w:val="22"/>
-          <w:szCs w:val="22"/>
-        </w:rPr>
-      </w:pPr>
-      <w:r>
-        <w:rPr>
-          <w:rFonts w:ascii="Calibri" w:hAnsi="Calibri" w:cs="Calibri"/>
-          <w:sz w:val="22"/>
-          <w:szCs w:val="22"/>
-        </w:rPr>
-        <w:t>MODIFIED</w:t>
-      </w:r>
-    </w:p>
-    <w:p>
-      <w:pPr>
-        <w:pStyle w:val="NormalWeb"/>
-        <w:spacing w:before="0" w:beforeAutospacing="0" w:after="0" w:afterAutospacing="0"/>
-        <w:rPr>
-          <w:rFonts w:ascii="Calibri" w:hAnsi="Calibri" w:cs="Calibri"/>
-          <w:sz w:val="22"/>
-          <w:szCs w:val="22"/>
-        </w:rPr>
-      </w:pPr>
-      <w:r>
-        <w:rPr>
-          <w:rFonts w:ascii="Calibri" w:hAnsi="Calibri" w:cs="Calibri"/>
-          <w:sz w:val="22"/>
-          <w:szCs w:val="22"/>
-        </w:rPr>
-        <w:t>UNCHANGED</w:t>
       </w:r>
     </w:p>
     <w:p>
@@ -11731,26 +11788,102 @@
           <w:sz w:val="22"/>
           <w:szCs w:val="22"/>
         </w:rPr>
-        <w:t>NEW</w:t>
-      </w:r>
-    </w:p>
-    <w:p>
-      <w:pPr>
-        <w:pStyle w:val="NormalWeb"/>
-        <w:spacing w:before="0" w:beforeAutospacing="0" w:after="0" w:afterAutospacing="0"/>
-        <w:rPr>
-          <w:rFonts w:ascii="Calibri" w:hAnsi="Calibri" w:cs="Calibri"/>
-          <w:sz w:val="22"/>
-          <w:szCs w:val="22"/>
-        </w:rPr>
-      </w:pPr>
-      <w:r>
-        <w:rPr>
-          <w:rFonts w:ascii="Calibri" w:hAnsi="Calibri" w:cs="Calibri"/>
-          <w:sz w:val="22"/>
-          <w:szCs w:val="22"/>
-        </w:rPr>
-        <w:t>No Knowledge Object exists for the combination of source_id and source_object_id.</w:t>
+        <w:t>Persistence</w:t>
+      </w:r>
+    </w:p>
+    <w:p>
+      <w:pPr>
+        <w:pStyle w:val="NormalWeb"/>
+        <w:spacing w:before="0" w:beforeAutospacing="0" w:after="0" w:afterAutospacing="0"/>
+        <w:rPr>
+          <w:rFonts w:ascii="Calibri" w:hAnsi="Calibri" w:cs="Calibri"/>
+          <w:sz w:val="22"/>
+          <w:szCs w:val="22"/>
+        </w:rPr>
+      </w:pPr>
+      <w:r>
+        <w:rPr>
+          <w:rFonts w:ascii="Calibri" w:hAnsi="Calibri" w:cs="Calibri"/>
+          <w:sz w:val="22"/>
+          <w:szCs w:val="22"/>
+        </w:rPr>
+        <w:t>Persistence is performed through the repository layer using the database-owned atomic Load operation.</w:t>
+      </w:r>
+    </w:p>
+    <w:p>
+      <w:pPr>
+        <w:pStyle w:val="NormalWeb"/>
+        <w:spacing w:before="0" w:beforeAutospacing="0" w:after="0" w:afterAutospacing="0"/>
+        <w:rPr>
+          <w:rFonts w:ascii="Calibri" w:hAnsi="Calibri" w:cs="Calibri"/>
+          <w:sz w:val="22"/>
+          <w:szCs w:val="22"/>
+        </w:rPr>
+      </w:pPr>
+      <w:r>
+        <w:rPr>
+          <w:rFonts w:ascii="Calibri" w:hAnsi="Calibri" w:cs="Calibri"/>
+          <w:sz w:val="22"/>
+          <w:szCs w:val="22"/>
+        </w:rPr>
+        <w:t>NEW associations create Knowledge Objects.</w:t>
+      </w:r>
+    </w:p>
+    <w:p>
+      <w:pPr>
+        <w:pStyle w:val="NormalWeb"/>
+        <w:spacing w:before="0" w:beforeAutospacing="0" w:after="0" w:afterAutospacing="0"/>
+        <w:rPr>
+          <w:rFonts w:ascii="Calibri" w:hAnsi="Calibri" w:cs="Calibri"/>
+          <w:sz w:val="22"/>
+          <w:szCs w:val="22"/>
+        </w:rPr>
+      </w:pPr>
+      <w:r>
+        <w:rPr>
+          <w:rFonts w:ascii="Calibri" w:hAnsi="Calibri" w:cs="Calibri"/>
+          <w:sz w:val="22"/>
+          <w:szCs w:val="22"/>
+        </w:rPr>
+        <w:t>MODIFIED associations update existing Knowledge Objects.</w:t>
+      </w:r>
+    </w:p>
+    <w:p>
+      <w:pPr>
+        <w:pStyle w:val="NormalWeb"/>
+        <w:spacing w:before="0" w:beforeAutospacing="0" w:after="0" w:afterAutospacing="0"/>
+        <w:rPr>
+          <w:rFonts w:ascii="Calibri" w:hAnsi="Calibri" w:cs="Calibri"/>
+          <w:sz w:val="22"/>
+          <w:szCs w:val="22"/>
+        </w:rPr>
+      </w:pPr>
+      <w:r>
+        <w:rPr>
+          <w:rFonts w:ascii="Calibri" w:hAnsi="Calibri" w:cs="Calibri"/>
+          <w:sz w:val="22"/>
+          <w:szCs w:val="22"/>
+        </w:rPr>
+        <w:t>Successful persistence records the corresponding Synchronization Event.</w:t>
+      </w:r>
+    </w:p>
+    <w:p>
+      <w:pPr>
+        <w:pStyle w:val="NormalWeb"/>
+        <w:spacing w:before="0" w:beforeAutospacing="0" w:after="0" w:afterAutospacing="0"/>
+        <w:rPr>
+          <w:rFonts w:ascii="Calibri" w:hAnsi="Calibri" w:cs="Calibri"/>
+          <w:sz w:val="22"/>
+          <w:szCs w:val="22"/>
+        </w:rPr>
+      </w:pPr>
+      <w:r>
+        <w:rPr>
+          <w:rFonts w:ascii="Calibri" w:hAnsi="Calibri" w:cs="Calibri"/>
+          <w:sz w:val="22"/>
+          <w:szCs w:val="22"/>
+        </w:rPr>
+        <w:t> </w:t>
       </w:r>
     </w:p>
     <w:p>
@@ -11771,26 +11904,110 @@
           <w:sz w:val="22"/>
           <w:szCs w:val="22"/>
         </w:rPr>
-        <w:t>MODIFIED</w:t>
-      </w:r>
-    </w:p>
-    <w:p>
-      <w:pPr>
-        <w:pStyle w:val="NormalWeb"/>
-        <w:spacing w:before="0" w:beforeAutospacing="0" w:after="0" w:afterAutospacing="0"/>
-        <w:rPr>
-          <w:rFonts w:ascii="Calibri" w:hAnsi="Calibri" w:cs="Calibri"/>
-          <w:sz w:val="22"/>
-          <w:szCs w:val="22"/>
-        </w:rPr>
-      </w:pPr>
-      <w:r>
-        <w:rPr>
-          <w:rFonts w:ascii="Calibri" w:hAnsi="Calibri" w:cs="Calibri"/>
-          <w:sz w:val="22"/>
-          <w:szCs w:val="22"/>
-        </w:rPr>
-        <w:t>An existing Knowledge Object was found and at least one Discovery comparison field differs.</w:t>
+        <w:t>Diagnostics</w:t>
+      </w:r>
+    </w:p>
+    <w:p>
+      <w:pPr>
+        <w:pStyle w:val="NormalWeb"/>
+        <w:spacing w:before="0" w:beforeAutospacing="0" w:after="0" w:afterAutospacing="0"/>
+        <w:rPr>
+          <w:rFonts w:ascii="Calibri" w:hAnsi="Calibri" w:cs="Calibri"/>
+          <w:sz w:val="22"/>
+          <w:szCs w:val="22"/>
+        </w:rPr>
+      </w:pPr>
+      <w:r>
+        <w:rPr>
+          <w:rFonts w:ascii="Calibri" w:hAnsi="Calibri" w:cs="Calibri"/>
+          <w:sz w:val="22"/>
+          <w:szCs w:val="22"/>
+        </w:rPr>
+        <w:t>Repository exceptions preserve Python exception chaining.</w:t>
+      </w:r>
+    </w:p>
+    <w:p>
+      <w:pPr>
+        <w:pStyle w:val="NormalWeb"/>
+        <w:spacing w:before="0" w:beforeAutospacing="0" w:after="0" w:afterAutospacing="0"/>
+        <w:rPr>
+          <w:rFonts w:ascii="Calibri" w:hAnsi="Calibri" w:cs="Calibri"/>
+          <w:sz w:val="22"/>
+          <w:szCs w:val="22"/>
+        </w:rPr>
+      </w:pPr>
+      <w:r>
+        <w:rPr>
+          <w:rFonts w:ascii="Calibri" w:hAnsi="Calibri" w:cs="Calibri"/>
+          <w:sz w:val="22"/>
+          <w:szCs w:val="22"/>
+        </w:rPr>
+        <w:t xml:space="preserve">When LoadService </w:t>
+      </w:r>
+      <w:r>
+        <w:rPr>
+          <w:rFonts w:ascii="Calibri" w:hAnsi="Calibri" w:cs="Calibri"/>
+          <w:sz w:val="22"/>
+          <w:szCs w:val="22"/>
+        </w:rPr>
+        <w:t>creates a Record-Level Exception from a persistence failure, it exposes the safely reportable root cause as root_cause in addition to the outer Load failure message.</w:t>
+      </w:r>
+    </w:p>
+    <w:p>
+      <w:pPr>
+        <w:pStyle w:val="NormalWeb"/>
+        <w:spacing w:before="0" w:beforeAutospacing="0" w:after="0" w:afterAutospacing="0"/>
+        <w:rPr>
+          <w:rFonts w:ascii="Calibri" w:hAnsi="Calibri" w:cs="Calibri"/>
+          <w:sz w:val="22"/>
+          <w:szCs w:val="22"/>
+        </w:rPr>
+      </w:pPr>
+      <w:r>
+        <w:rPr>
+          <w:rFonts w:ascii="Calibri" w:hAnsi="Calibri" w:cs="Calibri"/>
+          <w:sz w:val="22"/>
+          <w:szCs w:val="22"/>
+        </w:rPr>
+        <w:t>This preserves the persistence abstraction while allowing operational diagnostics to identify the underlying failure.</w:t>
+      </w:r>
+    </w:p>
+    <w:p>
+      <w:pPr>
+        <w:pStyle w:val="NormalWeb"/>
+        <w:spacing w:before="0" w:beforeAutospacing="0" w:after="0" w:afterAutospacing="0"/>
+        <w:rPr>
+          <w:rFonts w:ascii="Calibri" w:hAnsi="Calibri" w:cs="Calibri"/>
+          <w:sz w:val="22"/>
+          <w:szCs w:val="22"/>
+        </w:rPr>
+      </w:pPr>
+      <w:r>
+        <w:rPr>
+          <w:rFonts w:ascii="Calibri" w:hAnsi="Calibri" w:cs="Calibri"/>
+          <w:sz w:val="22"/>
+          <w:szCs w:val="22"/>
+        </w:rPr>
+        <w:t>Root-cause diagnostics do not alter synchronization state, canonical knowledge, or exception classification.</w:t>
+      </w:r>
+    </w:p>
+    <w:p>
+      <w:pPr>
+        <w:pStyle w:val="NormalWeb"/>
+        <w:spacing w:before="0" w:beforeAutospacing="0" w:after="0" w:afterAutospacing="0"/>
+        <w:rPr>
+          <w:rFonts w:ascii="Calibri" w:hAnsi="Calibri" w:cs="Calibri"/>
+          <w:sz w:val="22"/>
+          <w:szCs w:val="22"/>
+        </w:rPr>
+      </w:pPr>
+      <w:r>
+        <w:rPr>
+          <w:rFonts w:ascii="Calibri" w:hAnsi="Calibri" w:cs="Calibri"/>
+          <w:sz w:val="22"/>
+          <w:szCs w:val="22"/>
+        </w:rPr>
+        <w:t> </w:t>
       </w:r>
     </w:p>
     <w:p>
@@ -11811,45 +12028,34 @@
           <w:sz w:val="22"/>
           <w:szCs w:val="22"/>
         </w:rPr>
-        <w:t>UNCHANGED</w:t>
-      </w:r>
-    </w:p>
-    <w:p>
-      <w:pPr>
-        <w:pStyle w:val="NormalWeb"/>
-        <w:spacing w:before="0" w:beforeAutospacing="0" w:after="0" w:afterAutospacing="0"/>
-        <w:rPr>
-          <w:rFonts w:ascii="Calibri" w:hAnsi="Calibri" w:cs="Calibri"/>
-          <w:sz w:val="22"/>
-          <w:szCs w:val="22"/>
-        </w:rPr>
-      </w:pPr>
-      <w:r>
-        <w:rPr>
-          <w:rFonts w:ascii="Calibri" w:hAnsi="Calibri" w:cs="Calibri"/>
-          <w:sz w:val="22"/>
-          <w:szCs w:val="22"/>
-        </w:rPr>
-        <w:t>An existing Knowledge Object was found and all Discovery comparison fields match.</w:t>
-      </w:r>
-    </w:p>
-    <w:p>
-      <w:pPr>
-        <w:pStyle w:val="NormalWeb"/>
-        <w:spacing w:before="0" w:beforeAutospacing="0" w:after="0" w:afterAutospacing="0"/>
-        <w:rPr>
-          <w:rFonts w:ascii="Calibri" w:hAnsi="Calibri" w:cs="Calibri"/>
-          <w:sz w:val="22"/>
-          <w:szCs w:val="22"/>
-        </w:rPr>
-      </w:pPr>
-      <w:r>
-        <w:rPr>
-          <w:rFonts w:ascii="Calibri" w:hAnsi="Calibri" w:cs="Calibri"/>
-          <w:sz w:val="22"/>
-          <w:szCs w:val="22"/>
-        </w:rPr>
-        <w:t> </w:t>
+        <w:t>Enumerations</w:t>
+      </w:r>
+    </w:p>
+    <w:p>
+      <w:pPr>
+        <w:pStyle w:val="NormalWeb"/>
+        <w:spacing w:before="0" w:beforeAutospacing="0" w:after="0" w:afterAutospacing="0"/>
+        <w:rPr>
+          <w:rFonts w:ascii="Calibri" w:hAnsi="Calibri" w:cs="Calibri"/>
+          <w:sz w:val="22"/>
+          <w:szCs w:val="22"/>
+        </w:rPr>
+      </w:pPr>
+      <w:r>
+        <w:rPr>
+          <w:rFonts w:ascii="Calibri" w:hAnsi="Calibri" w:cs="Calibri"/>
+          <w:sz w:val="22"/>
+          <w:szCs w:val="22"/>
+        </w:rPr>
+        <w:t xml:space="preserve">Controlled values used across synchronization shall be defined once and reused throughout the </w:t>
+      </w:r>
+      <w:r>
+        <w:rPr>
+          <w:rFonts w:ascii="Calibri" w:hAnsi="Calibri" w:cs="Calibri"/>
+          <w:sz w:val="22"/>
+          <w:szCs w:val="22"/>
+        </w:rPr>
+        <w:t>implementation.</w:t>
       </w:r>
     </w:p>
     <w:p>
@@ -11870,6 +12076,242 @@
           <w:sz w:val="22"/>
           <w:szCs w:val="22"/>
         </w:rPr>
+        <w:t>SyncState</w:t>
+      </w:r>
+    </w:p>
+    <w:p>
+      <w:pPr>
+        <w:pStyle w:val="NormalWeb"/>
+        <w:spacing w:before="0" w:beforeAutospacing="0" w:after="0" w:afterAutospacing="0"/>
+        <w:rPr>
+          <w:rFonts w:ascii="Calibri" w:hAnsi="Calibri" w:cs="Calibri"/>
+          <w:sz w:val="22"/>
+          <w:szCs w:val="22"/>
+        </w:rPr>
+      </w:pPr>
+      <w:r>
+        <w:rPr>
+          <w:rFonts w:ascii="Calibri" w:hAnsi="Calibri" w:cs="Calibri"/>
+          <w:sz w:val="22"/>
+          <w:szCs w:val="22"/>
+        </w:rPr>
+        <w:t> </w:t>
+      </w:r>
+    </w:p>
+    <w:p>
+      <w:pPr>
+        <w:pStyle w:val="NormalWeb"/>
+        <w:spacing w:before="0" w:beforeAutospacing="0" w:after="0" w:afterAutospacing="0"/>
+        <w:rPr>
+          <w:rFonts w:ascii="Calibri" w:hAnsi="Calibri" w:cs="Calibri"/>
+          <w:sz w:val="22"/>
+          <w:szCs w:val="22"/>
+        </w:rPr>
+      </w:pPr>
+      <w:r>
+        <w:rPr>
+          <w:rFonts w:ascii="Calibri" w:hAnsi="Calibri" w:cs="Calibri"/>
+          <w:sz w:val="22"/>
+          <w:szCs w:val="22"/>
+        </w:rPr>
+        <w:t>NEW</w:t>
+      </w:r>
+    </w:p>
+    <w:p>
+      <w:pPr>
+        <w:pStyle w:val="NormalWeb"/>
+        <w:spacing w:before="0" w:beforeAutospacing="0" w:after="0" w:afterAutospacing="0"/>
+        <w:rPr>
+          <w:rFonts w:ascii="Calibri" w:hAnsi="Calibri" w:cs="Calibri"/>
+          <w:sz w:val="22"/>
+          <w:szCs w:val="22"/>
+        </w:rPr>
+      </w:pPr>
+      <w:r>
+        <w:rPr>
+          <w:rFonts w:ascii="Calibri" w:hAnsi="Calibri" w:cs="Calibri"/>
+          <w:sz w:val="22"/>
+          <w:szCs w:val="22"/>
+        </w:rPr>
+        <w:t>MODIFIED</w:t>
+      </w:r>
+    </w:p>
+    <w:p>
+      <w:pPr>
+        <w:pStyle w:val="NormalWeb"/>
+        <w:spacing w:before="0" w:beforeAutospacing="0" w:after="0" w:afterAutospacing="0"/>
+        <w:rPr>
+          <w:rFonts w:ascii="Calibri" w:hAnsi="Calibri" w:cs="Calibri"/>
+          <w:sz w:val="22"/>
+          <w:szCs w:val="22"/>
+        </w:rPr>
+      </w:pPr>
+      <w:r>
+        <w:rPr>
+          <w:rFonts w:ascii="Calibri" w:hAnsi="Calibri" w:cs="Calibri"/>
+          <w:sz w:val="22"/>
+          <w:szCs w:val="22"/>
+        </w:rPr>
+        <w:t>UNCHANGED</w:t>
+      </w:r>
+    </w:p>
+    <w:p>
+      <w:pPr>
+        <w:pStyle w:val="NormalWeb"/>
+        <w:spacing w:before="0" w:beforeAutospacing="0" w:after="0" w:afterAutospacing="0"/>
+        <w:rPr>
+          <w:rFonts w:ascii="Calibri" w:hAnsi="Calibri" w:cs="Calibri"/>
+          <w:sz w:val="22"/>
+          <w:szCs w:val="22"/>
+        </w:rPr>
+      </w:pPr>
+      <w:r>
+        <w:rPr>
+          <w:rFonts w:ascii="Calibri" w:hAnsi="Calibri" w:cs="Calibri"/>
+          <w:b/>
+          <w:bCs/>
+          <w:sz w:val="22"/>
+          <w:szCs w:val="22"/>
+        </w:rPr>
+        <w:t>NEW</w:t>
+      </w:r>
+    </w:p>
+    <w:p>
+      <w:pPr>
+        <w:pStyle w:val="NormalWeb"/>
+        <w:spacing w:before="0" w:beforeAutospacing="0" w:after="0" w:afterAutospacing="0"/>
+        <w:rPr>
+          <w:rFonts w:ascii="Calibri" w:hAnsi="Calibri" w:cs="Calibri"/>
+          <w:sz w:val="22"/>
+          <w:szCs w:val="22"/>
+        </w:rPr>
+      </w:pPr>
+      <w:r>
+        <w:rPr>
+          <w:rFonts w:ascii="Calibri" w:hAnsi="Calibri" w:cs="Calibri"/>
+          <w:sz w:val="22"/>
+          <w:szCs w:val="22"/>
+        </w:rPr>
+        <w:t>No Knowledge Object exists for the combination of source_id and source_object_id.</w:t>
+      </w:r>
+    </w:p>
+    <w:p>
+      <w:pPr>
+        <w:pStyle w:val="NormalWeb"/>
+        <w:spacing w:before="0" w:beforeAutospacing="0" w:after="0" w:afterAutospacing="0"/>
+        <w:rPr>
+          <w:rFonts w:ascii="Calibri" w:hAnsi="Calibri" w:cs="Calibri"/>
+          <w:sz w:val="22"/>
+          <w:szCs w:val="22"/>
+        </w:rPr>
+      </w:pPr>
+      <w:r>
+        <w:rPr>
+          <w:rFonts w:ascii="Calibri" w:hAnsi="Calibri" w:cs="Calibri"/>
+          <w:b/>
+          <w:bCs/>
+          <w:sz w:val="22"/>
+          <w:szCs w:val="22"/>
+        </w:rPr>
+        <w:t>MODIFIED</w:t>
+      </w:r>
+    </w:p>
+    <w:p>
+      <w:pPr>
+        <w:pStyle w:val="NormalWeb"/>
+        <w:spacing w:before="0" w:beforeAutospacing="0" w:after="0" w:afterAutospacing="0"/>
+        <w:rPr>
+          <w:rFonts w:ascii="Calibri" w:hAnsi="Calibri" w:cs="Calibri"/>
+          <w:sz w:val="22"/>
+          <w:szCs w:val="22"/>
+        </w:rPr>
+      </w:pPr>
+      <w:r>
+        <w:rPr>
+          <w:rFonts w:ascii="Calibri" w:hAnsi="Calibri" w:cs="Calibri"/>
+          <w:sz w:val="22"/>
+          <w:szCs w:val="22"/>
+        </w:rPr>
+        <w:t>An existing Knowledge Object was found and at least one Discovery comparison field differs.</w:t>
+      </w:r>
+    </w:p>
+    <w:p>
+      <w:pPr>
+        <w:pStyle w:val="NormalWeb"/>
+        <w:spacing w:before="0" w:beforeAutospacing="0" w:after="0" w:afterAutospacing="0"/>
+        <w:rPr>
+          <w:rFonts w:ascii="Calibri" w:hAnsi="Calibri" w:cs="Calibri"/>
+          <w:sz w:val="22"/>
+          <w:szCs w:val="22"/>
+        </w:rPr>
+      </w:pPr>
+      <w:r>
+        <w:rPr>
+          <w:rFonts w:ascii="Calibri" w:hAnsi="Calibri" w:cs="Calibri"/>
+          <w:b/>
+          <w:bCs/>
+          <w:sz w:val="22"/>
+          <w:szCs w:val="22"/>
+        </w:rPr>
+        <w:t>UNCHANGED</w:t>
+      </w:r>
+    </w:p>
+    <w:p>
+      <w:pPr>
+        <w:pStyle w:val="NormalWeb"/>
+        <w:spacing w:before="0" w:beforeAutospacing="0" w:after="0" w:afterAutospacing="0"/>
+        <w:rPr>
+          <w:rFonts w:ascii="Calibri" w:hAnsi="Calibri" w:cs="Calibri"/>
+          <w:sz w:val="22"/>
+          <w:szCs w:val="22"/>
+        </w:rPr>
+      </w:pPr>
+      <w:r>
+        <w:rPr>
+          <w:rFonts w:ascii="Calibri" w:hAnsi="Calibri" w:cs="Calibri"/>
+          <w:sz w:val="22"/>
+          <w:szCs w:val="22"/>
+        </w:rPr>
+        <w:t>An existing Knowledge Object was found and all Discovery comparison fields match.</w:t>
+      </w:r>
+    </w:p>
+    <w:p>
+      <w:pPr>
+        <w:pStyle w:val="NormalWeb"/>
+        <w:spacing w:before="0" w:beforeAutospacing="0" w:after="0" w:afterAutospacing="0"/>
+        <w:rPr>
+          <w:rFonts w:ascii="Calibri" w:hAnsi="Calibri" w:cs="Calibri"/>
+          <w:sz w:val="22"/>
+          <w:szCs w:val="22"/>
+        </w:rPr>
+      </w:pPr>
+      <w:r>
+        <w:rPr>
+          <w:rFonts w:ascii="Calibri" w:hAnsi="Calibri" w:cs="Calibri"/>
+          <w:sz w:val="22"/>
+          <w:szCs w:val="22"/>
+        </w:rPr>
+        <w:t> </w:t>
+      </w:r>
+    </w:p>
+    <w:p>
+      <w:pPr>
+        <w:pStyle w:val="NormalWeb"/>
+        <w:spacing w:before="0" w:beforeAutospacing="0" w:after="0" w:afterAutospacing="0"/>
+        <w:rPr>
+          <w:rFonts w:ascii="Calibri" w:hAnsi="Calibri" w:cs="Calibri"/>
+          <w:sz w:val="22"/>
+          <w:szCs w:val="22"/>
+        </w:rPr>
+      </w:pPr>
+      <w:r>
+        <w:rPr>
+          <w:rFonts w:ascii="Calibri" w:hAnsi="Calibri" w:cs="Calibri"/>
+          <w:b/>
+          <w:bCs/>
+          <w:sz w:val="22"/>
+          <w:szCs w:val="22"/>
+        </w:rPr>
         <w:t>ObjectType</w:t>
       </w:r>
     </w:p>
@@ -11984,7 +12426,15 @@
           <w:sz w:val="22"/>
           <w:szCs w:val="22"/>
         </w:rPr>
-        <w:t>Translator owns conversion from repository-specific object types into these canonical values.</w:t>
+        <w:t xml:space="preserve">Translator owns </w:t>
+      </w:r>
+      <w:r>
+        <w:rPr>
+          <w:rFonts w:ascii="Calibri" w:hAnsi="Calibri" w:cs="Calibri"/>
+          <w:sz w:val="22"/>
+          <w:szCs w:val="22"/>
+        </w:rPr>
+        <w:t>conversion from repository-specific object types into these canonical values.</w:t>
       </w:r>
     </w:p>
     <w:p>
@@ -12050,7 +12500,7 @@
       </w:tblGrid>
       <w:tr>
         <w:trPr>
-          <w:divId w:val="1079595833"/>
+          <w:divId w:val="1823349010"/>
         </w:trPr>
         <w:tc>
           <w:tcPr>
@@ -12133,7 +12583,7 @@
       </w:tr>
       <w:tr>
         <w:trPr>
-          <w:divId w:val="1079595833"/>
+          <w:divId w:val="1823349010"/>
         </w:trPr>
         <w:tc>
           <w:tcPr>
@@ -12212,7 +12662,7 @@
       </w:tr>
       <w:tr>
         <w:trPr>
-          <w:divId w:val="1079595833"/>
+          <w:divId w:val="1823349010"/>
         </w:trPr>
         <w:tc>
           <w:tcPr>
@@ -12291,7 +12741,7 @@
       </w:tr>
       <w:tr>
         <w:trPr>
-          <w:divId w:val="1079595833"/>
+          <w:divId w:val="1823349010"/>
         </w:trPr>
         <w:tc>
           <w:tcPr>
@@ -12370,7 +12820,7 @@
       </w:tr>
       <w:tr>
         <w:trPr>
-          <w:divId w:val="1079595833"/>
+          <w:divId w:val="1823349010"/>
         </w:trPr>
         <w:tc>
           <w:tcPr>
@@ -12449,7 +12899,7 @@
       </w:tr>
       <w:tr>
         <w:trPr>
-          <w:divId w:val="1079595833"/>
+          <w:divId w:val="1823349010"/>
         </w:trPr>
         <w:tc>
           <w:tcPr>
@@ -12528,7 +12978,7 @@
       </w:tr>
       <w:tr>
         <w:trPr>
-          <w:divId w:val="1079595833"/>
+          <w:divId w:val="1823349010"/>
         </w:trPr>
         <w:tc>
           <w:tcPr>
@@ -12622,7 +13072,15 @@
           <w:sz w:val="22"/>
           <w:szCs w:val="22"/>
         </w:rPr>
-        <w:t>The database/repository layer supports synchronization stages but does not own synchronization business decisions.</w:t>
+        <w:t xml:space="preserve">The </w:t>
+      </w:r>
+      <w:r>
+        <w:rPr>
+          <w:rFonts w:ascii="Calibri" w:hAnsi="Calibri" w:cs="Calibri"/>
+          <w:sz w:val="22"/>
+          <w:szCs w:val="22"/>
+        </w:rPr>
+        <w:t>database/repository layer supports synchronization stages but does not own synchronization business decisions.</w:t>
       </w:r>
     </w:p>
     <w:p>
@@ -12692,7 +13150,7 @@
       </w:tblGrid>
       <w:tr>
         <w:trPr>
-          <w:divId w:val="1706254824"/>
+          <w:divId w:val="662898432"/>
         </w:trPr>
         <w:tc>
           <w:tcPr>
@@ -12931,7 +13389,7 @@
       </w:tr>
       <w:tr>
         <w:trPr>
-          <w:divId w:val="1706254824"/>
+          <w:divId w:val="662898432"/>
         </w:trPr>
         <w:tc>
           <w:tcPr>
@@ -13158,7 +13616,7 @@
       </w:tr>
       <w:tr>
         <w:trPr>
-          <w:divId w:val="1706254824"/>
+          <w:divId w:val="662898432"/>
         </w:trPr>
         <w:tc>
           <w:tcPr>
@@ -13385,7 +13843,7 @@
       </w:tr>
       <w:tr>
         <w:trPr>
-          <w:divId w:val="1706254824"/>
+          <w:divId w:val="662898432"/>
         </w:trPr>
         <w:tc>
           <w:tcPr>
@@ -13612,7 +14070,7 @@
       </w:tr>
       <w:tr>
         <w:trPr>
-          <w:divId w:val="1706254824"/>
+          <w:divId w:val="662898432"/>
         </w:trPr>
         <w:tc>
           <w:tcPr>
@@ -13839,7 +14297,7 @@
       </w:tr>
       <w:tr>
         <w:trPr>
-          <w:divId w:val="1706254824"/>
+          <w:divId w:val="662898432"/>
         </w:trPr>
         <w:tc>
           <w:tcPr>
@@ -14066,7 +14524,7 @@
       </w:tr>
       <w:tr>
         <w:trPr>
-          <w:divId w:val="1706254824"/>
+          <w:divId w:val="662898432"/>
         </w:trPr>
         <w:tc>
           <w:tcPr>
@@ -14293,7 +14751,7 @@
       </w:tr>
       <w:tr>
         <w:trPr>
-          <w:divId w:val="1706254824"/>
+          <w:divId w:val="662898432"/>
         </w:trPr>
         <w:tc>
           <w:tcPr>
@@ -14520,7 +14978,7 @@
       </w:tr>
       <w:tr>
         <w:trPr>
-          <w:divId w:val="1706254824"/>
+          <w:divId w:val="662898432"/>
         </w:trPr>
         <w:tc>
           <w:tcPr>
@@ -14747,7 +15205,7 @@
       </w:tr>
       <w:tr>
         <w:trPr>
-          <w:divId w:val="1706254824"/>
+          <w:divId w:val="662898432"/>
         </w:trPr>
         <w:tc>
           <w:tcPr>
@@ -14974,7 +15432,7 @@
       </w:tr>
       <w:tr>
         <w:trPr>
-          <w:divId w:val="1706254824"/>
+          <w:divId w:val="662898432"/>
         </w:trPr>
         <w:tc>
           <w:tcPr>
@@ -15201,7 +15659,7 @@
       </w:tr>
       <w:tr>
         <w:trPr>
-          <w:divId w:val="1706254824"/>
+          <w:divId w:val="662898432"/>
         </w:trPr>
         <w:tc>
           <w:tcPr>
@@ -15428,7 +15886,7 @@
       </w:tr>
       <w:tr>
         <w:trPr>
-          <w:divId w:val="1706254824"/>
+          <w:divId w:val="662898432"/>
         </w:trPr>
         <w:tc>
           <w:tcPr>
@@ -15775,7 +16233,7 @@
       </w:tblGrid>
       <w:tr>
         <w:trPr>
-          <w:divId w:val="569508168"/>
+          <w:divId w:val="185994774"/>
         </w:trPr>
         <w:tc>
           <w:tcPr>
@@ -15858,7 +16316,7 @@
       </w:tr>
       <w:tr>
         <w:trPr>
-          <w:divId w:val="569508168"/>
+          <w:divId w:val="185994774"/>
         </w:trPr>
         <w:tc>
           <w:tcPr>
@@ -15930,14 +16388,22 @@
                 <w:sz w:val="22"/>
                 <w:szCs w:val="22"/>
               </w:rPr>
-              <w:t>Successful source communication and valid Connector output</w:t>
+              <w:t xml:space="preserve">Successful source </w:t>
+            </w:r>
+            <w:r>
+              <w:rPr>
+                <w:rFonts w:ascii="Calibri" w:hAnsi="Calibri" w:cs="Calibri"/>
+                <w:sz w:val="22"/>
+                <w:szCs w:val="22"/>
+              </w:rPr>
+              <w:t>communication and valid Connector output</w:t>
             </w:r>
           </w:p>
         </w:tc>
       </w:tr>
       <w:tr>
         <w:trPr>
-          <w:divId w:val="569508168"/>
+          <w:divId w:val="185994774"/>
         </w:trPr>
         <w:tc>
           <w:tcPr>
@@ -16016,7 +16482,7 @@
       </w:tr>
       <w:tr>
         <w:trPr>
-          <w:divId w:val="569508168"/>
+          <w:divId w:val="185994774"/>
         </w:trPr>
         <w:tc>
           <w:tcPr>
@@ -16095,7 +16561,7 @@
       </w:tr>
       <w:tr>
         <w:trPr>
-          <w:divId w:val="569508168"/>
+          <w:divId w:val="185994774"/>
         </w:trPr>
         <w:tc>
           <w:tcPr>
@@ -16174,7 +16640,7 @@
       </w:tr>
       <w:tr>
         <w:trPr>
-          <w:divId w:val="569508168"/>
+          <w:divId w:val="185994774"/>
         </w:trPr>
         <w:tc>
           <w:tcPr>
@@ -16346,7 +16812,15 @@
           <w:sz w:val="22"/>
           <w:szCs w:val="22"/>
         </w:rPr>
-        <w:t>All synchronization stages follow the common Synchronization Exception Handling standard.</w:t>
+        <w:t xml:space="preserve">All synchronization </w:t>
+      </w:r>
+      <w:r>
+        <w:rPr>
+          <w:rFonts w:ascii="Calibri" w:hAnsi="Calibri" w:cs="Calibri"/>
+          <w:sz w:val="22"/>
+          <w:szCs w:val="22"/>
+        </w:rPr>
+        <w:t>stages follow the common Synchronization Exception Handling standard.</w:t>
       </w:r>
     </w:p>
     <w:p>
@@ -16673,7 +17147,15 @@
           <w:sz w:val="22"/>
           <w:szCs w:val="22"/>
         </w:rPr>
-        <w:t>A Stage-Level Exception prevents the stage from fulfilling its contract.</w:t>
+        <w:t xml:space="preserve">A Stage-Level </w:t>
+      </w:r>
+      <w:r>
+        <w:rPr>
+          <w:rFonts w:ascii="Calibri" w:hAnsi="Calibri" w:cs="Calibri"/>
+          <w:sz w:val="22"/>
+          <w:szCs w:val="22"/>
+        </w:rPr>
+        <w:t>Exception prevents the stage from fulfilling its contract.</w:t>
       </w:r>
     </w:p>
     <w:p>
@@ -17005,7 +17487,7 @@
       </w:tblGrid>
       <w:tr>
         <w:trPr>
-          <w:divId w:val="1540701756"/>
+          <w:divId w:val="146870929"/>
         </w:trPr>
         <w:tc>
           <w:tcPr>
@@ -17088,7 +17570,7 @@
       </w:tr>
       <w:tr>
         <w:trPr>
-          <w:divId w:val="1540701756"/>
+          <w:divId w:val="146870929"/>
         </w:trPr>
         <w:tc>
           <w:tcPr>
@@ -17160,14 +17642,22 @@
                 <w:sz w:val="22"/>
                 <w:szCs w:val="22"/>
               </w:rPr>
-              <w:t>Shared AlphaOmega concepts, enums, object types, and framework definitions</w:t>
+              <w:t xml:space="preserve">Shared AlphaOmega </w:t>
+            </w:r>
+            <w:r>
+              <w:rPr>
+                <w:rFonts w:ascii="Calibri" w:hAnsi="Calibri" w:cs="Calibri"/>
+                <w:sz w:val="22"/>
+                <w:szCs w:val="22"/>
+              </w:rPr>
+              <w:t>concepts, enums, object types, and framework definitions</w:t>
             </w:r>
           </w:p>
         </w:tc>
       </w:tr>
       <w:tr>
         <w:trPr>
-          <w:divId w:val="1540701756"/>
+          <w:divId w:val="146870929"/>
         </w:trPr>
         <w:tc>
           <w:tcPr>
@@ -17246,7 +17736,7 @@
       </w:tr>
       <w:tr>
         <w:trPr>
-          <w:divId w:val="1540701756"/>
+          <w:divId w:val="146870929"/>
         </w:trPr>
         <w:tc>
           <w:tcPr>
@@ -17325,7 +17815,7 @@
       </w:tr>
       <w:tr>
         <w:trPr>
-          <w:divId w:val="1540701756"/>
+          <w:divId w:val="146870929"/>
         </w:trPr>
         <w:tc>
           <w:tcPr>
@@ -17404,7 +17894,7 @@
       </w:tr>
       <w:tr>
         <w:trPr>
-          <w:divId w:val="1540701756"/>
+          <w:divId w:val="146870929"/>
         </w:trPr>
         <w:tc>
           <w:tcPr>
@@ -17483,7 +17973,7 @@
       </w:tr>
       <w:tr>
         <w:trPr>
-          <w:divId w:val="1540701756"/>
+          <w:divId w:val="146870929"/>
         </w:trPr>
         <w:tc>
           <w:tcPr>
@@ -17562,7 +18052,7 @@
       </w:tr>
       <w:tr>
         <w:trPr>
-          <w:divId w:val="1540701756"/>
+          <w:divId w:val="146870929"/>
         </w:trPr>
         <w:tc>
           <w:tcPr>
@@ -17634,22 +18124,14 @@
                 <w:sz w:val="22"/>
                 <w:szCs w:val="22"/>
               </w:rPr>
-              <w:t xml:space="preserve">Database access </w:t>
-            </w:r>
-            <w:r>
-              <w:rPr>
-                <w:rFonts w:ascii="Calibri" w:hAnsi="Calibri" w:cs="Calibri"/>
-                <w:sz w:val="22"/>
-                <w:szCs w:val="22"/>
-              </w:rPr>
-              <w:t>and repository interaction</w:t>
+              <w:t>Database access and repository interaction</w:t>
             </w:r>
           </w:p>
         </w:tc>
       </w:tr>
       <w:tr>
         <w:trPr>
-          <w:divId w:val="1540701756"/>
+          <w:divId w:val="146870929"/>
         </w:trPr>
         <w:tc>
           <w:tcPr>
@@ -17743,7 +18225,15 @@
           <w:sz w:val="22"/>
           <w:szCs w:val="22"/>
         </w:rPr>
-        <w:t>Stage-specific implementation remains within the owning stage.</w:t>
+        <w:t xml:space="preserve">Stage-specific </w:t>
+      </w:r>
+      <w:r>
+        <w:rPr>
+          <w:rFonts w:ascii="Calibri" w:hAnsi="Calibri" w:cs="Calibri"/>
+          <w:sz w:val="22"/>
+          <w:szCs w:val="22"/>
+        </w:rPr>
+        <w:t>implementation remains within the owning stage.</w:t>
       </w:r>
     </w:p>
     <w:p>
@@ -17840,15 +18330,7 @@
           <w:sz w:val="22"/>
           <w:szCs w:val="22"/>
         </w:rPr>
-        <w:t xml:space="preserve">When implementing or </w:t>
-      </w:r>
-      <w:r>
-        <w:rPr>
-          <w:rFonts w:ascii="Calibri" w:hAnsi="Calibri" w:cs="Calibri"/>
-          <w:sz w:val="22"/>
-          <w:szCs w:val="22"/>
-        </w:rPr>
-        <w:t>modifying synchronization code:</w:t>
+        <w:t>When implementing or modifying synchronization code:</w:t>
       </w:r>
     </w:p>
     <w:p>
@@ -17914,7 +18396,15 @@
           <w:sz w:val="22"/>
           <w:szCs w:val="22"/>
         </w:rPr>
-        <w:t xml:space="preserve">Identify the corresponding Python class, section, field, or enumeration in this mapping. </w:t>
+        <w:t xml:space="preserve">Identify the corresponding </w:t>
+      </w:r>
+      <w:r>
+        <w:rPr>
+          <w:rFonts w:ascii="Calibri" w:eastAsia="Times New Roman" w:hAnsi="Calibri" w:cs="Calibri"/>
+          <w:sz w:val="22"/>
+          <w:szCs w:val="22"/>
+        </w:rPr>
+        <w:t xml:space="preserve">Python class, section, field, or enumeration in this mapping. </w:t>
       </w:r>
     </w:p>
     <w:p>
@@ -17999,15 +18489,7 @@
           <w:sz w:val="22"/>
           <w:szCs w:val="22"/>
         </w:rPr>
-        <w:t xml:space="preserve">If implementation </w:t>
-      </w:r>
-      <w:r>
-        <w:rPr>
-          <w:rFonts w:ascii="Calibri" w:hAnsi="Calibri" w:cs="Calibri"/>
-          <w:sz w:val="22"/>
-          <w:szCs w:val="22"/>
-        </w:rPr>
-        <w:t>and documentation disagree, the discrepancy must be resolved before additional functionality is built.</w:t>
+        <w:t>If implementation and documentation disagree, the discrepancy must be resolved before additional functionality is built.</w:t>
       </w:r>
     </w:p>
     <w:p>
@@ -18334,34 +18816,34 @@
           <w:sz w:val="22"/>
           <w:szCs w:val="22"/>
         </w:rPr>
-        <w:t xml:space="preserve">Specific Vendor </w:t>
-      </w:r>
-      <w:r>
-        <w:rPr>
-          <w:rFonts w:ascii="Calibri" w:hAnsi="Calibri" w:cs="Calibri"/>
-          <w:sz w:val="22"/>
-          <w:szCs w:val="22"/>
-        </w:rPr>
-        <w:t>Security Product</w:t>
-      </w:r>
-    </w:p>
-    <w:p>
-      <w:pPr>
-        <w:pStyle w:val="NormalWeb"/>
-        <w:spacing w:before="0" w:beforeAutospacing="0" w:after="0" w:afterAutospacing="0"/>
-        <w:rPr>
-          <w:rFonts w:ascii="Calibri" w:hAnsi="Calibri" w:cs="Calibri"/>
-          <w:sz w:val="22"/>
-          <w:szCs w:val="22"/>
-        </w:rPr>
-      </w:pPr>
-      <w:r>
-        <w:rPr>
-          <w:rFonts w:ascii="Calibri" w:hAnsi="Calibri" w:cs="Calibri"/>
-          <w:sz w:val="22"/>
-          <w:szCs w:val="22"/>
-        </w:rPr>
-        <w:t>For example, replacing secure local credential storage with a centralized secrets manager shall require replacement or configuration of security infrastructure, not modification of DiscoveryService.</w:t>
+        <w:t>Specific Vendor Security Product</w:t>
+      </w:r>
+    </w:p>
+    <w:p>
+      <w:pPr>
+        <w:pStyle w:val="NormalWeb"/>
+        <w:spacing w:before="0" w:beforeAutospacing="0" w:after="0" w:afterAutospacing="0"/>
+        <w:rPr>
+          <w:rFonts w:ascii="Calibri" w:hAnsi="Calibri" w:cs="Calibri"/>
+          <w:sz w:val="22"/>
+          <w:szCs w:val="22"/>
+        </w:rPr>
+      </w:pPr>
+      <w:r>
+        <w:rPr>
+          <w:rFonts w:ascii="Calibri" w:hAnsi="Calibri" w:cs="Calibri"/>
+          <w:sz w:val="22"/>
+          <w:szCs w:val="22"/>
+        </w:rPr>
+        <w:t xml:space="preserve">For example, replacing secure local credential storage with a centralized secrets manager </w:t>
+      </w:r>
+      <w:r>
+        <w:rPr>
+          <w:rFonts w:ascii="Calibri" w:hAnsi="Calibri" w:cs="Calibri"/>
+          <w:sz w:val="22"/>
+          <w:szCs w:val="22"/>
+        </w:rPr>
+        <w:t>shall require replacement or configuration of security infrastructure, not modification of DiscoveryService.</w:t>
       </w:r>
     </w:p>
     <w:p>
@@ -18461,7 +18943,17 @@
           <w:sz w:val="22"/>
           <w:szCs w:val="22"/>
         </w:rPr>
-        <w:t>Business components request capabilities. Security infrastructure obtains credentials. Protected resources enforce authorization.</w:t>
+        <w:t xml:space="preserve">Business components request capabilities. Security </w:t>
+      </w:r>
+      <w:r>
+        <w:rPr>
+          <w:rFonts w:ascii="Calibri" w:hAnsi="Calibri" w:cs="Calibri"/>
+          <w:b/>
+          <w:bCs/>
+          <w:sz w:val="22"/>
+          <w:szCs w:val="22"/>
+        </w:rPr>
+        <w:t>infrastructure obtains credentials. Protected resources enforce authorization.</w:t>
       </w:r>
     </w:p>
     <w:p>
@@ -18680,7 +19172,15 @@
           <w:sz w:val="22"/>
           <w:szCs w:val="22"/>
         </w:rPr>
-        <w:t>This section maps AlphaOmega's Security architecture and technical security contracts to their Python implementation.</w:t>
+        <w:t xml:space="preserve">This section maps </w:t>
+      </w:r>
+      <w:r>
+        <w:rPr>
+          <w:rFonts w:ascii="Calibri" w:hAnsi="Calibri" w:cs="Calibri"/>
+          <w:sz w:val="22"/>
+          <w:szCs w:val="22"/>
+        </w:rPr>
+        <w:t>AlphaOmega's Security architecture and technical security contracts to their Python implementation.</w:t>
       </w:r>
     </w:p>
     <w:p>
@@ -18851,7 +19351,15 @@
           <w:sz w:val="22"/>
           <w:szCs w:val="22"/>
         </w:rPr>
-        <w:t>Authentication Infrastructure</w:t>
+        <w:t xml:space="preserve">Authentication </w:t>
+      </w:r>
+      <w:r>
+        <w:rPr>
+          <w:rFonts w:ascii="Calibri" w:hAnsi="Calibri" w:cs="Calibri"/>
+          <w:sz w:val="22"/>
+          <w:szCs w:val="22"/>
+        </w:rPr>
+        <w:t>Infrastructure</w:t>
       </w:r>
     </w:p>
     <w:p>
@@ -19102,7 +19610,15 @@
           <w:sz w:val="22"/>
           <w:szCs w:val="22"/>
         </w:rPr>
-        <w:t>The Credential Provider implementation may therefore change without requiring changes to synchronization-stage business logic.</w:t>
+        <w:t xml:space="preserve">The Credential </w:t>
+      </w:r>
+      <w:r>
+        <w:rPr>
+          <w:rFonts w:ascii="Calibri" w:hAnsi="Calibri" w:cs="Calibri"/>
+          <w:sz w:val="22"/>
+          <w:szCs w:val="22"/>
+        </w:rPr>
+        <w:t>Provider implementation may therefore change without requiring changes to synchronization-stage business logic.</w:t>
       </w:r>
     </w:p>
     <w:p>
@@ -23391,18 +23907,18 @@
         <w:tblDescription w:val=""/>
       </w:tblPr>
       <w:tblGrid>
-        <w:gridCol w:w="2052"/>
-        <w:gridCol w:w="2890"/>
-        <w:gridCol w:w="1250"/>
-        <w:gridCol w:w="1125"/>
+        <w:gridCol w:w="2193"/>
+        <w:gridCol w:w="2217"/>
+        <w:gridCol w:w="1379"/>
+        <w:gridCol w:w="3571"/>
       </w:tblGrid>
       <w:tr>
         <w:trPr>
-          <w:divId w:val="1716806133"/>
+          <w:divId w:val="1371488457"/>
         </w:trPr>
         <w:tc>
           <w:tcPr>
-            <w:tcW w:w="2025" w:type="dxa"/>
+            <w:tcW w:w="2347" w:type="dxa"/>
             <w:tcBorders>
               <w:top w:val="nil"/>
               <w:left w:val="nil"/>
@@ -23441,7 +23957,7 @@
         </w:tc>
         <w:tc>
           <w:tcPr>
-            <w:tcW w:w="2863" w:type="dxa"/>
+            <w:tcW w:w="2602" w:type="dxa"/>
             <w:tcBorders>
               <w:top w:val="nil"/>
               <w:left w:val="nil"/>
@@ -23480,7 +23996,7 @@
         </w:tc>
         <w:tc>
           <w:tcPr>
-            <w:tcW w:w="1250" w:type="dxa"/>
+            <w:tcW w:w="1528" w:type="dxa"/>
             <w:tcBorders>
               <w:top w:val="nil"/>
               <w:left w:val="nil"/>
@@ -23519,7 +24035,7 @@
         </w:tc>
         <w:tc>
           <w:tcPr>
-            <w:tcW w:w="1125" w:type="dxa"/>
+            <w:tcW w:w="4434" w:type="dxa"/>
             <w:tcBorders>
               <w:top w:val="nil"/>
               <w:left w:val="nil"/>
@@ -23559,48 +24075,48 @@
       </w:tr>
       <w:tr>
         <w:trPr>
-          <w:divId w:val="1716806133"/>
+          <w:divId w:val="1371488457"/>
         </w:trPr>
         <w:tc>
           <w:tcPr>
-            <w:tcW w:w="2052" w:type="dxa"/>
-            <w:tcBorders>
-              <w:top w:val="nil"/>
-              <w:left w:val="nil"/>
-              <w:bottom w:val="nil"/>
-              <w:right w:val="nil"/>
-            </w:tcBorders>
-            <w:tcMar>
-              <w:top w:w="80" w:type="dxa"/>
-              <w:left w:w="80" w:type="dxa"/>
-              <w:bottom w:w="80" w:type="dxa"/>
-              <w:right w:w="80" w:type="dxa"/>
-            </w:tcMar>
-            <w:hideMark/>
-          </w:tcPr>
-          <w:p>
-            <w:pPr>
-              <w:pStyle w:val="NormalWeb"/>
-              <w:spacing w:before="0" w:beforeAutospacing="0" w:after="0" w:afterAutospacing="0"/>
-              <w:rPr>
-                <w:rFonts w:ascii="Calibri" w:hAnsi="Calibri" w:cs="Calibri"/>
-                <w:sz w:val="22"/>
-                <w:szCs w:val="22"/>
-              </w:rPr>
-            </w:pPr>
-            <w:r>
-              <w:rPr>
-                <w:rFonts w:ascii="Calibri" w:hAnsi="Calibri" w:cs="Calibri"/>
-                <w:sz w:val="22"/>
-                <w:szCs w:val="22"/>
-              </w:rPr>
-              <w:t>knowledge_objects</w:t>
-            </w:r>
-          </w:p>
-        </w:tc>
-        <w:tc>
-          <w:tcPr>
-            <w:tcW w:w="2890" w:type="dxa"/>
+            <w:tcW w:w="2347" w:type="dxa"/>
+            <w:tcBorders>
+              <w:top w:val="nil"/>
+              <w:left w:val="nil"/>
+              <w:bottom w:val="nil"/>
+              <w:right w:val="nil"/>
+            </w:tcBorders>
+            <w:tcMar>
+              <w:top w:w="80" w:type="dxa"/>
+              <w:left w:w="80" w:type="dxa"/>
+              <w:bottom w:w="80" w:type="dxa"/>
+              <w:right w:w="80" w:type="dxa"/>
+            </w:tcMar>
+            <w:hideMark/>
+          </w:tcPr>
+          <w:p>
+            <w:pPr>
+              <w:pStyle w:val="NormalWeb"/>
+              <w:spacing w:before="0" w:beforeAutospacing="0" w:after="0" w:afterAutospacing="0"/>
+              <w:rPr>
+                <w:rFonts w:ascii="Calibri" w:hAnsi="Calibri" w:cs="Calibri"/>
+                <w:sz w:val="22"/>
+                <w:szCs w:val="22"/>
+              </w:rPr>
+            </w:pPr>
+            <w:r>
+              <w:rPr>
+                <w:rFonts w:ascii="Calibri" w:hAnsi="Calibri" w:cs="Calibri"/>
+                <w:sz w:val="22"/>
+                <w:szCs w:val="22"/>
+              </w:rPr>
+              <w:t>sources</w:t>
+            </w:r>
+          </w:p>
+        </w:tc>
+        <w:tc>
+          <w:tcPr>
+            <w:tcW w:w="2602" w:type="dxa"/>
             <w:tcBorders>
               <w:top w:val="nil"/>
               <w:left w:val="nil"/>
@@ -23637,7 +24153,7 @@
         </w:tc>
         <w:tc>
           <w:tcPr>
-            <w:tcW w:w="1221" w:type="dxa"/>
+            <w:tcW w:w="1528" w:type="dxa"/>
             <w:tcBorders>
               <w:top w:val="nil"/>
               <w:left w:val="nil"/>
@@ -23674,86 +24190,86 @@
         </w:tc>
         <w:tc>
           <w:tcPr>
-            <w:tcW w:w="1089" w:type="dxa"/>
-            <w:tcBorders>
-              <w:top w:val="nil"/>
-              <w:left w:val="nil"/>
-              <w:bottom w:val="nil"/>
-              <w:right w:val="nil"/>
-            </w:tcBorders>
-            <w:tcMar>
-              <w:top w:w="80" w:type="dxa"/>
-              <w:left w:w="80" w:type="dxa"/>
-              <w:bottom w:w="80" w:type="dxa"/>
-              <w:right w:w="80" w:type="dxa"/>
-            </w:tcMar>
-            <w:hideMark/>
-          </w:tcPr>
-          <w:p>
-            <w:pPr>
-              <w:pStyle w:val="NormalWeb"/>
-              <w:spacing w:before="0" w:beforeAutospacing="0" w:after="0" w:afterAutospacing="0"/>
-              <w:rPr>
-                <w:rFonts w:ascii="Calibri" w:hAnsi="Calibri" w:cs="Calibri"/>
-                <w:sz w:val="22"/>
-                <w:szCs w:val="22"/>
-              </w:rPr>
-            </w:pPr>
-            <w:r>
-              <w:rPr>
-                <w:rFonts w:ascii="Calibri" w:hAnsi="Calibri" w:cs="Calibri"/>
-                <w:sz w:val="22"/>
-                <w:szCs w:val="22"/>
-              </w:rPr>
-              <w:t>Discovery</w:t>
+            <w:tcW w:w="4529" w:type="dxa"/>
+            <w:tcBorders>
+              <w:top w:val="nil"/>
+              <w:left w:val="nil"/>
+              <w:bottom w:val="nil"/>
+              <w:right w:val="nil"/>
+            </w:tcBorders>
+            <w:tcMar>
+              <w:top w:w="80" w:type="dxa"/>
+              <w:left w:w="80" w:type="dxa"/>
+              <w:bottom w:w="80" w:type="dxa"/>
+              <w:right w:w="80" w:type="dxa"/>
+            </w:tcMar>
+            <w:hideMark/>
+          </w:tcPr>
+          <w:p>
+            <w:pPr>
+              <w:pStyle w:val="NormalWeb"/>
+              <w:spacing w:before="0" w:beforeAutospacing="0" w:after="0" w:afterAutospacing="0"/>
+              <w:rPr>
+                <w:rFonts w:ascii="Calibri" w:hAnsi="Calibri" w:cs="Calibri"/>
+                <w:sz w:val="22"/>
+                <w:szCs w:val="22"/>
+              </w:rPr>
+            </w:pPr>
+            <w:r>
+              <w:rPr>
+                <w:rFonts w:ascii="Calibri" w:hAnsi="Calibri" w:cs="Calibri"/>
+                <w:sz w:val="22"/>
+                <w:szCs w:val="22"/>
+              </w:rPr>
+              <w:t>Discovery / Load repository infrastructure</w:t>
             </w:r>
           </w:p>
         </w:tc>
       </w:tr>
       <w:tr>
         <w:trPr>
-          <w:divId w:val="1716806133"/>
+          <w:divId w:val="1371488457"/>
         </w:trPr>
         <w:tc>
           <w:tcPr>
-            <w:tcW w:w="2025" w:type="dxa"/>
-            <w:tcBorders>
-              <w:top w:val="nil"/>
-              <w:left w:val="nil"/>
-              <w:bottom w:val="nil"/>
-              <w:right w:val="nil"/>
-            </w:tcBorders>
-            <w:tcMar>
-              <w:top w:w="80" w:type="dxa"/>
-              <w:left w:w="80" w:type="dxa"/>
-              <w:bottom w:w="80" w:type="dxa"/>
-              <w:right w:w="80" w:type="dxa"/>
-            </w:tcMar>
-            <w:hideMark/>
-          </w:tcPr>
-          <w:p>
-            <w:pPr>
-              <w:pStyle w:val="NormalWeb"/>
-              <w:spacing w:before="0" w:beforeAutospacing="0" w:after="0" w:afterAutospacing="0"/>
-              <w:rPr>
-                <w:rFonts w:ascii="Calibri" w:hAnsi="Calibri" w:cs="Calibri"/>
-                <w:sz w:val="22"/>
-                <w:szCs w:val="22"/>
-              </w:rPr>
-            </w:pPr>
-            <w:r>
-              <w:rPr>
-                <w:rFonts w:ascii="Calibri" w:hAnsi="Calibri" w:cs="Calibri"/>
-                <w:sz w:val="22"/>
-                <w:szCs w:val="22"/>
-              </w:rPr>
-              <w:t>sources</w:t>
-            </w:r>
-          </w:p>
-        </w:tc>
-        <w:tc>
-          <w:tcPr>
-            <w:tcW w:w="2890" w:type="dxa"/>
+            <w:tcW w:w="2347" w:type="dxa"/>
+            <w:tcBorders>
+              <w:top w:val="nil"/>
+              <w:left w:val="nil"/>
+              <w:bottom w:val="nil"/>
+              <w:right w:val="nil"/>
+            </w:tcBorders>
+            <w:tcMar>
+              <w:top w:w="80" w:type="dxa"/>
+              <w:left w:w="80" w:type="dxa"/>
+              <w:bottom w:w="80" w:type="dxa"/>
+              <w:right w:w="80" w:type="dxa"/>
+            </w:tcMar>
+            <w:hideMark/>
+          </w:tcPr>
+          <w:p>
+            <w:pPr>
+              <w:pStyle w:val="NormalWeb"/>
+              <w:spacing w:before="0" w:beforeAutospacing="0" w:after="0" w:afterAutospacing="0"/>
+              <w:rPr>
+                <w:rFonts w:ascii="Calibri" w:hAnsi="Calibri" w:cs="Calibri"/>
+                <w:sz w:val="22"/>
+                <w:szCs w:val="22"/>
+              </w:rPr>
+            </w:pPr>
+            <w:r>
+              <w:rPr>
+                <w:rFonts w:ascii="Calibri" w:hAnsi="Calibri" w:cs="Calibri"/>
+                <w:sz w:val="22"/>
+                <w:szCs w:val="22"/>
+              </w:rPr>
+              <w:t>domains</w:t>
+            </w:r>
+          </w:p>
+        </w:tc>
+        <w:tc>
+          <w:tcPr>
+            <w:tcW w:w="2602" w:type="dxa"/>
             <w:tcBorders>
               <w:top w:val="nil"/>
               <w:left w:val="nil"/>
@@ -23790,7 +24306,7 @@
         </w:tc>
         <w:tc>
           <w:tcPr>
-            <w:tcW w:w="1221" w:type="dxa"/>
+            <w:tcW w:w="1528" w:type="dxa"/>
             <w:tcBorders>
               <w:top w:val="nil"/>
               <w:left w:val="nil"/>
@@ -23827,49 +24343,1273 @@
         </w:tc>
         <w:tc>
           <w:tcPr>
-            <w:tcW w:w="1089" w:type="dxa"/>
-            <w:tcBorders>
-              <w:top w:val="nil"/>
-              <w:left w:val="nil"/>
-              <w:bottom w:val="nil"/>
-              <w:right w:val="nil"/>
-            </w:tcBorders>
-            <w:tcMar>
-              <w:top w:w="80" w:type="dxa"/>
-              <w:left w:w="80" w:type="dxa"/>
-              <w:bottom w:w="80" w:type="dxa"/>
-              <w:right w:w="80" w:type="dxa"/>
-            </w:tcMar>
-            <w:hideMark/>
-          </w:tcPr>
-          <w:p>
-            <w:pPr>
-              <w:pStyle w:val="NormalWeb"/>
-              <w:spacing w:before="0" w:beforeAutospacing="0" w:after="0" w:afterAutospacing="0"/>
-              <w:rPr>
-                <w:rFonts w:ascii="Calibri" w:hAnsi="Calibri" w:cs="Calibri"/>
-                <w:sz w:val="22"/>
-                <w:szCs w:val="22"/>
-              </w:rPr>
-            </w:pPr>
-            <w:r>
-              <w:rPr>
-                <w:rFonts w:ascii="Calibri" w:hAnsi="Calibri" w:cs="Calibri"/>
-                <w:sz w:val="22"/>
-                <w:szCs w:val="22"/>
-              </w:rPr>
-              <w:t>Discovery</w:t>
+            <w:tcW w:w="4484" w:type="dxa"/>
+            <w:tcBorders>
+              <w:top w:val="nil"/>
+              <w:left w:val="nil"/>
+              <w:bottom w:val="nil"/>
+              <w:right w:val="nil"/>
+            </w:tcBorders>
+            <w:tcMar>
+              <w:top w:w="80" w:type="dxa"/>
+              <w:left w:w="80" w:type="dxa"/>
+              <w:bottom w:w="80" w:type="dxa"/>
+              <w:right w:w="80" w:type="dxa"/>
+            </w:tcMar>
+            <w:hideMark/>
+          </w:tcPr>
+          <w:p>
+            <w:pPr>
+              <w:pStyle w:val="NormalWeb"/>
+              <w:spacing w:before="0" w:beforeAutospacing="0" w:after="0" w:afterAutospacing="0"/>
+              <w:rPr>
+                <w:rFonts w:ascii="Calibri" w:hAnsi="Calibri" w:cs="Calibri"/>
+                <w:sz w:val="22"/>
+                <w:szCs w:val="22"/>
+              </w:rPr>
+            </w:pPr>
+            <w:r>
+              <w:rPr>
+                <w:rFonts w:ascii="Calibri" w:hAnsi="Calibri" w:cs="Calibri"/>
+                <w:sz w:val="22"/>
+                <w:szCs w:val="22"/>
+              </w:rPr>
+              <w:t>Current synchronization reference access</w:t>
             </w:r>
           </w:p>
         </w:tc>
       </w:tr>
       <w:tr>
         <w:trPr>
-          <w:divId w:val="1716806133"/>
+          <w:divId w:val="1371488457"/>
         </w:trPr>
         <w:tc>
           <w:tcPr>
-            <w:tcW w:w="2025" w:type="dxa"/>
+            <w:tcW w:w="2347" w:type="dxa"/>
+            <w:tcBorders>
+              <w:top w:val="nil"/>
+              <w:left w:val="nil"/>
+              <w:bottom w:val="nil"/>
+              <w:right w:val="nil"/>
+            </w:tcBorders>
+            <w:tcMar>
+              <w:top w:w="80" w:type="dxa"/>
+              <w:left w:w="80" w:type="dxa"/>
+              <w:bottom w:w="80" w:type="dxa"/>
+              <w:right w:w="80" w:type="dxa"/>
+            </w:tcMar>
+            <w:hideMark/>
+          </w:tcPr>
+          <w:p>
+            <w:pPr>
+              <w:pStyle w:val="NormalWeb"/>
+              <w:spacing w:before="0" w:beforeAutospacing="0" w:after="0" w:afterAutospacing="0"/>
+              <w:rPr>
+                <w:rFonts w:ascii="Calibri" w:hAnsi="Calibri" w:cs="Calibri"/>
+                <w:sz w:val="22"/>
+                <w:szCs w:val="22"/>
+              </w:rPr>
+            </w:pPr>
+            <w:r>
+              <w:rPr>
+                <w:rFonts w:ascii="Calibri" w:hAnsi="Calibri" w:cs="Calibri"/>
+                <w:sz w:val="22"/>
+                <w:szCs w:val="22"/>
+              </w:rPr>
+              <w:t>knowledge_objects</w:t>
+            </w:r>
+          </w:p>
+        </w:tc>
+        <w:tc>
+          <w:tcPr>
+            <w:tcW w:w="2602" w:type="dxa"/>
+            <w:tcBorders>
+              <w:top w:val="nil"/>
+              <w:left w:val="nil"/>
+              <w:bottom w:val="nil"/>
+              <w:right w:val="nil"/>
+            </w:tcBorders>
+            <w:tcMar>
+              <w:top w:w="80" w:type="dxa"/>
+              <w:left w:w="80" w:type="dxa"/>
+              <w:bottom w:w="80" w:type="dxa"/>
+              <w:right w:w="80" w:type="dxa"/>
+            </w:tcMar>
+            <w:hideMark/>
+          </w:tcPr>
+          <w:p>
+            <w:pPr>
+              <w:pStyle w:val="NormalWeb"/>
+              <w:spacing w:before="0" w:beforeAutospacing="0" w:after="0" w:afterAutospacing="0"/>
+              <w:rPr>
+                <w:rFonts w:ascii="Calibri" w:hAnsi="Calibri" w:cs="Calibri"/>
+                <w:sz w:val="22"/>
+                <w:szCs w:val="22"/>
+              </w:rPr>
+            </w:pPr>
+            <w:r>
+              <w:rPr>
+                <w:rFonts w:ascii="Calibri" w:hAnsi="Calibri" w:cs="Calibri"/>
+                <w:sz w:val="22"/>
+                <w:szCs w:val="22"/>
+              </w:rPr>
+              <w:t>AlphaOmega Service Identity</w:t>
+            </w:r>
+          </w:p>
+        </w:tc>
+        <w:tc>
+          <w:tcPr>
+            <w:tcW w:w="1528" w:type="dxa"/>
+            <w:tcBorders>
+              <w:top w:val="nil"/>
+              <w:left w:val="nil"/>
+              <w:bottom w:val="nil"/>
+              <w:right w:val="nil"/>
+            </w:tcBorders>
+            <w:tcMar>
+              <w:top w:w="80" w:type="dxa"/>
+              <w:left w:w="80" w:type="dxa"/>
+              <w:bottom w:w="80" w:type="dxa"/>
+              <w:right w:w="80" w:type="dxa"/>
+            </w:tcMar>
+            <w:hideMark/>
+          </w:tcPr>
+          <w:p>
+            <w:pPr>
+              <w:pStyle w:val="NormalWeb"/>
+              <w:spacing w:before="0" w:beforeAutospacing="0" w:after="0" w:afterAutospacing="0"/>
+              <w:rPr>
+                <w:rFonts w:ascii="Calibri" w:hAnsi="Calibri" w:cs="Calibri"/>
+                <w:sz w:val="22"/>
+                <w:szCs w:val="22"/>
+              </w:rPr>
+            </w:pPr>
+            <w:r>
+              <w:rPr>
+                <w:rFonts w:ascii="Calibri" w:hAnsi="Calibri" w:cs="Calibri"/>
+                <w:sz w:val="22"/>
+                <w:szCs w:val="22"/>
+              </w:rPr>
+              <w:t>SELECT</w:t>
+            </w:r>
+          </w:p>
+        </w:tc>
+        <w:tc>
+          <w:tcPr>
+            <w:tcW w:w="4434" w:type="dxa"/>
+            <w:tcBorders>
+              <w:top w:val="nil"/>
+              <w:left w:val="nil"/>
+              <w:bottom w:val="nil"/>
+              <w:right w:val="nil"/>
+            </w:tcBorders>
+            <w:tcMar>
+              <w:top w:w="80" w:type="dxa"/>
+              <w:left w:w="80" w:type="dxa"/>
+              <w:bottom w:w="80" w:type="dxa"/>
+              <w:right w:w="80" w:type="dxa"/>
+            </w:tcMar>
+            <w:hideMark/>
+          </w:tcPr>
+          <w:p>
+            <w:pPr>
+              <w:pStyle w:val="NormalWeb"/>
+              <w:spacing w:before="0" w:beforeAutospacing="0" w:after="0" w:afterAutospacing="0"/>
+              <w:rPr>
+                <w:rFonts w:ascii="Calibri" w:hAnsi="Calibri" w:cs="Calibri"/>
+                <w:sz w:val="22"/>
+                <w:szCs w:val="22"/>
+              </w:rPr>
+            </w:pPr>
+            <w:r>
+              <w:rPr>
+                <w:rFonts w:ascii="Calibri" w:hAnsi="Calibri" w:cs="Calibri"/>
+                <w:sz w:val="22"/>
+                <w:szCs w:val="22"/>
+              </w:rPr>
+              <w:t>Discovery / repository infrastructure</w:t>
+            </w:r>
+          </w:p>
+        </w:tc>
+      </w:tr>
+      <w:tr>
+        <w:trPr>
+          <w:divId w:val="1371488457"/>
+        </w:trPr>
+        <w:tc>
+          <w:tcPr>
+            <w:tcW w:w="2347" w:type="dxa"/>
+            <w:tcBorders>
+              <w:top w:val="nil"/>
+              <w:left w:val="nil"/>
+              <w:bottom w:val="nil"/>
+              <w:right w:val="nil"/>
+            </w:tcBorders>
+            <w:tcMar>
+              <w:top w:w="80" w:type="dxa"/>
+              <w:left w:w="80" w:type="dxa"/>
+              <w:bottom w:w="80" w:type="dxa"/>
+              <w:right w:w="80" w:type="dxa"/>
+            </w:tcMar>
+            <w:hideMark/>
+          </w:tcPr>
+          <w:p>
+            <w:pPr>
+              <w:pStyle w:val="NormalWeb"/>
+              <w:spacing w:before="0" w:beforeAutospacing="0" w:after="0" w:afterAutospacing="0"/>
+              <w:rPr>
+                <w:rFonts w:ascii="Calibri" w:hAnsi="Calibri" w:cs="Calibri"/>
+                <w:sz w:val="22"/>
+                <w:szCs w:val="22"/>
+              </w:rPr>
+            </w:pPr>
+            <w:r>
+              <w:rPr>
+                <w:rFonts w:ascii="Calibri" w:hAnsi="Calibri" w:cs="Calibri"/>
+                <w:sz w:val="22"/>
+                <w:szCs w:val="22"/>
+              </w:rPr>
+              <w:t>knowledge_objects</w:t>
+            </w:r>
+          </w:p>
+        </w:tc>
+        <w:tc>
+          <w:tcPr>
+            <w:tcW w:w="2602" w:type="dxa"/>
+            <w:tcBorders>
+              <w:top w:val="nil"/>
+              <w:left w:val="nil"/>
+              <w:bottom w:val="nil"/>
+              <w:right w:val="nil"/>
+            </w:tcBorders>
+            <w:tcMar>
+              <w:top w:w="80" w:type="dxa"/>
+              <w:left w:w="80" w:type="dxa"/>
+              <w:bottom w:w="80" w:type="dxa"/>
+              <w:right w:w="80" w:type="dxa"/>
+            </w:tcMar>
+            <w:hideMark/>
+          </w:tcPr>
+          <w:p>
+            <w:pPr>
+              <w:pStyle w:val="NormalWeb"/>
+              <w:spacing w:before="0" w:beforeAutospacing="0" w:after="0" w:afterAutospacing="0"/>
+              <w:rPr>
+                <w:rFonts w:ascii="Calibri" w:hAnsi="Calibri" w:cs="Calibri"/>
+                <w:sz w:val="22"/>
+                <w:szCs w:val="22"/>
+              </w:rPr>
+            </w:pPr>
+            <w:r>
+              <w:rPr>
+                <w:rFonts w:ascii="Calibri" w:hAnsi="Calibri" w:cs="Calibri"/>
+                <w:sz w:val="22"/>
+                <w:szCs w:val="22"/>
+              </w:rPr>
+              <w:t>AlphaOmega Service Identity</w:t>
+            </w:r>
+          </w:p>
+        </w:tc>
+        <w:tc>
+          <w:tcPr>
+            <w:tcW w:w="1528" w:type="dxa"/>
+            <w:tcBorders>
+              <w:top w:val="nil"/>
+              <w:left w:val="nil"/>
+              <w:bottom w:val="nil"/>
+              <w:right w:val="nil"/>
+            </w:tcBorders>
+            <w:tcMar>
+              <w:top w:w="80" w:type="dxa"/>
+              <w:left w:w="80" w:type="dxa"/>
+              <w:bottom w:w="80" w:type="dxa"/>
+              <w:right w:w="80" w:type="dxa"/>
+            </w:tcMar>
+            <w:hideMark/>
+          </w:tcPr>
+          <w:p>
+            <w:pPr>
+              <w:pStyle w:val="NormalWeb"/>
+              <w:spacing w:before="0" w:beforeAutospacing="0" w:after="0" w:afterAutospacing="0"/>
+              <w:rPr>
+                <w:rFonts w:ascii="Calibri" w:hAnsi="Calibri" w:cs="Calibri"/>
+                <w:sz w:val="22"/>
+                <w:szCs w:val="22"/>
+              </w:rPr>
+            </w:pPr>
+            <w:r>
+              <w:rPr>
+                <w:rFonts w:ascii="Calibri" w:hAnsi="Calibri" w:cs="Calibri"/>
+                <w:sz w:val="22"/>
+                <w:szCs w:val="22"/>
+              </w:rPr>
+              <w:t>INSERT</w:t>
+            </w:r>
+          </w:p>
+        </w:tc>
+        <w:tc>
+          <w:tcPr>
+            <w:tcW w:w="4434" w:type="dxa"/>
+            <w:tcBorders>
+              <w:top w:val="nil"/>
+              <w:left w:val="nil"/>
+              <w:bottom w:val="nil"/>
+              <w:right w:val="nil"/>
+            </w:tcBorders>
+            <w:tcMar>
+              <w:top w:w="80" w:type="dxa"/>
+              <w:left w:w="80" w:type="dxa"/>
+              <w:bottom w:w="80" w:type="dxa"/>
+              <w:right w:w="80" w:type="dxa"/>
+            </w:tcMar>
+            <w:hideMark/>
+          </w:tcPr>
+          <w:p>
+            <w:pPr>
+              <w:pStyle w:val="NormalWeb"/>
+              <w:spacing w:before="0" w:beforeAutospacing="0" w:after="0" w:afterAutospacing="0"/>
+              <w:rPr>
+                <w:rFonts w:ascii="Calibri" w:hAnsi="Calibri" w:cs="Calibri"/>
+                <w:sz w:val="22"/>
+                <w:szCs w:val="22"/>
+              </w:rPr>
+            </w:pPr>
+            <w:r>
+              <w:rPr>
+                <w:rFonts w:ascii="Calibri" w:hAnsi="Calibri" w:cs="Calibri"/>
+                <w:sz w:val="22"/>
+                <w:szCs w:val="22"/>
+              </w:rPr>
+              <w:t>Load</w:t>
+            </w:r>
+          </w:p>
+        </w:tc>
+      </w:tr>
+      <w:tr>
+        <w:trPr>
+          <w:divId w:val="1371488457"/>
+        </w:trPr>
+        <w:tc>
+          <w:tcPr>
+            <w:tcW w:w="2347" w:type="dxa"/>
+            <w:tcBorders>
+              <w:top w:val="nil"/>
+              <w:left w:val="nil"/>
+              <w:bottom w:val="nil"/>
+              <w:right w:val="nil"/>
+            </w:tcBorders>
+            <w:tcMar>
+              <w:top w:w="80" w:type="dxa"/>
+              <w:left w:w="80" w:type="dxa"/>
+              <w:bottom w:w="80" w:type="dxa"/>
+              <w:right w:w="80" w:type="dxa"/>
+            </w:tcMar>
+            <w:hideMark/>
+          </w:tcPr>
+          <w:p>
+            <w:pPr>
+              <w:pStyle w:val="NormalWeb"/>
+              <w:spacing w:before="0" w:beforeAutospacing="0" w:after="0" w:afterAutospacing="0"/>
+              <w:rPr>
+                <w:rFonts w:ascii="Calibri" w:hAnsi="Calibri" w:cs="Calibri"/>
+                <w:sz w:val="22"/>
+                <w:szCs w:val="22"/>
+              </w:rPr>
+            </w:pPr>
+            <w:r>
+              <w:rPr>
+                <w:rFonts w:ascii="Calibri" w:hAnsi="Calibri" w:cs="Calibri"/>
+                <w:sz w:val="22"/>
+                <w:szCs w:val="22"/>
+              </w:rPr>
+              <w:t>knowledge_objects</w:t>
+            </w:r>
+          </w:p>
+        </w:tc>
+        <w:tc>
+          <w:tcPr>
+            <w:tcW w:w="2602" w:type="dxa"/>
+            <w:tcBorders>
+              <w:top w:val="nil"/>
+              <w:left w:val="nil"/>
+              <w:bottom w:val="nil"/>
+              <w:right w:val="nil"/>
+            </w:tcBorders>
+            <w:tcMar>
+              <w:top w:w="80" w:type="dxa"/>
+              <w:left w:w="80" w:type="dxa"/>
+              <w:bottom w:w="80" w:type="dxa"/>
+              <w:right w:w="80" w:type="dxa"/>
+            </w:tcMar>
+            <w:hideMark/>
+          </w:tcPr>
+          <w:p>
+            <w:pPr>
+              <w:pStyle w:val="NormalWeb"/>
+              <w:spacing w:before="0" w:beforeAutospacing="0" w:after="0" w:afterAutospacing="0"/>
+              <w:rPr>
+                <w:rFonts w:ascii="Calibri" w:hAnsi="Calibri" w:cs="Calibri"/>
+                <w:sz w:val="22"/>
+                <w:szCs w:val="22"/>
+              </w:rPr>
+            </w:pPr>
+            <w:r>
+              <w:rPr>
+                <w:rFonts w:ascii="Calibri" w:hAnsi="Calibri" w:cs="Calibri"/>
+                <w:sz w:val="22"/>
+                <w:szCs w:val="22"/>
+              </w:rPr>
+              <w:t>AlphaOmega Service Identity</w:t>
+            </w:r>
+          </w:p>
+        </w:tc>
+        <w:tc>
+          <w:tcPr>
+            <w:tcW w:w="1528" w:type="dxa"/>
+            <w:tcBorders>
+              <w:top w:val="nil"/>
+              <w:left w:val="nil"/>
+              <w:bottom w:val="nil"/>
+              <w:right w:val="nil"/>
+            </w:tcBorders>
+            <w:tcMar>
+              <w:top w:w="80" w:type="dxa"/>
+              <w:left w:w="80" w:type="dxa"/>
+              <w:bottom w:w="80" w:type="dxa"/>
+              <w:right w:w="80" w:type="dxa"/>
+            </w:tcMar>
+            <w:hideMark/>
+          </w:tcPr>
+          <w:p>
+            <w:pPr>
+              <w:pStyle w:val="NormalWeb"/>
+              <w:spacing w:before="0" w:beforeAutospacing="0" w:after="0" w:afterAutospacing="0"/>
+              <w:rPr>
+                <w:rFonts w:ascii="Calibri" w:hAnsi="Calibri" w:cs="Calibri"/>
+                <w:sz w:val="22"/>
+                <w:szCs w:val="22"/>
+              </w:rPr>
+            </w:pPr>
+            <w:r>
+              <w:rPr>
+                <w:rFonts w:ascii="Calibri" w:hAnsi="Calibri" w:cs="Calibri"/>
+                <w:sz w:val="22"/>
+                <w:szCs w:val="22"/>
+              </w:rPr>
+              <w:t>UPDATE</w:t>
+            </w:r>
+          </w:p>
+        </w:tc>
+        <w:tc>
+          <w:tcPr>
+            <w:tcW w:w="4434" w:type="dxa"/>
+            <w:tcBorders>
+              <w:top w:val="nil"/>
+              <w:left w:val="nil"/>
+              <w:bottom w:val="nil"/>
+              <w:right w:val="nil"/>
+            </w:tcBorders>
+            <w:tcMar>
+              <w:top w:w="80" w:type="dxa"/>
+              <w:left w:w="80" w:type="dxa"/>
+              <w:bottom w:w="80" w:type="dxa"/>
+              <w:right w:w="80" w:type="dxa"/>
+            </w:tcMar>
+            <w:hideMark/>
+          </w:tcPr>
+          <w:p>
+            <w:pPr>
+              <w:pStyle w:val="NormalWeb"/>
+              <w:spacing w:before="0" w:beforeAutospacing="0" w:after="0" w:afterAutospacing="0"/>
+              <w:rPr>
+                <w:rFonts w:ascii="Calibri" w:hAnsi="Calibri" w:cs="Calibri"/>
+                <w:sz w:val="22"/>
+                <w:szCs w:val="22"/>
+              </w:rPr>
+            </w:pPr>
+            <w:r>
+              <w:rPr>
+                <w:rFonts w:ascii="Calibri" w:hAnsi="Calibri" w:cs="Calibri"/>
+                <w:sz w:val="22"/>
+                <w:szCs w:val="22"/>
+              </w:rPr>
+              <w:t>Load</w:t>
+            </w:r>
+          </w:p>
+        </w:tc>
+      </w:tr>
+      <w:tr>
+        <w:trPr>
+          <w:divId w:val="1371488457"/>
+        </w:trPr>
+        <w:tc>
+          <w:tcPr>
+            <w:tcW w:w="2347" w:type="dxa"/>
+            <w:tcBorders>
+              <w:top w:val="nil"/>
+              <w:left w:val="nil"/>
+              <w:bottom w:val="nil"/>
+              <w:right w:val="nil"/>
+            </w:tcBorders>
+            <w:tcMar>
+              <w:top w:w="80" w:type="dxa"/>
+              <w:left w:w="80" w:type="dxa"/>
+              <w:bottom w:w="80" w:type="dxa"/>
+              <w:right w:w="80" w:type="dxa"/>
+            </w:tcMar>
+            <w:hideMark/>
+          </w:tcPr>
+          <w:p>
+            <w:pPr>
+              <w:pStyle w:val="NormalWeb"/>
+              <w:spacing w:before="0" w:beforeAutospacing="0" w:after="0" w:afterAutospacing="0"/>
+              <w:rPr>
+                <w:rFonts w:ascii="Calibri" w:hAnsi="Calibri" w:cs="Calibri"/>
+                <w:sz w:val="22"/>
+                <w:szCs w:val="22"/>
+              </w:rPr>
+            </w:pPr>
+            <w:r>
+              <w:rPr>
+                <w:rFonts w:ascii="Calibri" w:hAnsi="Calibri" w:cs="Calibri"/>
+                <w:sz w:val="22"/>
+                <w:szCs w:val="22"/>
+              </w:rPr>
+              <w:t>processing_jobs</w:t>
+            </w:r>
+          </w:p>
+        </w:tc>
+        <w:tc>
+          <w:tcPr>
+            <w:tcW w:w="2602" w:type="dxa"/>
+            <w:tcBorders>
+              <w:top w:val="nil"/>
+              <w:left w:val="nil"/>
+              <w:bottom w:val="nil"/>
+              <w:right w:val="nil"/>
+            </w:tcBorders>
+            <w:tcMar>
+              <w:top w:w="80" w:type="dxa"/>
+              <w:left w:w="80" w:type="dxa"/>
+              <w:bottom w:w="80" w:type="dxa"/>
+              <w:right w:w="80" w:type="dxa"/>
+            </w:tcMar>
+            <w:hideMark/>
+          </w:tcPr>
+          <w:p>
+            <w:pPr>
+              <w:pStyle w:val="NormalWeb"/>
+              <w:spacing w:before="0" w:beforeAutospacing="0" w:after="0" w:afterAutospacing="0"/>
+              <w:rPr>
+                <w:rFonts w:ascii="Calibri" w:hAnsi="Calibri" w:cs="Calibri"/>
+                <w:sz w:val="22"/>
+                <w:szCs w:val="22"/>
+              </w:rPr>
+            </w:pPr>
+            <w:r>
+              <w:rPr>
+                <w:rFonts w:ascii="Calibri" w:hAnsi="Calibri" w:cs="Calibri"/>
+                <w:sz w:val="22"/>
+                <w:szCs w:val="22"/>
+              </w:rPr>
+              <w:t>AlphaOmega Service Identity</w:t>
+            </w:r>
+          </w:p>
+        </w:tc>
+        <w:tc>
+          <w:tcPr>
+            <w:tcW w:w="1528" w:type="dxa"/>
+            <w:tcBorders>
+              <w:top w:val="nil"/>
+              <w:left w:val="nil"/>
+              <w:bottom w:val="nil"/>
+              <w:right w:val="nil"/>
+            </w:tcBorders>
+            <w:tcMar>
+              <w:top w:w="80" w:type="dxa"/>
+              <w:left w:w="80" w:type="dxa"/>
+              <w:bottom w:w="80" w:type="dxa"/>
+              <w:right w:w="80" w:type="dxa"/>
+            </w:tcMar>
+            <w:hideMark/>
+          </w:tcPr>
+          <w:p>
+            <w:pPr>
+              <w:pStyle w:val="NormalWeb"/>
+              <w:spacing w:before="0" w:beforeAutospacing="0" w:after="0" w:afterAutospacing="0"/>
+              <w:rPr>
+                <w:rFonts w:ascii="Calibri" w:hAnsi="Calibri" w:cs="Calibri"/>
+                <w:sz w:val="22"/>
+                <w:szCs w:val="22"/>
+              </w:rPr>
+            </w:pPr>
+            <w:r>
+              <w:rPr>
+                <w:rFonts w:ascii="Calibri" w:hAnsi="Calibri" w:cs="Calibri"/>
+                <w:sz w:val="22"/>
+                <w:szCs w:val="22"/>
+              </w:rPr>
+              <w:t>SELECT</w:t>
+            </w:r>
+          </w:p>
+        </w:tc>
+        <w:tc>
+          <w:tcPr>
+            <w:tcW w:w="4594" w:type="dxa"/>
+            <w:tcBorders>
+              <w:top w:val="nil"/>
+              <w:left w:val="nil"/>
+              <w:bottom w:val="nil"/>
+              <w:right w:val="nil"/>
+            </w:tcBorders>
+            <w:tcMar>
+              <w:top w:w="80" w:type="dxa"/>
+              <w:left w:w="80" w:type="dxa"/>
+              <w:bottom w:w="80" w:type="dxa"/>
+              <w:right w:w="80" w:type="dxa"/>
+            </w:tcMar>
+            <w:hideMark/>
+          </w:tcPr>
+          <w:p>
+            <w:pPr>
+              <w:pStyle w:val="NormalWeb"/>
+              <w:spacing w:before="0" w:beforeAutospacing="0" w:after="0" w:afterAutospacing="0"/>
+              <w:rPr>
+                <w:rFonts w:ascii="Calibri" w:hAnsi="Calibri" w:cs="Calibri"/>
+                <w:sz w:val="22"/>
+                <w:szCs w:val="22"/>
+              </w:rPr>
+            </w:pPr>
+            <w:r>
+              <w:rPr>
+                <w:rFonts w:ascii="Calibri" w:hAnsi="Calibri" w:cs="Calibri"/>
+                <w:sz w:val="22"/>
+                <w:szCs w:val="22"/>
+              </w:rPr>
+              <w:t>Synchronization orchestration / operational infrastructure</w:t>
+            </w:r>
+          </w:p>
+        </w:tc>
+      </w:tr>
+      <w:tr>
+        <w:trPr>
+          <w:divId w:val="1371488457"/>
+        </w:trPr>
+        <w:tc>
+          <w:tcPr>
+            <w:tcW w:w="2347" w:type="dxa"/>
+            <w:tcBorders>
+              <w:top w:val="nil"/>
+              <w:left w:val="nil"/>
+              <w:bottom w:val="nil"/>
+              <w:right w:val="nil"/>
+            </w:tcBorders>
+            <w:tcMar>
+              <w:top w:w="80" w:type="dxa"/>
+              <w:left w:w="80" w:type="dxa"/>
+              <w:bottom w:w="80" w:type="dxa"/>
+              <w:right w:w="80" w:type="dxa"/>
+            </w:tcMar>
+            <w:hideMark/>
+          </w:tcPr>
+          <w:p>
+            <w:pPr>
+              <w:pStyle w:val="NormalWeb"/>
+              <w:spacing w:before="0" w:beforeAutospacing="0" w:after="0" w:afterAutospacing="0"/>
+              <w:rPr>
+                <w:rFonts w:ascii="Calibri" w:hAnsi="Calibri" w:cs="Calibri"/>
+                <w:sz w:val="22"/>
+                <w:szCs w:val="22"/>
+              </w:rPr>
+            </w:pPr>
+            <w:r>
+              <w:rPr>
+                <w:rFonts w:ascii="Calibri" w:hAnsi="Calibri" w:cs="Calibri"/>
+                <w:sz w:val="22"/>
+                <w:szCs w:val="22"/>
+              </w:rPr>
+              <w:t>processing_jobs</w:t>
+            </w:r>
+          </w:p>
+        </w:tc>
+        <w:tc>
+          <w:tcPr>
+            <w:tcW w:w="2602" w:type="dxa"/>
+            <w:tcBorders>
+              <w:top w:val="nil"/>
+              <w:left w:val="nil"/>
+              <w:bottom w:val="nil"/>
+              <w:right w:val="nil"/>
+            </w:tcBorders>
+            <w:tcMar>
+              <w:top w:w="80" w:type="dxa"/>
+              <w:left w:w="80" w:type="dxa"/>
+              <w:bottom w:w="80" w:type="dxa"/>
+              <w:right w:w="80" w:type="dxa"/>
+            </w:tcMar>
+            <w:hideMark/>
+          </w:tcPr>
+          <w:p>
+            <w:pPr>
+              <w:pStyle w:val="NormalWeb"/>
+              <w:spacing w:before="0" w:beforeAutospacing="0" w:after="0" w:afterAutospacing="0"/>
+              <w:rPr>
+                <w:rFonts w:ascii="Calibri" w:hAnsi="Calibri" w:cs="Calibri"/>
+                <w:sz w:val="22"/>
+                <w:szCs w:val="22"/>
+              </w:rPr>
+            </w:pPr>
+            <w:r>
+              <w:rPr>
+                <w:rFonts w:ascii="Calibri" w:hAnsi="Calibri" w:cs="Calibri"/>
+                <w:sz w:val="22"/>
+                <w:szCs w:val="22"/>
+              </w:rPr>
+              <w:t>AlphaOmega Service Identity</w:t>
+            </w:r>
+          </w:p>
+        </w:tc>
+        <w:tc>
+          <w:tcPr>
+            <w:tcW w:w="1528" w:type="dxa"/>
+            <w:tcBorders>
+              <w:top w:val="nil"/>
+              <w:left w:val="nil"/>
+              <w:bottom w:val="nil"/>
+              <w:right w:val="nil"/>
+            </w:tcBorders>
+            <w:tcMar>
+              <w:top w:w="80" w:type="dxa"/>
+              <w:left w:w="80" w:type="dxa"/>
+              <w:bottom w:w="80" w:type="dxa"/>
+              <w:right w:w="80" w:type="dxa"/>
+            </w:tcMar>
+            <w:hideMark/>
+          </w:tcPr>
+          <w:p>
+            <w:pPr>
+              <w:pStyle w:val="NormalWeb"/>
+              <w:spacing w:before="0" w:beforeAutospacing="0" w:after="0" w:afterAutospacing="0"/>
+              <w:rPr>
+                <w:rFonts w:ascii="Calibri" w:hAnsi="Calibri" w:cs="Calibri"/>
+                <w:sz w:val="22"/>
+                <w:szCs w:val="22"/>
+              </w:rPr>
+            </w:pPr>
+            <w:r>
+              <w:rPr>
+                <w:rFonts w:ascii="Calibri" w:hAnsi="Calibri" w:cs="Calibri"/>
+                <w:sz w:val="22"/>
+                <w:szCs w:val="22"/>
+              </w:rPr>
+              <w:t>INSERT</w:t>
+            </w:r>
+          </w:p>
+        </w:tc>
+        <w:tc>
+          <w:tcPr>
+            <w:tcW w:w="4434" w:type="dxa"/>
+            <w:tcBorders>
+              <w:top w:val="nil"/>
+              <w:left w:val="nil"/>
+              <w:bottom w:val="nil"/>
+              <w:right w:val="nil"/>
+            </w:tcBorders>
+            <w:tcMar>
+              <w:top w:w="80" w:type="dxa"/>
+              <w:left w:w="80" w:type="dxa"/>
+              <w:bottom w:w="80" w:type="dxa"/>
+              <w:right w:w="80" w:type="dxa"/>
+            </w:tcMar>
+            <w:hideMark/>
+          </w:tcPr>
+          <w:p>
+            <w:pPr>
+              <w:pStyle w:val="NormalWeb"/>
+              <w:spacing w:before="0" w:beforeAutospacing="0" w:after="0" w:afterAutospacing="0"/>
+              <w:rPr>
+                <w:rFonts w:ascii="Calibri" w:hAnsi="Calibri" w:cs="Calibri"/>
+                <w:sz w:val="22"/>
+                <w:szCs w:val="22"/>
+              </w:rPr>
+            </w:pPr>
+            <w:r>
+              <w:rPr>
+                <w:rFonts w:ascii="Calibri" w:hAnsi="Calibri" w:cs="Calibri"/>
+                <w:sz w:val="22"/>
+                <w:szCs w:val="22"/>
+              </w:rPr>
+              <w:t>Synchronization orchestration</w:t>
+            </w:r>
+          </w:p>
+        </w:tc>
+      </w:tr>
+      <w:tr>
+        <w:trPr>
+          <w:divId w:val="1371488457"/>
+        </w:trPr>
+        <w:tc>
+          <w:tcPr>
+            <w:tcW w:w="2347" w:type="dxa"/>
+            <w:tcBorders>
+              <w:top w:val="nil"/>
+              <w:left w:val="nil"/>
+              <w:bottom w:val="nil"/>
+              <w:right w:val="nil"/>
+            </w:tcBorders>
+            <w:tcMar>
+              <w:top w:w="80" w:type="dxa"/>
+              <w:left w:w="80" w:type="dxa"/>
+              <w:bottom w:w="80" w:type="dxa"/>
+              <w:right w:w="80" w:type="dxa"/>
+            </w:tcMar>
+            <w:hideMark/>
+          </w:tcPr>
+          <w:p>
+            <w:pPr>
+              <w:pStyle w:val="NormalWeb"/>
+              <w:spacing w:before="0" w:beforeAutospacing="0" w:after="0" w:afterAutospacing="0"/>
+              <w:rPr>
+                <w:rFonts w:ascii="Calibri" w:hAnsi="Calibri" w:cs="Calibri"/>
+                <w:sz w:val="22"/>
+                <w:szCs w:val="22"/>
+              </w:rPr>
+            </w:pPr>
+            <w:r>
+              <w:rPr>
+                <w:rFonts w:ascii="Calibri" w:hAnsi="Calibri" w:cs="Calibri"/>
+                <w:sz w:val="22"/>
+                <w:szCs w:val="22"/>
+              </w:rPr>
+              <w:t>processing_jobs</w:t>
+            </w:r>
+          </w:p>
+        </w:tc>
+        <w:tc>
+          <w:tcPr>
+            <w:tcW w:w="2602" w:type="dxa"/>
+            <w:tcBorders>
+              <w:top w:val="nil"/>
+              <w:left w:val="nil"/>
+              <w:bottom w:val="nil"/>
+              <w:right w:val="nil"/>
+            </w:tcBorders>
+            <w:tcMar>
+              <w:top w:w="80" w:type="dxa"/>
+              <w:left w:w="80" w:type="dxa"/>
+              <w:bottom w:w="80" w:type="dxa"/>
+              <w:right w:w="80" w:type="dxa"/>
+            </w:tcMar>
+            <w:hideMark/>
+          </w:tcPr>
+          <w:p>
+            <w:pPr>
+              <w:pStyle w:val="NormalWeb"/>
+              <w:spacing w:before="0" w:beforeAutospacing="0" w:after="0" w:afterAutospacing="0"/>
+              <w:rPr>
+                <w:rFonts w:ascii="Calibri" w:hAnsi="Calibri" w:cs="Calibri"/>
+                <w:sz w:val="22"/>
+                <w:szCs w:val="22"/>
+              </w:rPr>
+            </w:pPr>
+            <w:r>
+              <w:rPr>
+                <w:rFonts w:ascii="Calibri" w:hAnsi="Calibri" w:cs="Calibri"/>
+                <w:sz w:val="22"/>
+                <w:szCs w:val="22"/>
+              </w:rPr>
+              <w:t>AlphaOmega Service Identity</w:t>
+            </w:r>
+          </w:p>
+        </w:tc>
+        <w:tc>
+          <w:tcPr>
+            <w:tcW w:w="1528" w:type="dxa"/>
+            <w:tcBorders>
+              <w:top w:val="nil"/>
+              <w:left w:val="nil"/>
+              <w:bottom w:val="nil"/>
+              <w:right w:val="nil"/>
+            </w:tcBorders>
+            <w:tcMar>
+              <w:top w:w="80" w:type="dxa"/>
+              <w:left w:w="80" w:type="dxa"/>
+              <w:bottom w:w="80" w:type="dxa"/>
+              <w:right w:w="80" w:type="dxa"/>
+            </w:tcMar>
+            <w:hideMark/>
+          </w:tcPr>
+          <w:p>
+            <w:pPr>
+              <w:pStyle w:val="NormalWeb"/>
+              <w:spacing w:before="0" w:beforeAutospacing="0" w:after="0" w:afterAutospacing="0"/>
+              <w:rPr>
+                <w:rFonts w:ascii="Calibri" w:hAnsi="Calibri" w:cs="Calibri"/>
+                <w:sz w:val="22"/>
+                <w:szCs w:val="22"/>
+              </w:rPr>
+            </w:pPr>
+            <w:r>
+              <w:rPr>
+                <w:rFonts w:ascii="Calibri" w:hAnsi="Calibri" w:cs="Calibri"/>
+                <w:sz w:val="22"/>
+                <w:szCs w:val="22"/>
+              </w:rPr>
+              <w:t>UPDATE</w:t>
+            </w:r>
+          </w:p>
+        </w:tc>
+        <w:tc>
+          <w:tcPr>
+            <w:tcW w:w="4434" w:type="dxa"/>
+            <w:tcBorders>
+              <w:top w:val="nil"/>
+              <w:left w:val="nil"/>
+              <w:bottom w:val="nil"/>
+              <w:right w:val="nil"/>
+            </w:tcBorders>
+            <w:tcMar>
+              <w:top w:w="80" w:type="dxa"/>
+              <w:left w:w="80" w:type="dxa"/>
+              <w:bottom w:w="80" w:type="dxa"/>
+              <w:right w:w="80" w:type="dxa"/>
+            </w:tcMar>
+            <w:hideMark/>
+          </w:tcPr>
+          <w:p>
+            <w:pPr>
+              <w:pStyle w:val="NormalWeb"/>
+              <w:spacing w:before="0" w:beforeAutospacing="0" w:after="0" w:afterAutospacing="0"/>
+              <w:rPr>
+                <w:rFonts w:ascii="Calibri" w:hAnsi="Calibri" w:cs="Calibri"/>
+                <w:sz w:val="22"/>
+                <w:szCs w:val="22"/>
+              </w:rPr>
+            </w:pPr>
+            <w:r>
+              <w:rPr>
+                <w:rFonts w:ascii="Calibri" w:hAnsi="Calibri" w:cs="Calibri"/>
+                <w:sz w:val="22"/>
+                <w:szCs w:val="22"/>
+              </w:rPr>
+              <w:t>Synchronization orchestration</w:t>
+            </w:r>
+          </w:p>
+        </w:tc>
+      </w:tr>
+      <w:tr>
+        <w:trPr>
+          <w:divId w:val="1371488457"/>
+        </w:trPr>
+        <w:tc>
+          <w:tcPr>
+            <w:tcW w:w="2347" w:type="dxa"/>
+            <w:tcBorders>
+              <w:top w:val="nil"/>
+              <w:left w:val="nil"/>
+              <w:bottom w:val="nil"/>
+              <w:right w:val="nil"/>
+            </w:tcBorders>
+            <w:tcMar>
+              <w:top w:w="80" w:type="dxa"/>
+              <w:left w:w="80" w:type="dxa"/>
+              <w:bottom w:w="80" w:type="dxa"/>
+              <w:right w:w="80" w:type="dxa"/>
+            </w:tcMar>
+            <w:hideMark/>
+          </w:tcPr>
+          <w:p>
+            <w:pPr>
+              <w:pStyle w:val="NormalWeb"/>
+              <w:spacing w:before="0" w:beforeAutospacing="0" w:after="0" w:afterAutospacing="0"/>
+              <w:rPr>
+                <w:rFonts w:ascii="Calibri" w:hAnsi="Calibri" w:cs="Calibri"/>
+                <w:sz w:val="22"/>
+                <w:szCs w:val="22"/>
+              </w:rPr>
+            </w:pPr>
+            <w:r>
+              <w:rPr>
+                <w:rFonts w:ascii="Calibri" w:hAnsi="Calibri" w:cs="Calibri"/>
+                <w:sz w:val="22"/>
+                <w:szCs w:val="22"/>
+              </w:rPr>
+              <w:t>sync_history</w:t>
+            </w:r>
+          </w:p>
+        </w:tc>
+        <w:tc>
+          <w:tcPr>
+            <w:tcW w:w="2602" w:type="dxa"/>
+            <w:tcBorders>
+              <w:top w:val="nil"/>
+              <w:left w:val="nil"/>
+              <w:bottom w:val="nil"/>
+              <w:right w:val="nil"/>
+            </w:tcBorders>
+            <w:tcMar>
+              <w:top w:w="80" w:type="dxa"/>
+              <w:left w:w="80" w:type="dxa"/>
+              <w:bottom w:w="80" w:type="dxa"/>
+              <w:right w:w="80" w:type="dxa"/>
+            </w:tcMar>
+            <w:hideMark/>
+          </w:tcPr>
+          <w:p>
+            <w:pPr>
+              <w:pStyle w:val="NormalWeb"/>
+              <w:spacing w:before="0" w:beforeAutospacing="0" w:after="0" w:afterAutospacing="0"/>
+              <w:rPr>
+                <w:rFonts w:ascii="Calibri" w:hAnsi="Calibri" w:cs="Calibri"/>
+                <w:sz w:val="22"/>
+                <w:szCs w:val="22"/>
+              </w:rPr>
+            </w:pPr>
+            <w:r>
+              <w:rPr>
+                <w:rFonts w:ascii="Calibri" w:hAnsi="Calibri" w:cs="Calibri"/>
+                <w:sz w:val="22"/>
+                <w:szCs w:val="22"/>
+              </w:rPr>
+              <w:t>AlphaOmega Service Identity</w:t>
+            </w:r>
+          </w:p>
+        </w:tc>
+        <w:tc>
+          <w:tcPr>
+            <w:tcW w:w="1528" w:type="dxa"/>
+            <w:tcBorders>
+              <w:top w:val="nil"/>
+              <w:left w:val="nil"/>
+              <w:bottom w:val="nil"/>
+              <w:right w:val="nil"/>
+            </w:tcBorders>
+            <w:tcMar>
+              <w:top w:w="80" w:type="dxa"/>
+              <w:left w:w="80" w:type="dxa"/>
+              <w:bottom w:w="80" w:type="dxa"/>
+              <w:right w:w="80" w:type="dxa"/>
+            </w:tcMar>
+            <w:hideMark/>
+          </w:tcPr>
+          <w:p>
+            <w:pPr>
+              <w:pStyle w:val="NormalWeb"/>
+              <w:spacing w:before="0" w:beforeAutospacing="0" w:after="0" w:afterAutospacing="0"/>
+              <w:rPr>
+                <w:rFonts w:ascii="Calibri" w:hAnsi="Calibri" w:cs="Calibri"/>
+                <w:sz w:val="22"/>
+                <w:szCs w:val="22"/>
+              </w:rPr>
+            </w:pPr>
+            <w:r>
+              <w:rPr>
+                <w:rFonts w:ascii="Calibri" w:hAnsi="Calibri" w:cs="Calibri"/>
+                <w:sz w:val="22"/>
+                <w:szCs w:val="22"/>
+              </w:rPr>
+              <w:t>SELECT</w:t>
+            </w:r>
+          </w:p>
+        </w:tc>
+        <w:tc>
+          <w:tcPr>
+            <w:tcW w:w="4594" w:type="dxa"/>
+            <w:tcBorders>
+              <w:top w:val="nil"/>
+              <w:left w:val="nil"/>
+              <w:bottom w:val="nil"/>
+              <w:right w:val="nil"/>
+            </w:tcBorders>
+            <w:tcMar>
+              <w:top w:w="80" w:type="dxa"/>
+              <w:left w:w="80" w:type="dxa"/>
+              <w:bottom w:w="80" w:type="dxa"/>
+              <w:right w:w="80" w:type="dxa"/>
+            </w:tcMar>
+            <w:hideMark/>
+          </w:tcPr>
+          <w:p>
+            <w:pPr>
+              <w:pStyle w:val="NormalWeb"/>
+              <w:spacing w:before="0" w:beforeAutospacing="0" w:after="0" w:afterAutospacing="0"/>
+              <w:rPr>
+                <w:rFonts w:ascii="Calibri" w:hAnsi="Calibri" w:cs="Calibri"/>
+                <w:sz w:val="22"/>
+                <w:szCs w:val="22"/>
+              </w:rPr>
+            </w:pPr>
+            <w:r>
+              <w:rPr>
+                <w:rFonts w:ascii="Calibri" w:hAnsi="Calibri" w:cs="Calibri"/>
+                <w:sz w:val="22"/>
+                <w:szCs w:val="22"/>
+              </w:rPr>
+              <w:t>Synchronization verification / repository infrastructure</w:t>
+            </w:r>
+          </w:p>
+        </w:tc>
+      </w:tr>
+      <w:tr>
+        <w:trPr>
+          <w:divId w:val="1371488457"/>
+        </w:trPr>
+        <w:tc>
+          <w:tcPr>
+            <w:tcW w:w="2347" w:type="dxa"/>
+            <w:tcBorders>
+              <w:top w:val="nil"/>
+              <w:left w:val="nil"/>
+              <w:bottom w:val="nil"/>
+              <w:right w:val="nil"/>
+            </w:tcBorders>
+            <w:tcMar>
+              <w:top w:w="80" w:type="dxa"/>
+              <w:left w:w="80" w:type="dxa"/>
+              <w:bottom w:w="80" w:type="dxa"/>
+              <w:right w:w="80" w:type="dxa"/>
+            </w:tcMar>
+            <w:hideMark/>
+          </w:tcPr>
+          <w:p>
+            <w:pPr>
+              <w:pStyle w:val="NormalWeb"/>
+              <w:spacing w:before="0" w:beforeAutospacing="0" w:after="0" w:afterAutospacing="0"/>
+              <w:rPr>
+                <w:rFonts w:ascii="Calibri" w:hAnsi="Calibri" w:cs="Calibri"/>
+                <w:sz w:val="22"/>
+                <w:szCs w:val="22"/>
+              </w:rPr>
+            </w:pPr>
+            <w:r>
+              <w:rPr>
+                <w:rFonts w:ascii="Calibri" w:hAnsi="Calibri" w:cs="Calibri"/>
+                <w:sz w:val="22"/>
+                <w:szCs w:val="22"/>
+              </w:rPr>
+              <w:t>sync_history</w:t>
+            </w:r>
+          </w:p>
+        </w:tc>
+        <w:tc>
+          <w:tcPr>
+            <w:tcW w:w="2602" w:type="dxa"/>
+            <w:tcBorders>
+              <w:top w:val="nil"/>
+              <w:left w:val="nil"/>
+              <w:bottom w:val="nil"/>
+              <w:right w:val="nil"/>
+            </w:tcBorders>
+            <w:tcMar>
+              <w:top w:w="80" w:type="dxa"/>
+              <w:left w:w="80" w:type="dxa"/>
+              <w:bottom w:w="80" w:type="dxa"/>
+              <w:right w:w="80" w:type="dxa"/>
+            </w:tcMar>
+            <w:hideMark/>
+          </w:tcPr>
+          <w:p>
+            <w:pPr>
+              <w:pStyle w:val="NormalWeb"/>
+              <w:spacing w:before="0" w:beforeAutospacing="0" w:after="0" w:afterAutospacing="0"/>
+              <w:rPr>
+                <w:rFonts w:ascii="Calibri" w:hAnsi="Calibri" w:cs="Calibri"/>
+                <w:sz w:val="22"/>
+                <w:szCs w:val="22"/>
+              </w:rPr>
+            </w:pPr>
+            <w:r>
+              <w:rPr>
+                <w:rFonts w:ascii="Calibri" w:hAnsi="Calibri" w:cs="Calibri"/>
+                <w:sz w:val="22"/>
+                <w:szCs w:val="22"/>
+              </w:rPr>
+              <w:t>AlphaOmega Service Identity</w:t>
+            </w:r>
+          </w:p>
+        </w:tc>
+        <w:tc>
+          <w:tcPr>
+            <w:tcW w:w="1528" w:type="dxa"/>
+            <w:tcBorders>
+              <w:top w:val="nil"/>
+              <w:left w:val="nil"/>
+              <w:bottom w:val="nil"/>
+              <w:right w:val="nil"/>
+            </w:tcBorders>
+            <w:tcMar>
+              <w:top w:w="80" w:type="dxa"/>
+              <w:left w:w="80" w:type="dxa"/>
+              <w:bottom w:w="80" w:type="dxa"/>
+              <w:right w:w="80" w:type="dxa"/>
+            </w:tcMar>
+            <w:hideMark/>
+          </w:tcPr>
+          <w:p>
+            <w:pPr>
+              <w:pStyle w:val="NormalWeb"/>
+              <w:spacing w:before="0" w:beforeAutospacing="0" w:after="0" w:afterAutospacing="0"/>
+              <w:rPr>
+                <w:rFonts w:ascii="Calibri" w:hAnsi="Calibri" w:cs="Calibri"/>
+                <w:sz w:val="22"/>
+                <w:szCs w:val="22"/>
+              </w:rPr>
+            </w:pPr>
+            <w:r>
+              <w:rPr>
+                <w:rFonts w:ascii="Calibri" w:hAnsi="Calibri" w:cs="Calibri"/>
+                <w:sz w:val="22"/>
+                <w:szCs w:val="22"/>
+              </w:rPr>
+              <w:t>INSERT</w:t>
+            </w:r>
+          </w:p>
+        </w:tc>
+        <w:tc>
+          <w:tcPr>
+            <w:tcW w:w="4434" w:type="dxa"/>
+            <w:tcBorders>
+              <w:top w:val="nil"/>
+              <w:left w:val="nil"/>
+              <w:bottom w:val="nil"/>
+              <w:right w:val="nil"/>
+            </w:tcBorders>
+            <w:tcMar>
+              <w:top w:w="80" w:type="dxa"/>
+              <w:left w:w="80" w:type="dxa"/>
+              <w:bottom w:w="80" w:type="dxa"/>
+              <w:right w:w="80" w:type="dxa"/>
+            </w:tcMar>
+            <w:hideMark/>
+          </w:tcPr>
+          <w:p>
+            <w:pPr>
+              <w:pStyle w:val="NormalWeb"/>
+              <w:spacing w:before="0" w:beforeAutospacing="0" w:after="0" w:afterAutospacing="0"/>
+              <w:rPr>
+                <w:rFonts w:ascii="Calibri" w:hAnsi="Calibri" w:cs="Calibri"/>
+                <w:sz w:val="22"/>
+                <w:szCs w:val="22"/>
+              </w:rPr>
+            </w:pPr>
+            <w:r>
+              <w:rPr>
+                <w:rFonts w:ascii="Calibri" w:hAnsi="Calibri" w:cs="Calibri"/>
+                <w:sz w:val="22"/>
+                <w:szCs w:val="22"/>
+              </w:rPr>
+              <w:t>Load persistence</w:t>
+            </w:r>
+          </w:p>
+        </w:tc>
+      </w:tr>
+      <w:tr>
+        <w:trPr>
+          <w:divId w:val="1371488457"/>
+        </w:trPr>
+        <w:tc>
+          <w:tcPr>
+            <w:tcW w:w="2347" w:type="dxa"/>
             <w:tcBorders>
               <w:top w:val="nil"/>
               <w:left w:val="nil"/>
@@ -23906,7 +25646,7 @@
         </w:tc>
         <w:tc>
           <w:tcPr>
-            <w:tcW w:w="2863" w:type="dxa"/>
+            <w:tcW w:w="2602" w:type="dxa"/>
             <w:tcBorders>
               <w:top w:val="nil"/>
               <w:left w:val="nil"/>
@@ -23943,7 +25683,7 @@
         </w:tc>
         <w:tc>
           <w:tcPr>
-            <w:tcW w:w="1221" w:type="dxa"/>
+            <w:tcW w:w="1528" w:type="dxa"/>
             <w:tcBorders>
               <w:top w:val="nil"/>
               <w:left w:val="nil"/>
@@ -23980,7 +25720,7 @@
         </w:tc>
         <w:tc>
           <w:tcPr>
-            <w:tcW w:w="814" w:type="dxa"/>
+            <w:tcW w:w="4434" w:type="dxa"/>
             <w:tcBorders>
               <w:top w:val="nil"/>
               <w:left w:val="nil"/>
@@ -24033,15 +25773,110 @@
           <w:sz w:val="22"/>
           <w:szCs w:val="22"/>
         </w:rPr>
-        <w:t xml:space="preserve">The policy identifies the AlphaOmega service identity using its immutable authenticated </w:t>
-      </w:r>
-      <w:r>
-        <w:rPr>
-          <w:rFonts w:ascii="Calibri" w:hAnsi="Calibri" w:cs="Calibri"/>
-          <w:sz w:val="22"/>
-          <w:szCs w:val="22"/>
-        </w:rPr>
-        <w:t>identity identifier.</w:t>
+        <w:t>No DELETE operation is currently authorized for the normal AlphaOmega synchronization application path.</w:t>
+      </w:r>
+    </w:p>
+    <w:p>
+      <w:pPr>
+        <w:pStyle w:val="NormalWeb"/>
+        <w:spacing w:before="0" w:beforeAutospacing="0" w:after="0" w:afterAutospacing="0"/>
+        <w:rPr>
+          <w:rFonts w:ascii="Calibri" w:hAnsi="Calibri" w:cs="Calibri"/>
+          <w:sz w:val="22"/>
+          <w:szCs w:val="22"/>
+        </w:rPr>
+      </w:pPr>
+      <w:r>
+        <w:rPr>
+          <w:rFonts w:ascii="Calibri" w:hAnsi="Calibri" w:cs="Calibri"/>
+          <w:sz w:val="22"/>
+          <w:szCs w:val="22"/>
+        </w:rPr>
+        <w:t>sources and domains remain read-only.</w:t>
+      </w:r>
+    </w:p>
+    <w:p>
+      <w:pPr>
+        <w:pStyle w:val="NormalWeb"/>
+        <w:spacing w:before="0" w:beforeAutospacing="0" w:after="0" w:afterAutospacing="0"/>
+        <w:rPr>
+          <w:rFonts w:ascii="Calibri" w:hAnsi="Calibri" w:cs="Calibri"/>
+          <w:sz w:val="22"/>
+          <w:szCs w:val="22"/>
+        </w:rPr>
+      </w:pPr>
+      <w:r>
+        <w:rPr>
+          <w:rFonts w:ascii="Calibri" w:hAnsi="Calibri" w:cs="Calibri"/>
+          <w:sz w:val="22"/>
+          <w:szCs w:val="22"/>
+        </w:rPr>
+        <w:t>sync_history currently permits retrieval and append operations only.</w:t>
+      </w:r>
+    </w:p>
+    <w:p>
+      <w:pPr>
+        <w:pStyle w:val="NormalWeb"/>
+        <w:spacing w:before="0" w:beforeAutospacing="0" w:after="0" w:afterAutospacing="0"/>
+        <w:rPr>
+          <w:rFonts w:ascii="Calibri" w:hAnsi="Calibri" w:cs="Calibri"/>
+          <w:sz w:val="22"/>
+          <w:szCs w:val="22"/>
+        </w:rPr>
+      </w:pPr>
+      <w:r>
+        <w:rPr>
+          <w:rFonts w:ascii="Calibri" w:hAnsi="Calibri" w:cs="Calibri"/>
+          <w:sz w:val="22"/>
+          <w:szCs w:val="22"/>
+        </w:rPr>
+        <w:t xml:space="preserve">Separate operation-specific policies are used rather than a blanket ALL policy so that implementation remains aligned with AlphaOmega's least-privilege and </w:t>
+      </w:r>
+      <w:r>
+        <w:rPr>
+          <w:rFonts w:ascii="Calibri" w:hAnsi="Calibri" w:cs="Calibri"/>
+          <w:sz w:val="22"/>
+          <w:szCs w:val="22"/>
+        </w:rPr>
+        <w:t>responsibility-based authorization standards.</w:t>
+      </w:r>
+    </w:p>
+    <w:p>
+      <w:pPr>
+        <w:pStyle w:val="NormalWeb"/>
+        <w:spacing w:before="0" w:beforeAutospacing="0" w:after="0" w:afterAutospacing="0"/>
+        <w:rPr>
+          <w:rFonts w:ascii="Calibri" w:hAnsi="Calibri" w:cs="Calibri"/>
+          <w:sz w:val="22"/>
+          <w:szCs w:val="22"/>
+        </w:rPr>
+      </w:pPr>
+      <w:r>
+        <w:rPr>
+          <w:rFonts w:ascii="Calibri" w:hAnsi="Calibri" w:cs="Calibri"/>
+          <w:sz w:val="22"/>
+          <w:szCs w:val="22"/>
+        </w:rPr>
+        <w:t> </w:t>
+      </w:r>
+    </w:p>
+    <w:p>
+      <w:pPr>
+        <w:pStyle w:val="NormalWeb"/>
+        <w:spacing w:before="0" w:beforeAutospacing="0" w:after="0" w:afterAutospacing="0"/>
+        <w:rPr>
+          <w:rFonts w:ascii="Calibri" w:hAnsi="Calibri" w:cs="Calibri"/>
+          <w:sz w:val="22"/>
+          <w:szCs w:val="22"/>
+        </w:rPr>
+      </w:pPr>
+      <w:r>
+        <w:rPr>
+          <w:rFonts w:ascii="Calibri" w:hAnsi="Calibri" w:cs="Calibri"/>
+          <w:sz w:val="22"/>
+          <w:szCs w:val="22"/>
+        </w:rPr>
+        <w:t>The policy identifies the AlphaOmega service identity using its immutable authenticated identity identifier.</w:t>
       </w:r>
     </w:p>
     <w:p>
@@ -24220,34 +26055,34 @@
           <w:sz w:val="22"/>
           <w:szCs w:val="22"/>
         </w:rPr>
-        <w:t>Security failures use the existing synchronization exception framework.</w:t>
-      </w:r>
-    </w:p>
-    <w:p>
-      <w:pPr>
-        <w:pStyle w:val="NormalWeb"/>
-        <w:spacing w:before="0" w:beforeAutospacing="0" w:after="0" w:afterAutospacing="0"/>
-        <w:rPr>
-          <w:rFonts w:ascii="Calibri" w:hAnsi="Calibri" w:cs="Calibri"/>
-          <w:sz w:val="22"/>
-          <w:szCs w:val="22"/>
-        </w:rPr>
-      </w:pPr>
-      <w:r>
-        <w:rPr>
-          <w:rFonts w:ascii="Calibri" w:hAnsi="Calibri" w:cs="Calibri"/>
-          <w:sz w:val="22"/>
-          <w:szCs w:val="22"/>
-        </w:rPr>
-        <w:t xml:space="preserve">Security </w:t>
-      </w:r>
-      <w:r>
-        <w:rPr>
-          <w:rFonts w:ascii="Calibri" w:hAnsi="Calibri" w:cs="Calibri"/>
-          <w:sz w:val="22"/>
-          <w:szCs w:val="22"/>
-        </w:rPr>
-        <w:t>infrastructure shall provide enough failure information for the owning stage or orchestrator to classify the failure correctly without exposing Secrets.</w:t>
+        <w:t xml:space="preserve">Security failures </w:t>
+      </w:r>
+      <w:r>
+        <w:rPr>
+          <w:rFonts w:ascii="Calibri" w:hAnsi="Calibri" w:cs="Calibri"/>
+          <w:sz w:val="22"/>
+          <w:szCs w:val="22"/>
+        </w:rPr>
+        <w:t>use the existing synchronization exception framework.</w:t>
+      </w:r>
+    </w:p>
+    <w:p>
+      <w:pPr>
+        <w:pStyle w:val="NormalWeb"/>
+        <w:spacing w:before="0" w:beforeAutospacing="0" w:after="0" w:afterAutospacing="0"/>
+        <w:rPr>
+          <w:rFonts w:ascii="Calibri" w:hAnsi="Calibri" w:cs="Calibri"/>
+          <w:sz w:val="22"/>
+          <w:szCs w:val="22"/>
+        </w:rPr>
+      </w:pPr>
+      <w:r>
+        <w:rPr>
+          <w:rFonts w:ascii="Calibri" w:hAnsi="Calibri" w:cs="Calibri"/>
+          <w:sz w:val="22"/>
+          <w:szCs w:val="22"/>
+        </w:rPr>
+        <w:t>Security infrastructure shall provide enough failure information for the owning stage or orchestrator to classify the failure correctly without exposing Secrets.</w:t>
       </w:r>
     </w:p>
     <w:p>
@@ -24593,7 +26428,15 @@
           <w:sz w:val="22"/>
           <w:szCs w:val="22"/>
         </w:rPr>
-        <w:t>Stage-Level Exception</w:t>
+        <w:t xml:space="preserve">Stage-Level </w:t>
+      </w:r>
+      <w:r>
+        <w:rPr>
+          <w:rFonts w:ascii="Calibri" w:hAnsi="Calibri" w:cs="Calibri"/>
+          <w:sz w:val="22"/>
+          <w:szCs w:val="22"/>
+        </w:rPr>
+        <w:t>Exception</w:t>
       </w:r>
     </w:p>
     <w:p>
@@ -24918,7 +26761,15 @@
           <w:sz w:val="22"/>
           <w:szCs w:val="22"/>
         </w:rPr>
-        <w:t>Classification depends upon scope, consistent with the universal Synchronization Exception Handling standard.</w:t>
+        <w:t xml:space="preserve">Classification </w:t>
+      </w:r>
+      <w:r>
+        <w:rPr>
+          <w:rFonts w:ascii="Calibri" w:hAnsi="Calibri" w:cs="Calibri"/>
+          <w:sz w:val="22"/>
+          <w:szCs w:val="22"/>
+        </w:rPr>
+        <w:t>depends upon scope, consistent with the universal Synchronization Exception Handling standard.</w:t>
       </w:r>
     </w:p>
     <w:p>
@@ -25577,7 +27428,7 @@
       </w:tblGrid>
       <w:tr>
         <w:trPr>
-          <w:divId w:val="2065519807"/>
+          <w:divId w:val="563375522"/>
         </w:trPr>
         <w:tc>
           <w:tcPr>
@@ -25738,7 +27589,7 @@
       </w:tr>
       <w:tr>
         <w:trPr>
-          <w:divId w:val="2065519807"/>
+          <w:divId w:val="563375522"/>
         </w:trPr>
         <w:tc>
           <w:tcPr>
@@ -25891,7 +27742,7 @@
       </w:tr>
       <w:tr>
         <w:trPr>
-          <w:divId w:val="2065519807"/>
+          <w:divId w:val="563375522"/>
         </w:trPr>
         <w:tc>
           <w:tcPr>
@@ -26044,7 +27895,7 @@
       </w:tr>
       <w:tr>
         <w:trPr>
-          <w:divId w:val="2065519807"/>
+          <w:divId w:val="563375522"/>
         </w:trPr>
         <w:tc>
           <w:tcPr>
@@ -26197,7 +28048,7 @@
       </w:tr>
       <w:tr>
         <w:trPr>
-          <w:divId w:val="2065519807"/>
+          <w:divId w:val="563375522"/>
         </w:trPr>
         <w:tc>
           <w:tcPr>
@@ -26350,7 +28201,7 @@
       </w:tr>
       <w:tr>
         <w:trPr>
-          <w:divId w:val="2065519807"/>
+          <w:divId w:val="563375522"/>
         </w:trPr>
         <w:tc>
           <w:tcPr>
@@ -26503,7 +28354,7 @@
       </w:tr>
       <w:tr>
         <w:trPr>
-          <w:divId w:val="2065519807"/>
+          <w:divId w:val="563375522"/>
         </w:trPr>
         <w:tc>
           <w:tcPr>
@@ -26656,7 +28507,7 @@
       </w:tr>
       <w:tr>
         <w:trPr>
-          <w:divId w:val="2065519807"/>
+          <w:divId w:val="563375522"/>
         </w:trPr>
         <w:tc>
           <w:tcPr>
@@ -26809,7 +28660,7 @@
       </w:tr>
       <w:tr>
         <w:trPr>
-          <w:divId w:val="2065519807"/>
+          <w:divId w:val="563375522"/>
         </w:trPr>
         <w:tc>
           <w:tcPr>
@@ -26962,7 +28813,7 @@
       </w:tr>
       <w:tr>
         <w:trPr>
-          <w:divId w:val="2065519807"/>
+          <w:divId w:val="563375522"/>
         </w:trPr>
         <w:tc>
           <w:tcPr>
@@ -27034,15 +28885,7 @@
                 <w:sz w:val="22"/>
                 <w:szCs w:val="22"/>
               </w:rPr>
-              <w:t xml:space="preserve">Protected Resource </w:t>
-            </w:r>
-            <w:r>
-              <w:rPr>
-                <w:rFonts w:ascii="Calibri" w:hAnsi="Calibri" w:cs="Calibri"/>
-                <w:sz w:val="22"/>
-                <w:szCs w:val="22"/>
-              </w:rPr>
-              <w:t>configuration</w:t>
+              <w:t>Protected Resource configuration</w:t>
             </w:r>
           </w:p>
         </w:tc>
@@ -27124,7 +28967,7 @@
     </w:tbl>
     <w:p>
       <w:pPr>
-        <w:divId w:val="2065519807"/>
+        <w:divId w:val="563375522"/>
         <w:rPr>
           <w:rFonts w:eastAsia="Times New Roman"/>
         </w:rPr>
@@ -27143,9 +28986,9 @@
 <file path=word/numbering.xml><?xml version="1.0" encoding="utf-8"?>
 <w:numbering xmlns:wpc="http://schemas.microsoft.com/office/word/2010/wordprocessingCanvas" xmlns:cx="http://schemas.microsoft.com/office/drawing/2014/chartex" xmlns:cx1="http://schemas.microsoft.com/office/drawing/2015/9/8/chartex" xmlns:cx2="http://schemas.microsoft.com/office/drawing/2015/10/21/chartex" xmlns:cx3="http://schemas.microsoft.com/office/drawing/2016/5/9/chartex" xmlns:cx4="http://schemas.microsoft.com/office/drawing/2016/5/10/chartex" xmlns:cx5="http://schemas.microsoft.com/office/drawing/2016/5/11/chartex" xmlns:cx6="http://schemas.microsoft.com/office/drawing/2016/5/12/chartex" xmlns:cx7="http://schemas.microsoft.com/office/drawing/2016/5/13/chartex" xmlns:cx8="http://schemas.microsoft.com/office/drawing/2016/5/14/chartex" xmlns:mc="http://schemas.openxmlformats.org/markup-compatibility/2006" xmlns:aink="http://schemas.microsoft.com/office/drawing/2016/ink" xmlns:am3d="http://schemas.microsoft.com/office/drawing/2017/model3d" xmlns:o="urn:schemas-microsoft-com:office:office" xmlns:oel="http://schemas.microsoft.com/office/2019/extlst" xmlns:r="http://schemas.openxmlformats.org/officeDocument/2006/relationships" xmlns:m="http://schemas.openxmlformats.org/officeDocument/2006/math" xmlns:v="urn:schemas-microsoft-com:vml" xmlns:wp14="http://schemas.microsoft.com/office/word/2010/wordprocessingDrawing" xmlns:wp="http://schemas.openxmlformats.org/drawingml/2006/wordprocessingDrawing" xmlns:w10="urn:schemas-microsoft-com:office:word" xmlns:w="http://schemas.openxmlformats.org/wordprocessingml/2006/main" xmlns:w14="http://schemas.microsoft.com/office/word/2010/wordml" xmlns:w15="http://schemas.microsoft.com/office/word/2012/wordml" xmlns:w16cei="http://schemas.microsoft.com/office/word/2026/wordml/cei" xmlns:w16cex="http://schemas.microsoft.com/office/word/2018/wordml/cex" xmlns:w16cid="http://schemas.microsoft.com/office/word/2016/wordml/cid" xmlns:w16="http://schemas.microsoft.com/office/word/2018/wordml" xmlns:w16du="http://schemas.microsoft.com/office/word/2023/wordml/word16du" xmlns:w16sdtdh="http://schemas.microsoft.com/office/word/2020/wordml/sdtdatahash" xmlns:w16sdtfl="http://schemas.microsoft.com/office/word/2024/wordml/sdtformatlock" xmlns:w16se="http://schemas.microsoft.com/office/word/2015/wordml/symex" xmlns:wpg="http://schemas.microsoft.com/office/word/2010/wordprocessingGroup" xmlns:wpi="http://schemas.microsoft.com/office/word/2010/wordprocessingInk" xmlns:wne="http://schemas.microsoft.com/office/word/2006/wordml" xmlns:wps="http://schemas.microsoft.com/office/word/2010/wordprocessingShape" mc:Ignorable="w14 w15 w16se w16cid w16 w16cex w16sdtdh w16sdtfl w16du wp14">
   <w:abstractNum w:abstractNumId="0" w15:restartNumberingAfterBreak="0">
-    <w:nsid w:val="08C81541"/>
+    <w:nsid w:val="00CB10CE"/>
     <w:multiLevelType w:val="multilevel"/>
-    <w:tmpl w:val="3FE45794"/>
+    <w:tmpl w:val="B742F9EC"/>
     <w:lvl w:ilvl="0">
       <w:start w:val="1"/>
       <w:numFmt w:val="bullet"/>
@@ -27292,9 +29135,9 @@
     </w:lvl>
   </w:abstractNum>
   <w:abstractNum w:abstractNumId="1" w15:restartNumberingAfterBreak="0">
-    <w:nsid w:val="12724B08"/>
+    <w:nsid w:val="02534E73"/>
     <w:multiLevelType w:val="multilevel"/>
-    <w:tmpl w:val="7ECCD30A"/>
+    <w:tmpl w:val="C4B6251A"/>
     <w:lvl w:ilvl="0">
       <w:start w:val="1"/>
       <w:numFmt w:val="bullet"/>
@@ -27441,9 +29284,9 @@
     </w:lvl>
   </w:abstractNum>
   <w:abstractNum w:abstractNumId="2" w15:restartNumberingAfterBreak="0">
-    <w:nsid w:val="1D462D05"/>
+    <w:nsid w:val="04B012C8"/>
     <w:multiLevelType w:val="multilevel"/>
-    <w:tmpl w:val="9A484960"/>
+    <w:tmpl w:val="90D85940"/>
     <w:lvl w:ilvl="0">
       <w:start w:val="1"/>
       <w:numFmt w:val="bullet"/>
@@ -27590,9 +29433,158 @@
     </w:lvl>
   </w:abstractNum>
   <w:abstractNum w:abstractNumId="3" w15:restartNumberingAfterBreak="0">
-    <w:nsid w:val="1F2B61E5"/>
+    <w:nsid w:val="0DAE09E1"/>
     <w:multiLevelType w:val="multilevel"/>
-    <w:tmpl w:val="9A6235DA"/>
+    <w:tmpl w:val="5C06EC8A"/>
+    <w:lvl w:ilvl="0">
+      <w:start w:val="1"/>
+      <w:numFmt w:val="bullet"/>
+      <w:lvlText w:val=""/>
+      <w:lvlJc w:val="left"/>
+      <w:pPr>
+        <w:tabs>
+          <w:tab w:val="num" w:pos="720"/>
+        </w:tabs>
+        <w:ind w:left="720" w:hanging="360"/>
+      </w:pPr>
+      <w:rPr>
+        <w:rFonts w:ascii="Symbol" w:hAnsi="Symbol" w:hint="default"/>
+        <w:sz w:val="20"/>
+      </w:rPr>
+    </w:lvl>
+    <w:lvl w:ilvl="1">
+      <w:start w:val="1"/>
+      <w:numFmt w:val="bullet"/>
+      <w:lvlText w:val="o"/>
+      <w:lvlJc w:val="left"/>
+      <w:pPr>
+        <w:tabs>
+          <w:tab w:val="num" w:pos="1440"/>
+        </w:tabs>
+        <w:ind w:left="1440" w:hanging="360"/>
+      </w:pPr>
+      <w:rPr>
+        <w:rFonts w:ascii="Courier New" w:hAnsi="Courier New" w:hint="default"/>
+        <w:sz w:val="20"/>
+      </w:rPr>
+    </w:lvl>
+    <w:lvl w:ilvl="2" w:tentative="1">
+      <w:start w:val="1"/>
+      <w:numFmt w:val="bullet"/>
+      <w:lvlText w:val=""/>
+      <w:lvlJc w:val="left"/>
+      <w:pPr>
+        <w:tabs>
+          <w:tab w:val="num" w:pos="2160"/>
+        </w:tabs>
+        <w:ind w:left="2160" w:hanging="360"/>
+      </w:pPr>
+      <w:rPr>
+        <w:rFonts w:ascii="Symbol" w:hAnsi="Symbol" w:hint="default"/>
+        <w:sz w:val="20"/>
+      </w:rPr>
+    </w:lvl>
+    <w:lvl w:ilvl="3" w:tentative="1">
+      <w:start w:val="1"/>
+      <w:numFmt w:val="bullet"/>
+      <w:lvlText w:val=""/>
+      <w:lvlJc w:val="left"/>
+      <w:pPr>
+        <w:tabs>
+          <w:tab w:val="num" w:pos="2880"/>
+        </w:tabs>
+        <w:ind w:left="2880" w:hanging="360"/>
+      </w:pPr>
+      <w:rPr>
+        <w:rFonts w:ascii="Symbol" w:hAnsi="Symbol" w:hint="default"/>
+        <w:sz w:val="20"/>
+      </w:rPr>
+    </w:lvl>
+    <w:lvl w:ilvl="4" w:tentative="1">
+      <w:start w:val="1"/>
+      <w:numFmt w:val="bullet"/>
+      <w:lvlText w:val=""/>
+      <w:lvlJc w:val="left"/>
+      <w:pPr>
+        <w:tabs>
+          <w:tab w:val="num" w:pos="3600"/>
+        </w:tabs>
+        <w:ind w:left="3600" w:hanging="360"/>
+      </w:pPr>
+      <w:rPr>
+        <w:rFonts w:ascii="Symbol" w:hAnsi="Symbol" w:hint="default"/>
+        <w:sz w:val="20"/>
+      </w:rPr>
+    </w:lvl>
+    <w:lvl w:ilvl="5" w:tentative="1">
+      <w:start w:val="1"/>
+      <w:numFmt w:val="bullet"/>
+      <w:lvlText w:val=""/>
+      <w:lvlJc w:val="left"/>
+      <w:pPr>
+        <w:tabs>
+          <w:tab w:val="num" w:pos="4320"/>
+        </w:tabs>
+        <w:ind w:left="4320" w:hanging="360"/>
+      </w:pPr>
+      <w:rPr>
+        <w:rFonts w:ascii="Symbol" w:hAnsi="Symbol" w:hint="default"/>
+        <w:sz w:val="20"/>
+      </w:rPr>
+    </w:lvl>
+    <w:lvl w:ilvl="6" w:tentative="1">
+      <w:start w:val="1"/>
+      <w:numFmt w:val="bullet"/>
+      <w:lvlText w:val=""/>
+      <w:lvlJc w:val="left"/>
+      <w:pPr>
+        <w:tabs>
+          <w:tab w:val="num" w:pos="5040"/>
+        </w:tabs>
+        <w:ind w:left="5040" w:hanging="360"/>
+      </w:pPr>
+      <w:rPr>
+        <w:rFonts w:ascii="Symbol" w:hAnsi="Symbol" w:hint="default"/>
+        <w:sz w:val="20"/>
+      </w:rPr>
+    </w:lvl>
+    <w:lvl w:ilvl="7" w:tentative="1">
+      <w:start w:val="1"/>
+      <w:numFmt w:val="bullet"/>
+      <w:lvlText w:val=""/>
+      <w:lvlJc w:val="left"/>
+      <w:pPr>
+        <w:tabs>
+          <w:tab w:val="num" w:pos="5760"/>
+        </w:tabs>
+        <w:ind w:left="5760" w:hanging="360"/>
+      </w:pPr>
+      <w:rPr>
+        <w:rFonts w:ascii="Symbol" w:hAnsi="Symbol" w:hint="default"/>
+        <w:sz w:val="20"/>
+      </w:rPr>
+    </w:lvl>
+    <w:lvl w:ilvl="8" w:tentative="1">
+      <w:start w:val="1"/>
+      <w:numFmt w:val="bullet"/>
+      <w:lvlText w:val=""/>
+      <w:lvlJc w:val="left"/>
+      <w:pPr>
+        <w:tabs>
+          <w:tab w:val="num" w:pos="6480"/>
+        </w:tabs>
+        <w:ind w:left="6480" w:hanging="360"/>
+      </w:pPr>
+      <w:rPr>
+        <w:rFonts w:ascii="Symbol" w:hAnsi="Symbol" w:hint="default"/>
+        <w:sz w:val="20"/>
+      </w:rPr>
+    </w:lvl>
+  </w:abstractNum>
+  <w:abstractNum w:abstractNumId="4" w15:restartNumberingAfterBreak="0">
+    <w:nsid w:val="1013518A"/>
+    <w:multiLevelType w:val="multilevel"/>
+    <w:tmpl w:val="BB785FBA"/>
     <w:lvl w:ilvl="0">
       <w:start w:val="1"/>
       <w:numFmt w:val="bullet"/>
@@ -27738,10 +29730,10 @@
       </w:rPr>
     </w:lvl>
   </w:abstractNum>
-  <w:abstractNum w:abstractNumId="4" w15:restartNumberingAfterBreak="0">
-    <w:nsid w:val="2CA56AF0"/>
+  <w:abstractNum w:abstractNumId="5" w15:restartNumberingAfterBreak="0">
+    <w:nsid w:val="26BF1EFB"/>
     <w:multiLevelType w:val="multilevel"/>
-    <w:tmpl w:val="8474F468"/>
+    <w:tmpl w:val="7DDCCAA2"/>
     <w:lvl w:ilvl="0">
       <w:start w:val="1"/>
       <w:numFmt w:val="bullet"/>
@@ -27887,123 +29879,10 @@
       </w:rPr>
     </w:lvl>
   </w:abstractNum>
-  <w:abstractNum w:abstractNumId="5" w15:restartNumberingAfterBreak="0">
-    <w:nsid w:val="2FC26FB4"/>
+  <w:abstractNum w:abstractNumId="6" w15:restartNumberingAfterBreak="0">
+    <w:nsid w:val="285919C5"/>
     <w:multiLevelType w:val="multilevel"/>
-    <w:tmpl w:val="146E48C0"/>
-    <w:lvl w:ilvl="0">
-      <w:start w:val="1"/>
-      <w:numFmt w:val="decimal"/>
-      <w:lvlText w:val="%1."/>
-      <w:lvlJc w:val="left"/>
-      <w:pPr>
-        <w:tabs>
-          <w:tab w:val="num" w:pos="720"/>
-        </w:tabs>
-        <w:ind w:left="720" w:hanging="360"/>
-      </w:pPr>
-    </w:lvl>
-    <w:lvl w:ilvl="1" w:tentative="1">
-      <w:start w:val="1"/>
-      <w:numFmt w:val="decimal"/>
-      <w:lvlText w:val="%2."/>
-      <w:lvlJc w:val="left"/>
-      <w:pPr>
-        <w:tabs>
-          <w:tab w:val="num" w:pos="1440"/>
-        </w:tabs>
-        <w:ind w:left="1440" w:hanging="360"/>
-      </w:pPr>
-    </w:lvl>
-    <w:lvl w:ilvl="2" w:tentative="1">
-      <w:start w:val="1"/>
-      <w:numFmt w:val="decimal"/>
-      <w:lvlText w:val="%3."/>
-      <w:lvlJc w:val="left"/>
-      <w:pPr>
-        <w:tabs>
-          <w:tab w:val="num" w:pos="2160"/>
-        </w:tabs>
-        <w:ind w:left="2160" w:hanging="360"/>
-      </w:pPr>
-    </w:lvl>
-    <w:lvl w:ilvl="3" w:tentative="1">
-      <w:start w:val="1"/>
-      <w:numFmt w:val="decimal"/>
-      <w:lvlText w:val="%4."/>
-      <w:lvlJc w:val="left"/>
-      <w:pPr>
-        <w:tabs>
-          <w:tab w:val="num" w:pos="2880"/>
-        </w:tabs>
-        <w:ind w:left="2880" w:hanging="360"/>
-      </w:pPr>
-    </w:lvl>
-    <w:lvl w:ilvl="4" w:tentative="1">
-      <w:start w:val="1"/>
-      <w:numFmt w:val="decimal"/>
-      <w:lvlText w:val="%5."/>
-      <w:lvlJc w:val="left"/>
-      <w:pPr>
-        <w:tabs>
-          <w:tab w:val="num" w:pos="3600"/>
-        </w:tabs>
-        <w:ind w:left="3600" w:hanging="360"/>
-      </w:pPr>
-    </w:lvl>
-    <w:lvl w:ilvl="5" w:tentative="1">
-      <w:start w:val="1"/>
-      <w:numFmt w:val="decimal"/>
-      <w:lvlText w:val="%6."/>
-      <w:lvlJc w:val="left"/>
-      <w:pPr>
-        <w:tabs>
-          <w:tab w:val="num" w:pos="4320"/>
-        </w:tabs>
-        <w:ind w:left="4320" w:hanging="360"/>
-      </w:pPr>
-    </w:lvl>
-    <w:lvl w:ilvl="6" w:tentative="1">
-      <w:start w:val="1"/>
-      <w:numFmt w:val="decimal"/>
-      <w:lvlText w:val="%7."/>
-      <w:lvlJc w:val="left"/>
-      <w:pPr>
-        <w:tabs>
-          <w:tab w:val="num" w:pos="5040"/>
-        </w:tabs>
-        <w:ind w:left="5040" w:hanging="360"/>
-      </w:pPr>
-    </w:lvl>
-    <w:lvl w:ilvl="7" w:tentative="1">
-      <w:start w:val="1"/>
-      <w:numFmt w:val="decimal"/>
-      <w:lvlText w:val="%8."/>
-      <w:lvlJc w:val="left"/>
-      <w:pPr>
-        <w:tabs>
-          <w:tab w:val="num" w:pos="5760"/>
-        </w:tabs>
-        <w:ind w:left="5760" w:hanging="360"/>
-      </w:pPr>
-    </w:lvl>
-    <w:lvl w:ilvl="8" w:tentative="1">
-      <w:start w:val="1"/>
-      <w:numFmt w:val="decimal"/>
-      <w:lvlText w:val="%9."/>
-      <w:lvlJc w:val="left"/>
-      <w:pPr>
-        <w:tabs>
-          <w:tab w:val="num" w:pos="6480"/>
-        </w:tabs>
-        <w:ind w:left="6480" w:hanging="360"/>
-      </w:pPr>
-    </w:lvl>
-  </w:abstractNum>
-  <w:abstractNum w:abstractNumId="6" w15:restartNumberingAfterBreak="0">
-    <w:nsid w:val="3284260C"/>
-    <w:multiLevelType w:val="multilevel"/>
-    <w:tmpl w:val="B9B86FA2"/>
+    <w:tmpl w:val="AF9C9124"/>
     <w:lvl w:ilvl="0">
       <w:start w:val="1"/>
       <w:numFmt w:val="bullet"/>
@@ -28150,9 +30029,9 @@
     </w:lvl>
   </w:abstractNum>
   <w:abstractNum w:abstractNumId="7" w15:restartNumberingAfterBreak="0">
-    <w:nsid w:val="3AC26BD0"/>
+    <w:nsid w:val="32E5470C"/>
     <w:multiLevelType w:val="multilevel"/>
-    <w:tmpl w:val="CB5E7472"/>
+    <w:tmpl w:val="C29C871A"/>
     <w:lvl w:ilvl="0">
       <w:start w:val="1"/>
       <w:numFmt w:val="bullet"/>
@@ -28299,9 +30178,9 @@
     </w:lvl>
   </w:abstractNum>
   <w:abstractNum w:abstractNumId="8" w15:restartNumberingAfterBreak="0">
-    <w:nsid w:val="41F5238D"/>
+    <w:nsid w:val="484533C4"/>
     <w:multiLevelType w:val="multilevel"/>
-    <w:tmpl w:val="44C83686"/>
+    <w:tmpl w:val="24AE76EC"/>
     <w:lvl w:ilvl="0">
       <w:start w:val="1"/>
       <w:numFmt w:val="bullet"/>
@@ -28448,9 +30327,9 @@
     </w:lvl>
   </w:abstractNum>
   <w:abstractNum w:abstractNumId="9" w15:restartNumberingAfterBreak="0">
-    <w:nsid w:val="4BFF321F"/>
+    <w:nsid w:val="4BD733D6"/>
     <w:multiLevelType w:val="multilevel"/>
-    <w:tmpl w:val="219007B6"/>
+    <w:tmpl w:val="CF6854DC"/>
     <w:lvl w:ilvl="0">
       <w:start w:val="1"/>
       <w:numFmt w:val="bullet"/>
@@ -28597,9 +30476,9 @@
     </w:lvl>
   </w:abstractNum>
   <w:abstractNum w:abstractNumId="10" w15:restartNumberingAfterBreak="0">
-    <w:nsid w:val="4E3E5F97"/>
+    <w:nsid w:val="4F1B063B"/>
     <w:multiLevelType w:val="multilevel"/>
-    <w:tmpl w:val="DED656E6"/>
+    <w:tmpl w:val="59A6B656"/>
     <w:lvl w:ilvl="0">
       <w:start w:val="1"/>
       <w:numFmt w:val="bullet"/>
@@ -28616,10 +30495,10 @@
         <w:sz w:val="20"/>
       </w:rPr>
     </w:lvl>
-    <w:lvl w:ilvl="1">
+    <w:lvl w:ilvl="1" w:tentative="1">
       <w:start w:val="1"/>
       <w:numFmt w:val="bullet"/>
-      <w:lvlText w:val="o"/>
+      <w:lvlText w:val=""/>
       <w:lvlJc w:val="left"/>
       <w:pPr>
         <w:tabs>
@@ -28628,7 +30507,7 @@
         <w:ind w:left="1440" w:hanging="360"/>
       </w:pPr>
       <w:rPr>
-        <w:rFonts w:ascii="Courier New" w:hAnsi="Courier New" w:hint="default"/>
+        <w:rFonts w:ascii="Symbol" w:hAnsi="Symbol" w:hint="default"/>
         <w:sz w:val="20"/>
       </w:rPr>
     </w:lvl>
@@ -28746,9 +30625,122 @@
     </w:lvl>
   </w:abstractNum>
   <w:abstractNum w:abstractNumId="11" w15:restartNumberingAfterBreak="0">
-    <w:nsid w:val="56442C6E"/>
+    <w:nsid w:val="5BCA1969"/>
     <w:multiLevelType w:val="multilevel"/>
-    <w:tmpl w:val="606A3336"/>
+    <w:tmpl w:val="30CEC478"/>
+    <w:lvl w:ilvl="0">
+      <w:start w:val="1"/>
+      <w:numFmt w:val="decimal"/>
+      <w:lvlText w:val="%1."/>
+      <w:lvlJc w:val="left"/>
+      <w:pPr>
+        <w:tabs>
+          <w:tab w:val="num" w:pos="720"/>
+        </w:tabs>
+        <w:ind w:left="720" w:hanging="360"/>
+      </w:pPr>
+    </w:lvl>
+    <w:lvl w:ilvl="1" w:tentative="1">
+      <w:start w:val="1"/>
+      <w:numFmt w:val="decimal"/>
+      <w:lvlText w:val="%2."/>
+      <w:lvlJc w:val="left"/>
+      <w:pPr>
+        <w:tabs>
+          <w:tab w:val="num" w:pos="1440"/>
+        </w:tabs>
+        <w:ind w:left="1440" w:hanging="360"/>
+      </w:pPr>
+    </w:lvl>
+    <w:lvl w:ilvl="2" w:tentative="1">
+      <w:start w:val="1"/>
+      <w:numFmt w:val="decimal"/>
+      <w:lvlText w:val="%3."/>
+      <w:lvlJc w:val="left"/>
+      <w:pPr>
+        <w:tabs>
+          <w:tab w:val="num" w:pos="2160"/>
+        </w:tabs>
+        <w:ind w:left="2160" w:hanging="360"/>
+      </w:pPr>
+    </w:lvl>
+    <w:lvl w:ilvl="3" w:tentative="1">
+      <w:start w:val="1"/>
+      <w:numFmt w:val="decimal"/>
+      <w:lvlText w:val="%4."/>
+      <w:lvlJc w:val="left"/>
+      <w:pPr>
+        <w:tabs>
+          <w:tab w:val="num" w:pos="2880"/>
+        </w:tabs>
+        <w:ind w:left="2880" w:hanging="360"/>
+      </w:pPr>
+    </w:lvl>
+    <w:lvl w:ilvl="4" w:tentative="1">
+      <w:start w:val="1"/>
+      <w:numFmt w:val="decimal"/>
+      <w:lvlText w:val="%5."/>
+      <w:lvlJc w:val="left"/>
+      <w:pPr>
+        <w:tabs>
+          <w:tab w:val="num" w:pos="3600"/>
+        </w:tabs>
+        <w:ind w:left="3600" w:hanging="360"/>
+      </w:pPr>
+    </w:lvl>
+    <w:lvl w:ilvl="5" w:tentative="1">
+      <w:start w:val="1"/>
+      <w:numFmt w:val="decimal"/>
+      <w:lvlText w:val="%6."/>
+      <w:lvlJc w:val="left"/>
+      <w:pPr>
+        <w:tabs>
+          <w:tab w:val="num" w:pos="4320"/>
+        </w:tabs>
+        <w:ind w:left="4320" w:hanging="360"/>
+      </w:pPr>
+    </w:lvl>
+    <w:lvl w:ilvl="6" w:tentative="1">
+      <w:start w:val="1"/>
+      <w:numFmt w:val="decimal"/>
+      <w:lvlText w:val="%7."/>
+      <w:lvlJc w:val="left"/>
+      <w:pPr>
+        <w:tabs>
+          <w:tab w:val="num" w:pos="5040"/>
+        </w:tabs>
+        <w:ind w:left="5040" w:hanging="360"/>
+      </w:pPr>
+    </w:lvl>
+    <w:lvl w:ilvl="7" w:tentative="1">
+      <w:start w:val="1"/>
+      <w:numFmt w:val="decimal"/>
+      <w:lvlText w:val="%8."/>
+      <w:lvlJc w:val="left"/>
+      <w:pPr>
+        <w:tabs>
+          <w:tab w:val="num" w:pos="5760"/>
+        </w:tabs>
+        <w:ind w:left="5760" w:hanging="360"/>
+      </w:pPr>
+    </w:lvl>
+    <w:lvl w:ilvl="8" w:tentative="1">
+      <w:start w:val="1"/>
+      <w:numFmt w:val="decimal"/>
+      <w:lvlText w:val="%9."/>
+      <w:lvlJc w:val="left"/>
+      <w:pPr>
+        <w:tabs>
+          <w:tab w:val="num" w:pos="6480"/>
+        </w:tabs>
+        <w:ind w:left="6480" w:hanging="360"/>
+      </w:pPr>
+    </w:lvl>
+  </w:abstractNum>
+  <w:abstractNum w:abstractNumId="12" w15:restartNumberingAfterBreak="0">
+    <w:nsid w:val="5F615E6D"/>
+    <w:multiLevelType w:val="multilevel"/>
+    <w:tmpl w:val="942E3EAC"/>
     <w:lvl w:ilvl="0">
       <w:start w:val="1"/>
       <w:numFmt w:val="bullet"/>
@@ -28894,10 +30886,10 @@
       </w:rPr>
     </w:lvl>
   </w:abstractNum>
-  <w:abstractNum w:abstractNumId="12" w15:restartNumberingAfterBreak="0">
-    <w:nsid w:val="5CC962F1"/>
+  <w:abstractNum w:abstractNumId="13" w15:restartNumberingAfterBreak="0">
+    <w:nsid w:val="62360E29"/>
     <w:multiLevelType w:val="multilevel"/>
-    <w:tmpl w:val="EAA42E4C"/>
+    <w:tmpl w:val="F96E8D2C"/>
     <w:lvl w:ilvl="0">
       <w:start w:val="1"/>
       <w:numFmt w:val="bullet"/>
@@ -29043,10 +31035,10 @@
       </w:rPr>
     </w:lvl>
   </w:abstractNum>
-  <w:abstractNum w:abstractNumId="13" w15:restartNumberingAfterBreak="0">
-    <w:nsid w:val="62D3011A"/>
+  <w:abstractNum w:abstractNumId="14" w15:restartNumberingAfterBreak="0">
+    <w:nsid w:val="66F348DE"/>
     <w:multiLevelType w:val="multilevel"/>
-    <w:tmpl w:val="D84C7FE0"/>
+    <w:tmpl w:val="8056CF74"/>
     <w:lvl w:ilvl="0">
       <w:start w:val="1"/>
       <w:numFmt w:val="bullet"/>
@@ -29192,10 +31184,10 @@
       </w:rPr>
     </w:lvl>
   </w:abstractNum>
-  <w:abstractNum w:abstractNumId="14" w15:restartNumberingAfterBreak="0">
-    <w:nsid w:val="642E0495"/>
+  <w:abstractNum w:abstractNumId="15" w15:restartNumberingAfterBreak="0">
+    <w:nsid w:val="683740A2"/>
     <w:multiLevelType w:val="multilevel"/>
-    <w:tmpl w:val="D3342B20"/>
+    <w:tmpl w:val="984657BC"/>
     <w:lvl w:ilvl="0">
       <w:start w:val="1"/>
       <w:numFmt w:val="bullet"/>
@@ -29341,10 +31333,10 @@
       </w:rPr>
     </w:lvl>
   </w:abstractNum>
-  <w:abstractNum w:abstractNumId="15" w15:restartNumberingAfterBreak="0">
-    <w:nsid w:val="69843B9B"/>
+  <w:abstractNum w:abstractNumId="16" w15:restartNumberingAfterBreak="0">
+    <w:nsid w:val="691A4FB4"/>
     <w:multiLevelType w:val="multilevel"/>
-    <w:tmpl w:val="AD18EC96"/>
+    <w:tmpl w:val="01184B98"/>
     <w:lvl w:ilvl="0">
       <w:start w:val="1"/>
       <w:numFmt w:val="bullet"/>
@@ -29490,10 +31482,10 @@
       </w:rPr>
     </w:lvl>
   </w:abstractNum>
-  <w:abstractNum w:abstractNumId="16" w15:restartNumberingAfterBreak="0">
-    <w:nsid w:val="6A992FD5"/>
+  <w:abstractNum w:abstractNumId="17" w15:restartNumberingAfterBreak="0">
+    <w:nsid w:val="6AEC36FE"/>
     <w:multiLevelType w:val="multilevel"/>
-    <w:tmpl w:val="85CC6D1C"/>
+    <w:tmpl w:val="E82A402E"/>
     <w:lvl w:ilvl="0">
       <w:start w:val="1"/>
       <w:numFmt w:val="bullet"/>
@@ -29639,10 +31631,10 @@
       </w:rPr>
     </w:lvl>
   </w:abstractNum>
-  <w:abstractNum w:abstractNumId="17" w15:restartNumberingAfterBreak="0">
-    <w:nsid w:val="7A7A71A9"/>
+  <w:abstractNum w:abstractNumId="18" w15:restartNumberingAfterBreak="0">
+    <w:nsid w:val="7ED3445F"/>
     <w:multiLevelType w:val="multilevel"/>
-    <w:tmpl w:val="6B8C47BE"/>
+    <w:tmpl w:val="89340B14"/>
     <w:lvl w:ilvl="0">
       <w:start w:val="1"/>
       <w:numFmt w:val="bullet"/>
@@ -29788,214 +31780,65 @@
       </w:rPr>
     </w:lvl>
   </w:abstractNum>
-  <w:abstractNum w:abstractNumId="18" w15:restartNumberingAfterBreak="0">
-    <w:nsid w:val="7AAB379F"/>
-    <w:multiLevelType w:val="multilevel"/>
-    <w:tmpl w:val="3CA4EACC"/>
-    <w:lvl w:ilvl="0">
-      <w:start w:val="1"/>
-      <w:numFmt w:val="bullet"/>
-      <w:lvlText w:val=""/>
-      <w:lvlJc w:val="left"/>
-      <w:pPr>
-        <w:tabs>
-          <w:tab w:val="num" w:pos="720"/>
-        </w:tabs>
-        <w:ind w:left="720" w:hanging="360"/>
-      </w:pPr>
-      <w:rPr>
-        <w:rFonts w:ascii="Symbol" w:hAnsi="Symbol" w:hint="default"/>
-        <w:sz w:val="20"/>
-      </w:rPr>
-    </w:lvl>
-    <w:lvl w:ilvl="1" w:tentative="1">
-      <w:start w:val="1"/>
-      <w:numFmt w:val="bullet"/>
-      <w:lvlText w:val=""/>
-      <w:lvlJc w:val="left"/>
-      <w:pPr>
-        <w:tabs>
-          <w:tab w:val="num" w:pos="1440"/>
-        </w:tabs>
-        <w:ind w:left="1440" w:hanging="360"/>
-      </w:pPr>
-      <w:rPr>
-        <w:rFonts w:ascii="Symbol" w:hAnsi="Symbol" w:hint="default"/>
-        <w:sz w:val="20"/>
-      </w:rPr>
-    </w:lvl>
-    <w:lvl w:ilvl="2" w:tentative="1">
-      <w:start w:val="1"/>
-      <w:numFmt w:val="bullet"/>
-      <w:lvlText w:val=""/>
-      <w:lvlJc w:val="left"/>
-      <w:pPr>
-        <w:tabs>
-          <w:tab w:val="num" w:pos="2160"/>
-        </w:tabs>
-        <w:ind w:left="2160" w:hanging="360"/>
-      </w:pPr>
-      <w:rPr>
-        <w:rFonts w:ascii="Symbol" w:hAnsi="Symbol" w:hint="default"/>
-        <w:sz w:val="20"/>
-      </w:rPr>
-    </w:lvl>
-    <w:lvl w:ilvl="3" w:tentative="1">
-      <w:start w:val="1"/>
-      <w:numFmt w:val="bullet"/>
-      <w:lvlText w:val=""/>
-      <w:lvlJc w:val="left"/>
-      <w:pPr>
-        <w:tabs>
-          <w:tab w:val="num" w:pos="2880"/>
-        </w:tabs>
-        <w:ind w:left="2880" w:hanging="360"/>
-      </w:pPr>
-      <w:rPr>
-        <w:rFonts w:ascii="Symbol" w:hAnsi="Symbol" w:hint="default"/>
-        <w:sz w:val="20"/>
-      </w:rPr>
-    </w:lvl>
-    <w:lvl w:ilvl="4" w:tentative="1">
-      <w:start w:val="1"/>
-      <w:numFmt w:val="bullet"/>
-      <w:lvlText w:val=""/>
-      <w:lvlJc w:val="left"/>
-      <w:pPr>
-        <w:tabs>
-          <w:tab w:val="num" w:pos="3600"/>
-        </w:tabs>
-        <w:ind w:left="3600" w:hanging="360"/>
-      </w:pPr>
-      <w:rPr>
-        <w:rFonts w:ascii="Symbol" w:hAnsi="Symbol" w:hint="default"/>
-        <w:sz w:val="20"/>
-      </w:rPr>
-    </w:lvl>
-    <w:lvl w:ilvl="5" w:tentative="1">
-      <w:start w:val="1"/>
-      <w:numFmt w:val="bullet"/>
-      <w:lvlText w:val=""/>
-      <w:lvlJc w:val="left"/>
-      <w:pPr>
-        <w:tabs>
-          <w:tab w:val="num" w:pos="4320"/>
-        </w:tabs>
-        <w:ind w:left="4320" w:hanging="360"/>
-      </w:pPr>
-      <w:rPr>
-        <w:rFonts w:ascii="Symbol" w:hAnsi="Symbol" w:hint="default"/>
-        <w:sz w:val="20"/>
-      </w:rPr>
-    </w:lvl>
-    <w:lvl w:ilvl="6" w:tentative="1">
-      <w:start w:val="1"/>
-      <w:numFmt w:val="bullet"/>
-      <w:lvlText w:val=""/>
-      <w:lvlJc w:val="left"/>
-      <w:pPr>
-        <w:tabs>
-          <w:tab w:val="num" w:pos="5040"/>
-        </w:tabs>
-        <w:ind w:left="5040" w:hanging="360"/>
-      </w:pPr>
-      <w:rPr>
-        <w:rFonts w:ascii="Symbol" w:hAnsi="Symbol" w:hint="default"/>
-        <w:sz w:val="20"/>
-      </w:rPr>
-    </w:lvl>
-    <w:lvl w:ilvl="7" w:tentative="1">
-      <w:start w:val="1"/>
-      <w:numFmt w:val="bullet"/>
-      <w:lvlText w:val=""/>
-      <w:lvlJc w:val="left"/>
-      <w:pPr>
-        <w:tabs>
-          <w:tab w:val="num" w:pos="5760"/>
-        </w:tabs>
-        <w:ind w:left="5760" w:hanging="360"/>
-      </w:pPr>
-      <w:rPr>
-        <w:rFonts w:ascii="Symbol" w:hAnsi="Symbol" w:hint="default"/>
-        <w:sz w:val="20"/>
-      </w:rPr>
-    </w:lvl>
-    <w:lvl w:ilvl="8" w:tentative="1">
-      <w:start w:val="1"/>
-      <w:numFmt w:val="bullet"/>
-      <w:lvlText w:val=""/>
-      <w:lvlJc w:val="left"/>
-      <w:pPr>
-        <w:tabs>
-          <w:tab w:val="num" w:pos="6480"/>
-        </w:tabs>
-        <w:ind w:left="6480" w:hanging="360"/>
-      </w:pPr>
-      <w:rPr>
-        <w:rFonts w:ascii="Symbol" w:hAnsi="Symbol" w:hint="default"/>
-        <w:sz w:val="20"/>
-      </w:rPr>
-    </w:lvl>
-  </w:abstractNum>
-  <w:num w:numId="1" w16cid:durableId="432477934">
+  <w:num w:numId="1" w16cid:durableId="229267506">
+    <w:abstractNumId w:val="3"/>
+  </w:num>
+  <w:num w:numId="2" w16cid:durableId="1515145987">
     <w:abstractNumId w:val="10"/>
   </w:num>
-  <w:num w:numId="2" w16cid:durableId="2073233803">
-    <w:abstractNumId w:val="14"/>
-  </w:num>
-  <w:num w:numId="3" w16cid:durableId="2077580339">
-    <w:abstractNumId w:val="11"/>
-  </w:num>
-  <w:num w:numId="4" w16cid:durableId="1686518200">
+  <w:num w:numId="3" w16cid:durableId="1909070358">
     <w:abstractNumId w:val="1"/>
   </w:num>
-  <w:num w:numId="5" w16cid:durableId="772747601">
+  <w:num w:numId="4" w16cid:durableId="1999722551">
+    <w:abstractNumId w:val="4"/>
+  </w:num>
+  <w:num w:numId="5" w16cid:durableId="1115753139">
     <w:abstractNumId w:val="16"/>
   </w:num>
-  <w:num w:numId="6" w16cid:durableId="1391342445">
-    <w:abstractNumId w:val="12"/>
+  <w:num w:numId="6" w16cid:durableId="1768115349">
+    <w:abstractNumId w:val="9"/>
   </w:num>
-  <w:num w:numId="7" w16cid:durableId="580480327">
-    <w:abstractNumId w:val="0"/>
+  <w:num w:numId="7" w16cid:durableId="1048725285">
+    <w:abstractNumId w:val="7"/>
   </w:num>
-  <w:num w:numId="8" w16cid:durableId="146359334">
-    <w:abstractNumId w:val="6"/>
+  <w:num w:numId="8" w16cid:durableId="842014022">
+    <w:abstractNumId w:val="15"/>
   </w:num>
-  <w:num w:numId="9" w16cid:durableId="660423567">
-    <w:abstractNumId w:val="5"/>
+  <w:num w:numId="9" w16cid:durableId="1726753091">
+    <w:abstractNumId w:val="11"/>
     <w:lvlOverride w:ilvl="0">
       <w:startOverride w:val="1"/>
     </w:lvlOverride>
   </w:num>
-  <w:num w:numId="10" w16cid:durableId="590697860">
+  <w:num w:numId="10" w16cid:durableId="662659291">
+    <w:abstractNumId w:val="13"/>
+  </w:num>
+  <w:num w:numId="11" w16cid:durableId="596599632">
+    <w:abstractNumId w:val="2"/>
+  </w:num>
+  <w:num w:numId="12" w16cid:durableId="1619796409">
+    <w:abstractNumId w:val="8"/>
+  </w:num>
+  <w:num w:numId="13" w16cid:durableId="1209145137">
+    <w:abstractNumId w:val="17"/>
+  </w:num>
+  <w:num w:numId="14" w16cid:durableId="1304001510">
+    <w:abstractNumId w:val="12"/>
+  </w:num>
+  <w:num w:numId="15" w16cid:durableId="745616684">
+    <w:abstractNumId w:val="0"/>
+  </w:num>
+  <w:num w:numId="16" w16cid:durableId="846404276">
+    <w:abstractNumId w:val="5"/>
+  </w:num>
+  <w:num w:numId="17" w16cid:durableId="1571698098">
+    <w:abstractNumId w:val="6"/>
+  </w:num>
+  <w:num w:numId="18" w16cid:durableId="487601477">
     <w:abstractNumId w:val="18"/>
   </w:num>
-  <w:num w:numId="11" w16cid:durableId="1697728594">
-    <w:abstractNumId w:val="17"/>
-  </w:num>
-  <w:num w:numId="12" w16cid:durableId="1801730559">
-    <w:abstractNumId w:val="7"/>
-  </w:num>
-  <w:num w:numId="13" w16cid:durableId="1663777830">
-    <w:abstractNumId w:val="4"/>
-  </w:num>
-  <w:num w:numId="14" w16cid:durableId="665205619">
-    <w:abstractNumId w:val="9"/>
-  </w:num>
-  <w:num w:numId="15" w16cid:durableId="174224436">
-    <w:abstractNumId w:val="13"/>
-  </w:num>
-  <w:num w:numId="16" w16cid:durableId="222253884">
-    <w:abstractNumId w:val="8"/>
-  </w:num>
-  <w:num w:numId="17" w16cid:durableId="1526596537">
-    <w:abstractNumId w:val="15"/>
-  </w:num>
-  <w:num w:numId="18" w16cid:durableId="792869341">
-    <w:abstractNumId w:val="3"/>
-  </w:num>
-  <w:num w:numId="19" w16cid:durableId="469247385">
-    <w:abstractNumId w:val="2"/>
+  <w:num w:numId="19" w16cid:durableId="623997590">
+    <w:abstractNumId w:val="14"/>
   </w:num>
   <w:numIdMacAtCleanup w:val="19"/>
 </w:numbering>
